--- a/docs/PANDUAN_IMPLEMENTASI_PUSKESMAS_AKUN_BARU_DAN_BACKUP.docx
+++ b/docs/PANDUAN_IMPLEMENTASI_PUSKESMAS_AKUN_BARU_DAN_BACKUP.docx
@@ -2,7 +2,7 @@
 <file path=word/document.xml><?xml version="1.0" encoding="utf-8"?>
 <w:document xmlns:w="http://schemas.openxmlformats.org/wordprocessingml/2006/main" xmlns:m="http://schemas.openxmlformats.org/officeDocument/2006/math" xmlns:r="http://schemas.openxmlformats.org/officeDocument/2006/relationships" xmlns:o="urn:schemas-microsoft-com:office:office" xmlns:v="urn:schemas-microsoft-com:vml" xmlns:w10="urn:schemas-microsoft-com:office:word" xmlns:a="http://schemas.openxmlformats.org/drawingml/2006/main" xmlns:pic="http://schemas.openxmlformats.org/drawingml/2006/picture" xmlns:wp="http://schemas.openxmlformats.org/drawingml/2006/wordprocessingDrawing">
   <w:body>
-    <w:bookmarkStart w:id="75" w:name="X454c0cdd588c5a0f06210bc2ce6056d9fe5cb2b"/>
+    <w:bookmarkStart w:id="78" w:name="X454c0cdd588c5a0f06210bc2ce6056d9fe5cb2b"/>
     <w:p>
       <w:pPr>
         <w:pStyle w:val="Heading1"/>
@@ -38,11 +38,13 @@
         <w:rPr>
           <w:rStyle w:val="VerbatimChar"/>
         </w:rPr>
-        <w:t xml:space="preserve">6.5.0-anonymous-filenames</w:t>
-      </w:r>
-      <w:r>
-        <w:br/>
-      </w:r>
+        <w:t xml:space="preserve">6.7.0-supporting-pdf-files</w:t>
+      </w:r>
+    </w:p>
+    <w:p>
+      <w:pPr>
+        <w:pStyle w:val="BodyText"/>
+      </w:pPr>
       <w:r>
         <w:rPr>
           <w:b/>
@@ -57,7 +59,7 @@
         <w:t xml:space="preserve">3 Oktober 2026</w:t>
       </w:r>
       <w:r>
-        <w:br/>
+        <w:t xml:space="preserve"> </w:t>
       </w:r>
       <w:r>
         <w:rPr>
@@ -81,7 +83,7 @@
       </w:r>
     </w:p>
     <w:bookmarkEnd w:id="20"/>
-    <w:bookmarkStart w:id="21" w:name="X0c7892a88ca7e789602c5340c5b43345df4f077"/>
+    <w:bookmarkStart w:id="22" w:name="X0c7892a88ca7e789602c5340c5b43345df4f077"/>
     <w:p>
       <w:pPr>
         <w:pStyle w:val="Heading2"/>
@@ -178,8 +180,147 @@
         <w:t xml:space="preserve">Panduan ini adalah prosedur instalasi baru. Jangan menyalin rahasia, password pepper, kunci bridge, sesi, atau berkas konfigurasi privat dari Puskesmas lain.</w:t>
       </w:r>
     </w:p>
+    <w:bookmarkStart w:id="21" w:name="catatan-penting-untuk-rilis-terbaru"/>
+    <w:p>
+      <w:pPr>
+        <w:pStyle w:val="Heading3"/>
+      </w:pPr>
+      <w:r>
+        <w:t xml:space="preserve">Catatan penting untuk rilis terbaru</w:t>
+      </w:r>
+    </w:p>
+    <w:p>
+      <w:pPr>
+        <w:pStyle w:val="FirstParagraph"/>
+      </w:pPr>
+      <w:r>
+        <w:t xml:space="preserve">Source saat ini menggunakan nama penyimpanan anonim</w:t>
+      </w:r>
+      <w:r>
+        <w:t xml:space="preserve"> </w:t>
+      </w:r>
+      <w:r>
+        <w:rPr>
+          <w:rStyle w:val="VerbatimChar"/>
+        </w:rPr>
+        <w:t xml:space="preserve">F1</w:t>
+      </w:r>
+      <w:r>
+        <w:t xml:space="preserve"> </w:t>
+      </w:r>
+      <w:r>
+        <w:t xml:space="preserve">berbasis HMAC dan</w:t>
+      </w:r>
+      <w:r>
+        <w:t xml:space="preserve"> </w:t>
+      </w:r>
+      <w:r>
+        <w:rPr>
+          <w:rStyle w:val="VerbatimChar"/>
+        </w:rPr>
+        <w:t xml:space="preserve">FILENAME_CODE_SECRET</w:t>
+      </w:r>
+      <w:r>
+        <w:t xml:space="preserve">. Rilis ini</w:t>
+      </w:r>
+      <w:r>
+        <w:t xml:space="preserve"> </w:t>
+      </w:r>
+      <w:r>
+        <w:rPr>
+          <w:b/>
+          <w:bCs/>
+        </w:rPr>
+        <w:t xml:space="preserve">tidak</w:t>
+      </w:r>
+      <w:r>
+        <w:t xml:space="preserve"> </w:t>
+      </w:r>
+      <w:r>
+        <w:t xml:space="preserve">memakai Cloud KMS, filename</w:t>
+      </w:r>
+      <w:r>
+        <w:t xml:space="preserve"> </w:t>
+      </w:r>
+      <w:r>
+        <w:rPr>
+          <w:rStyle w:val="VerbatimChar"/>
+        </w:rPr>
+        <w:t xml:space="preserve">E1</w:t>
+      </w:r>
+      <w:r>
+        <w:t xml:space="preserve">,</w:t>
+      </w:r>
+      <w:r>
+        <w:t xml:space="preserve"> </w:t>
+      </w:r>
+      <w:r>
+        <w:rPr>
+          <w:rStyle w:val="VerbatimChar"/>
+        </w:rPr>
+        <w:t xml:space="preserve">FILENAME_KMS_KEY_NAME</w:t>
+      </w:r>
+      <w:r>
+        <w:t xml:space="preserve">, scope</w:t>
+      </w:r>
+      <w:r>
+        <w:t xml:space="preserve"> </w:t>
+      </w:r>
+      <w:r>
+        <w:rPr>
+          <w:rStyle w:val="VerbatimChar"/>
+        </w:rPr>
+        <w:t xml:space="preserve">cloud-platform</w:t>
+      </w:r>
+      <w:r>
+        <w:t xml:space="preserve">, atau</w:t>
+      </w:r>
+      <w:r>
+        <w:t xml:space="preserve"> </w:t>
+      </w:r>
+      <w:r>
+        <w:rPr>
+          <w:rStyle w:val="VerbatimChar"/>
+        </w:rPr>
+        <w:t xml:space="preserve">FilenameCryptoService.gs</w:t>
+      </w:r>
+      <w:r>
+        <w:t xml:space="preserve">. Jika masih memiliki salinan panduan eksperimen KMS sebelumnya, jangan ikuti bagian tersebut untuk instalasi ini.</w:t>
+      </w:r>
+      <w:r>
+        <w:t xml:space="preserve"> </w:t>
+      </w:r>
+      <w:r>
+        <w:rPr>
+          <w:rStyle w:val="VerbatimChar"/>
+        </w:rPr>
+        <w:t xml:space="preserve">FILENAME_CODE_SECRET</w:t>
+      </w:r>
+      <w:r>
+        <w:t xml:space="preserve"> </w:t>
+      </w:r>
+      <w:r>
+        <w:t xml:space="preserve">dibuat otomatis oleh</w:t>
+      </w:r>
+      <w:r>
+        <w:t xml:space="preserve"> </w:t>
+      </w:r>
+      <w:r>
+        <w:rPr>
+          <w:rStyle w:val="VerbatimChar"/>
+        </w:rPr>
+        <w:t xml:space="preserve">setupApplication()</w:t>
+      </w:r>
+      <w:r>
+        <w:t xml:space="preserve"> </w:t>
+      </w:r>
+      <w:r>
+        <w:t xml:space="preserve">dan tidak boleh disalin dari Puskesmas lain.</w:t>
+      </w:r>
+    </w:p>
     <w:bookmarkEnd w:id="21"/>
-    <w:bookmarkStart w:id="22" w:name="X221983f82b9b75e083233a2a3f0d89f68894d5c"/>
+    <w:bookmarkEnd w:id="22"/>
+    <w:bookmarkStart w:id="23" w:name="X221983f82b9b75e083233a2a3f0d89f68894d5c"/>
     <w:p>
       <w:pPr>
         <w:pStyle w:val="Heading2"/>
@@ -393,8 +534,8 @@
         <w:t xml:space="preserve">melalui browser dan masuk memakai username/password aplikasi.</w:t>
       </w:r>
     </w:p>
-    <w:bookmarkEnd w:id="22"/>
-    <w:bookmarkStart w:id="23" w:name="X5e982043a01247dcb1be11b8ea9cb57fc1d483f"/>
+    <w:bookmarkEnd w:id="23"/>
+    <w:bookmarkStart w:id="24" w:name="X5e982043a01247dcb1be11b8ea9cb57fc1d483f"/>
     <w:p>
       <w:pPr>
         <w:pStyle w:val="Heading2"/>
@@ -745,8 +886,8 @@
         <w:t xml:space="preserve">, chat, atau Git.</w:t>
       </w:r>
     </w:p>
-    <w:bookmarkEnd w:id="23"/>
-    <w:bookmarkStart w:id="24" w:name="X49b118d45fb4ba287d70b512f0278d85f1a02a7"/>
+    <w:bookmarkEnd w:id="24"/>
+    <w:bookmarkStart w:id="25" w:name="X49b118d45fb4ba287d70b512f0278d85f1a02a7"/>
     <w:p>
       <w:pPr>
         <w:pStyle w:val="Heading2"/>
@@ -932,7 +1073,7 @@
         <w:pStyle w:val="BodyText"/>
       </w:pPr>
       <w:r>
-        <w:t xml:space="preserve">Nama fisik pada kedua Drive menggunakan kode anonim stabil (</w:t>
+        <w:t xml:space="preserve">Nama fisik pada kedua Drive menggunakan kode anonim HMAC (</w:t>
       </w:r>
       <w:r>
         <w:rPr>
@@ -953,6 +1094,18 @@
         <w:t xml:space="preserve">DICOM_F1&lt;KODE&gt;[_NNN].dcm</w:t>
       </w:r>
       <w:r>
+        <w:t xml:space="preserve">,</w:t>
+      </w:r>
+      <w:r>
+        <w:t xml:space="preserve"> </w:t>
+      </w:r>
+      <w:r>
+        <w:rPr>
+          <w:rStyle w:val="VerbatimChar"/>
+        </w:rPr>
+        <w:t xml:space="preserve">KLAIM_F1&lt;KODE&gt;_vNNN.pdf</w:t>
+      </w:r>
+      <w:r>
         <w:t xml:space="preserve">, dan</w:t>
       </w:r>
       <w:r>
@@ -962,40 +1115,25 @@
         <w:rPr>
           <w:rStyle w:val="VerbatimChar"/>
         </w:rPr>
-        <w:t xml:space="preserve">KLAIM_F1&lt;KODE&gt;[_vNNN].pdf</w:t>
-      </w:r>
-      <w:r>
-        <w:t xml:space="preserve">). Spreadsheet database privat menyimpan nama logis/asli, nama fisik anonim, serta URL file primer dan backup. Rahasia</w:t>
-      </w:r>
-      <w:r>
-        <w:t xml:space="preserve"> </w:t>
-      </w:r>
-      <w:r>
-        <w:rPr>
-          <w:rStyle w:val="VerbatimChar"/>
-        </w:rPr>
-        <w:t xml:space="preserve">FILENAME_CODE_SECRET</w:t>
-      </w:r>
-      <w:r>
-        <w:t xml:space="preserve"> </w:t>
-      </w:r>
-      <w:r>
-        <w:t xml:space="preserve">dibuat sekali oleh</w:t>
-      </w:r>
-      <w:r>
-        <w:t xml:space="preserve"> </w:t>
-      </w:r>
-      <w:r>
-        <w:rPr>
-          <w:rStyle w:val="VerbatimChar"/>
-        </w:rPr>
-        <w:t xml:space="preserve">setupApplication()</w:t>
-      </w:r>
-      <w:r>
-        <w:t xml:space="preserve"> </w:t>
-      </w:r>
-      <w:r>
-        <w:t xml:space="preserve">dan tidak boleh diganti atau dihapus tanpa migrasi terkontrol.</w:t>
+        <w:t xml:space="preserve">KLAIM_F1&lt;KODE&gt;.pdf</w:t>
+      </w:r>
+      <w:r>
+        <w:t xml:space="preserve">). Spreadsheet privat menyimpan nama logis, nama fisik anonim, dan URL file untuk rekonstruksi nama asli. Kode</w:t>
+      </w:r>
+      <w:r>
+        <w:t xml:space="preserve"> </w:t>
+      </w:r>
+      <w:r>
+        <w:rPr>
+          <w:rStyle w:val="VerbatimChar"/>
+        </w:rPr>
+        <w:t xml:space="preserve">F1</w:t>
+      </w:r>
+      <w:r>
+        <w:t xml:space="preserve"> </w:t>
+      </w:r>
+      <w:r>
+        <w:t xml:space="preserve">tidak dapat didekripsi; rekonstruksi bergantung pada mapping database privat.</w:t>
       </w:r>
     </w:p>
     <w:p>
@@ -1079,7 +1217,7 @@
         </w:numPr>
       </w:pPr>
       <w:r>
-        <w:t xml:space="preserve">seluruh foto dokumen pendukung selain yang masuk ke PDF;</w:t>
+        <w:t xml:space="preserve">file PDF asli dan foto dokumen pendukung selain halaman/gambar yang sudah dimasukkan ke PDF klaim;</w:t>
       </w:r>
     </w:p>
     <w:p>
@@ -1138,8 +1276,8 @@
         <w:t xml:space="preserve">Karena itu, akun backup adalah lokasi salinan data penting, bukan hot standby. Untuk pemulihan penuh, institusi tetap memerlukan SOP snapshot database, source versi rilis, konfigurasi terenkripsi, dan uji pemulihan berkala. Jangan menganggap folder backup saja cukup untuk membangun kembali aplikasi.</w:t>
       </w:r>
     </w:p>
-    <w:bookmarkEnd w:id="24"/>
-    <w:bookmarkStart w:id="28" w:name="X498394a2e0881ff44ee491b3dc1e464161c9a0f"/>
+    <w:bookmarkEnd w:id="25"/>
+    <w:bookmarkStart w:id="29" w:name="X498394a2e0881ff44ee491b3dc1e464161c9a0f"/>
     <w:p>
       <w:pPr>
         <w:pStyle w:val="Heading2"/>
@@ -1156,7 +1294,7 @@
         <w:t xml:space="preserve">Siapkan dan catat:</w:t>
       </w:r>
     </w:p>
-    <w:bookmarkStart w:id="25" w:name="Xeee76b120ac6e1e713936f91a0ae37f0573b5fa"/>
+    <w:bookmarkStart w:id="26" w:name="Xeee76b120ac6e1e713936f91a0ae37f0573b5fa"/>
     <w:p>
       <w:pPr>
         <w:pStyle w:val="Heading3"/>
@@ -1252,8 +1390,8 @@
         <w:t xml:space="preserve">versi rilis tersedia.</w:t>
       </w:r>
     </w:p>
-    <w:bookmarkEnd w:id="25"/>
-    <w:bookmarkStart w:id="26" w:name="Xb3520ef771596a7100fa3687bfc810818302d83"/>
+    <w:bookmarkEnd w:id="26"/>
+    <w:bookmarkStart w:id="27" w:name="Xb3520ef771596a7100fa3687bfc810818302d83"/>
     <w:p>
       <w:pPr>
         <w:pStyle w:val="Heading3"/>
@@ -1319,6 +1457,33 @@
         </w:numPr>
       </w:pPr>
       <w:r>
+        <w:t xml:space="preserve">Browser PC dan ponsel dapat mengakses</w:t>
+      </w:r>
+      <w:r>
+        <w:t xml:space="preserve"> </w:t>
+      </w:r>
+      <w:r>
+        <w:rPr>
+          <w:rStyle w:val="VerbatimChar"/>
+        </w:rPr>
+        <w:t xml:space="preserve">cdnjs.cloudflare.com</w:t>
+      </w:r>
+      <w:r>
+        <w:t xml:space="preserve"> </w:t>
+      </w:r>
+      <w:r>
+        <w:t xml:space="preserve">untuk memuat PDF.js ketika pengguna memilih PDF pendukung.</w:t>
+      </w:r>
+    </w:p>
+    <w:p>
+      <w:pPr>
+        <w:pStyle w:val="Compact"/>
+        <w:numPr>
+          <w:ilvl w:val="0"/>
+          <w:numId w:val="1015"/>
+        </w:numPr>
+      </w:pPr>
+      <w:r>
         <w:t xml:space="preserve">Python tersedia dan dapat dipanggil dengan perintah</w:t>
       </w:r>
       <w:r>
@@ -1339,15 +1504,15 @@
         <w:pStyle w:val="Compact"/>
         <w:numPr>
           <w:ilvl w:val="0"/>
-          <w:numId w:val="1015"/>
+          <w:numId w:val="1016"/>
         </w:numPr>
       </w:pPr>
       <w:r>
         <w:t xml:space="preserve">Akun Windows khusus/terkendali tersedia untuk menjalankan bridge.</w:t>
       </w:r>
     </w:p>
-    <w:bookmarkEnd w:id="26"/>
-    <w:bookmarkStart w:id="27" w:name="X7b1d790260cf6ebb144b484694c9256c7025469"/>
+    <w:bookmarkEnd w:id="27"/>
+    <w:bookmarkStart w:id="28" w:name="X7b1d790260cf6ebb144b484694c9256c7025469"/>
     <w:p>
       <w:pPr>
         <w:pStyle w:val="Heading3"/>
@@ -1587,9 +1752,9 @@
         <w:t xml:space="preserve">Jika alat tidak mendukung DICOM Send/PACS, alur OrthancBridge tidak dapat digunakan tanpa metode ekspor lain yang disetujui.</w:t>
       </w:r>
     </w:p>
-    <w:bookmarkEnd w:id="27"/>
     <w:bookmarkEnd w:id="28"/>
-    <w:bookmarkStart w:id="31" w:name="X552ee4f77b48a7d07a14b8c4d1c1f9305be889b"/>
+    <w:bookmarkEnd w:id="29"/>
+    <w:bookmarkStart w:id="32" w:name="X552ee4f77b48a7d07a14b8c4d1c1f9305be889b"/>
     <w:p>
       <w:pPr>
         <w:pStyle w:val="Heading2"/>
@@ -1598,7 +1763,7 @@
         <w:t xml:space="preserve">6. Fase A — Persiapan akun operasional dan akun backup</w:t>
       </w:r>
     </w:p>
-    <w:bookmarkStart w:id="29" w:name="X4f8b9b519a5f5a1fc3e773f7d8ed5bbec8337cb"/>
+    <w:bookmarkStart w:id="30" w:name="X4f8b9b519a5f5a1fc3e773f7d8ed5bbec8337cb"/>
     <w:p>
       <w:pPr>
         <w:pStyle w:val="Heading3"/>
@@ -1612,7 +1777,7 @@
         <w:pStyle w:val="Compact"/>
         <w:numPr>
           <w:ilvl w:val="0"/>
-          <w:numId w:val="1016"/>
+          <w:numId w:val="1017"/>
         </w:numPr>
       </w:pPr>
       <w:r>
@@ -1624,7 +1789,7 @@
         <w:pStyle w:val="Compact"/>
         <w:numPr>
           <w:ilvl w:val="0"/>
-          <w:numId w:val="1016"/>
+          <w:numId w:val="1017"/>
         </w:numPr>
       </w:pPr>
       <w:r>
@@ -1636,7 +1801,7 @@
         <w:pStyle w:val="Compact"/>
         <w:numPr>
           <w:ilvl w:val="0"/>
-          <w:numId w:val="1016"/>
+          <w:numId w:val="1017"/>
         </w:numPr>
       </w:pPr>
       <w:r>
@@ -1648,7 +1813,7 @@
         <w:pStyle w:val="Compact"/>
         <w:numPr>
           <w:ilvl w:val="0"/>
-          <w:numId w:val="1016"/>
+          <w:numId w:val="1017"/>
         </w:numPr>
       </w:pPr>
       <w:r>
@@ -1687,8 +1852,8 @@
         <w:t xml:space="preserve">kepada akun yang menjalankan setup pertama. Karena itu, pemeriksaan akun aktif sebelum menjalankan setup adalah langkah wajib.</w:t>
       </w:r>
     </w:p>
-    <w:bookmarkEnd w:id="29"/>
-    <w:bookmarkStart w:id="30" w:name="langkah-a2--buat-folder-di-akun-backup"/>
+    <w:bookmarkEnd w:id="30"/>
+    <w:bookmarkStart w:id="31" w:name="langkah-a2--buat-folder-di-akun-backup"/>
     <w:p>
       <w:pPr>
         <w:pStyle w:val="Heading3"/>
@@ -1701,7 +1866,7 @@
       <w:pPr>
         <w:numPr>
           <w:ilvl w:val="0"/>
-          <w:numId w:val="1017"/>
+          <w:numId w:val="1018"/>
         </w:numPr>
       </w:pPr>
       <w:r>
@@ -1712,7 +1877,7 @@
       <w:pPr>
         <w:numPr>
           <w:ilvl w:val="0"/>
-          <w:numId w:val="1017"/>
+          <w:numId w:val="1018"/>
         </w:numPr>
       </w:pPr>
       <w:r>
@@ -1738,7 +1903,7 @@
       <w:pPr>
         <w:numPr>
           <w:ilvl w:val="0"/>
-          <w:numId w:val="1017"/>
+          <w:numId w:val="1018"/>
         </w:numPr>
       </w:pPr>
       <w:r>
@@ -1778,7 +1943,7 @@
       <w:pPr>
         <w:numPr>
           <w:ilvl w:val="0"/>
-          <w:numId w:val="1017"/>
+          <w:numId w:val="1018"/>
         </w:numPr>
       </w:pPr>
       <w:r>
@@ -1802,7 +1967,7 @@
       <w:pPr>
         <w:numPr>
           <w:ilvl w:val="0"/>
-          <w:numId w:val="1017"/>
+          <w:numId w:val="1018"/>
         </w:numPr>
       </w:pPr>
       <w:r>
@@ -1813,7 +1978,7 @@
       <w:pPr>
         <w:numPr>
           <w:ilvl w:val="0"/>
-          <w:numId w:val="1017"/>
+          <w:numId w:val="1018"/>
         </w:numPr>
       </w:pPr>
       <w:r>
@@ -1839,7 +2004,7 @@
       <w:pPr>
         <w:numPr>
           <w:ilvl w:val="0"/>
-          <w:numId w:val="1017"/>
+          <w:numId w:val="1018"/>
         </w:numPr>
       </w:pPr>
       <w:r>
@@ -1869,9 +2034,9 @@
         <w:t xml:space="preserve">Koneksi antarakun dalam desain ini menggunakan izin folder. Tidak diperlukan password akun backup, OAuth client secret, atau service-account JSON.</w:t>
       </w:r>
     </w:p>
-    <w:bookmarkEnd w:id="30"/>
     <w:bookmarkEnd w:id="31"/>
-    <w:bookmarkStart w:id="38" w:name="Xb1719da16616eebd289fe0aceedeb94c71a0568"/>
+    <w:bookmarkEnd w:id="32"/>
+    <w:bookmarkStart w:id="39" w:name="Xb1719da16616eebd289fe0aceedeb94c71a0568"/>
     <w:p>
       <w:pPr>
         <w:pStyle w:val="Heading2"/>
@@ -1880,7 +2045,7 @@
         <w:t xml:space="preserve">7. Fase B — Membuat Apps Script pada akun Puskesmas</w:t>
       </w:r>
     </w:p>
-    <w:bookmarkStart w:id="32" w:name="X86c124289e0c35db1f526edfaaf492e022c5b59"/>
+    <w:bookmarkStart w:id="33" w:name="X86c124289e0c35db1f526edfaaf492e022c5b59"/>
     <w:p>
       <w:pPr>
         <w:pStyle w:val="Heading3"/>
@@ -2080,8 +2245,8 @@
         <w:t xml:space="preserve">pertama. Setup yang dijalankan ulang tidak menimpa baris fasilitas atau setting yang sudah ada.</w:t>
       </w:r>
     </w:p>
-    <w:bookmarkEnd w:id="32"/>
-    <w:bookmarkStart w:id="33" w:name="langkah-b2--buat-proyek-apps-script-baru"/>
+    <w:bookmarkEnd w:id="33"/>
+    <w:bookmarkStart w:id="34" w:name="langkah-b2--buat-proyek-apps-script-baru"/>
     <w:p>
       <w:pPr>
         <w:pStyle w:val="Heading3"/>
@@ -2095,7 +2260,7 @@
         <w:pStyle w:val="Compact"/>
         <w:numPr>
           <w:ilvl w:val="0"/>
-          <w:numId w:val="1018"/>
+          <w:numId w:val="1019"/>
         </w:numPr>
       </w:pPr>
       <w:r>
@@ -2119,7 +2284,7 @@
         <w:pStyle w:val="Compact"/>
         <w:numPr>
           <w:ilvl w:val="0"/>
-          <w:numId w:val="1018"/>
+          <w:numId w:val="1019"/>
         </w:numPr>
       </w:pPr>
       <w:r>
@@ -2144,7 +2309,7 @@
         <w:pStyle w:val="Compact"/>
         <w:numPr>
           <w:ilvl w:val="0"/>
-          <w:numId w:val="1018"/>
+          <w:numId w:val="1019"/>
         </w:numPr>
       </w:pPr>
       <w:r>
@@ -2168,7 +2333,7 @@
         <w:pStyle w:val="Compact"/>
         <w:numPr>
           <w:ilvl w:val="0"/>
-          <w:numId w:val="1018"/>
+          <w:numId w:val="1019"/>
         </w:numPr>
       </w:pPr>
       <w:r>
@@ -2193,7 +2358,7 @@
         <w:pStyle w:val="Compact"/>
         <w:numPr>
           <w:ilvl w:val="0"/>
-          <w:numId w:val="1018"/>
+          <w:numId w:val="1019"/>
         </w:numPr>
       </w:pPr>
       <w:r>
@@ -2218,15 +2383,15 @@
         <w:pStyle w:val="Compact"/>
         <w:numPr>
           <w:ilvl w:val="0"/>
-          <w:numId w:val="1018"/>
+          <w:numId w:val="1019"/>
         </w:numPr>
       </w:pPr>
       <w:r>
         <w:t xml:space="preserve">Atur timezone proyek sesuai lokasi Puskesmas.</w:t>
       </w:r>
     </w:p>
-    <w:bookmarkEnd w:id="33"/>
-    <w:bookmarkStart w:id="34" w:name="langkah-b3--salin-source-secara-lengkap"/>
+    <w:bookmarkEnd w:id="34"/>
+    <w:bookmarkStart w:id="35" w:name="langkah-b3--salin-source-secara-lengkap"/>
     <w:p>
       <w:pPr>
         <w:pStyle w:val="Heading3"/>
@@ -2240,7 +2405,7 @@
         <w:pStyle w:val="Compact"/>
         <w:numPr>
           <w:ilvl w:val="0"/>
-          <w:numId w:val="1019"/>
+          <w:numId w:val="1020"/>
         </w:numPr>
       </w:pPr>
       <w:r>
@@ -2306,7 +2471,7 @@
         <w:pStyle w:val="Compact"/>
         <w:numPr>
           <w:ilvl w:val="0"/>
-          <w:numId w:val="1019"/>
+          <w:numId w:val="1020"/>
         </w:numPr>
       </w:pPr>
       <w:r>
@@ -2318,7 +2483,7 @@
         <w:pStyle w:val="Compact"/>
         <w:numPr>
           <w:ilvl w:val="0"/>
-          <w:numId w:val="1019"/>
+          <w:numId w:val="1020"/>
         </w:numPr>
       </w:pPr>
       <w:r>
@@ -2393,7 +2558,7 @@
         <w:pStyle w:val="Compact"/>
         <w:numPr>
           <w:ilvl w:val="0"/>
-          <w:numId w:val="1019"/>
+          <w:numId w:val="1020"/>
         </w:numPr>
       </w:pPr>
       <w:r>
@@ -2420,7 +2585,7 @@
         <w:pStyle w:val="Compact"/>
         <w:numPr>
           <w:ilvl w:val="0"/>
-          <w:numId w:val="1019"/>
+          <w:numId w:val="1020"/>
         </w:numPr>
       </w:pPr>
       <w:r>
@@ -2447,7 +2612,7 @@
         <w:pStyle w:val="Compact"/>
         <w:numPr>
           <w:ilvl w:val="0"/>
-          <w:numId w:val="1019"/>
+          <w:numId w:val="1020"/>
         </w:numPr>
       </w:pPr>
       <w:r>
@@ -2498,8 +2663,8 @@
         <w:t xml:space="preserve">, log, password pepper, kunci bridge, atau data pasien dari instalasi lain.</w:t>
       </w:r>
     </w:p>
-    <w:bookmarkEnd w:id="34"/>
-    <w:bookmarkStart w:id="35" w:name="langkah-b4--tambahkan-id-folder-backup"/>
+    <w:bookmarkEnd w:id="35"/>
+    <w:bookmarkStart w:id="36" w:name="langkah-b4--tambahkan-id-folder-backup"/>
     <w:p>
       <w:pPr>
         <w:pStyle w:val="Heading3"/>
@@ -2520,7 +2685,7 @@
       <w:pPr>
         <w:numPr>
           <w:ilvl w:val="0"/>
-          <w:numId w:val="1020"/>
+          <w:numId w:val="1021"/>
         </w:numPr>
       </w:pPr>
       <w:r>
@@ -2544,7 +2709,7 @@
       <w:pPr>
         <w:numPr>
           <w:ilvl w:val="0"/>
-          <w:numId w:val="1020"/>
+          <w:numId w:val="1021"/>
         </w:numPr>
       </w:pPr>
       <w:r>
@@ -2583,15 +2748,15 @@
       <w:pPr>
         <w:numPr>
           <w:ilvl w:val="0"/>
-          <w:numId w:val="1020"/>
+          <w:numId w:val="1021"/>
         </w:numPr>
       </w:pPr>
       <w:r>
         <w:t xml:space="preserve">Periksa kembali agar yang ditempel hanya ID folder, bukan seluruh URL dan bukan ID folder Puskesmas lain.</w:t>
       </w:r>
     </w:p>
-    <w:bookmarkEnd w:id="35"/>
-    <w:bookmarkStart w:id="36" w:name="langkah-b5--jalankan-setup"/>
+    <w:bookmarkEnd w:id="36"/>
+    <w:bookmarkStart w:id="37" w:name="langkah-b5--jalankan-setup"/>
     <w:p>
       <w:pPr>
         <w:pStyle w:val="Heading3"/>
@@ -2604,7 +2769,7 @@
       <w:pPr>
         <w:numPr>
           <w:ilvl w:val="0"/>
-          <w:numId w:val="1021"/>
+          <w:numId w:val="1022"/>
         </w:numPr>
       </w:pPr>
       <w:r>
@@ -2615,7 +2780,7 @@
       <w:pPr>
         <w:numPr>
           <w:ilvl w:val="0"/>
-          <w:numId w:val="1021"/>
+          <w:numId w:val="1022"/>
         </w:numPr>
       </w:pPr>
       <w:r>
@@ -2638,7 +2803,7 @@
       <w:pPr>
         <w:numPr>
           <w:ilvl w:val="0"/>
-          <w:numId w:val="1021"/>
+          <w:numId w:val="1022"/>
         </w:numPr>
       </w:pPr>
       <w:r>
@@ -2662,7 +2827,7 @@
       <w:pPr>
         <w:numPr>
           <w:ilvl w:val="0"/>
-          <w:numId w:val="1021"/>
+          <w:numId w:val="1022"/>
         </w:numPr>
       </w:pPr>
       <w:r>
@@ -2673,7 +2838,7 @@
       <w:pPr>
         <w:numPr>
           <w:ilvl w:val="0"/>
-          <w:numId w:val="1021"/>
+          <w:numId w:val="1022"/>
         </w:numPr>
       </w:pPr>
       <w:r>
@@ -2684,7 +2849,7 @@
       <w:pPr>
         <w:numPr>
           <w:ilvl w:val="0"/>
-          <w:numId w:val="1021"/>
+          <w:numId w:val="1022"/>
         </w:numPr>
       </w:pPr>
       <w:r>
@@ -2696,7 +2861,7 @@
         <w:pStyle w:val="Compact"/>
         <w:numPr>
           <w:ilvl w:val="1"/>
-          <w:numId w:val="1022"/>
+          <w:numId w:val="1023"/>
         </w:numPr>
       </w:pPr>
       <w:r>
@@ -2718,7 +2883,7 @@
         <w:rPr>
           <w:rStyle w:val="VerbatimChar"/>
         </w:rPr>
-        <w:t xml:space="preserve">6.5.0-anonymous-filenames</w:t>
+        <w:t xml:space="preserve">6.7.0-supporting-pdf-files</w:t>
       </w:r>
       <w:r>
         <w:t xml:space="preserve">;</w:t>
@@ -2729,7 +2894,7 @@
         <w:pStyle w:val="Compact"/>
         <w:numPr>
           <w:ilvl w:val="1"/>
-          <w:numId w:val="1022"/>
+          <w:numId w:val="1023"/>
         </w:numPr>
       </w:pPr>
       <w:r>
@@ -2747,7 +2912,7 @@
         <w:pStyle w:val="Compact"/>
         <w:numPr>
           <w:ilvl w:val="1"/>
-          <w:numId w:val="1022"/>
+          <w:numId w:val="1023"/>
         </w:numPr>
       </w:pPr>
       <w:r>
@@ -2765,7 +2930,7 @@
         <w:pStyle w:val="Compact"/>
         <w:numPr>
           <w:ilvl w:val="1"/>
-          <w:numId w:val="1022"/>
+          <w:numId w:val="1023"/>
         </w:numPr>
       </w:pPr>
       <w:r>
@@ -2783,7 +2948,7 @@
         <w:pStyle w:val="Compact"/>
         <w:numPr>
           <w:ilvl w:val="1"/>
-          <w:numId w:val="1022"/>
+          <w:numId w:val="1023"/>
         </w:numPr>
       </w:pPr>
       <w:r>
@@ -2801,7 +2966,7 @@
         <w:pStyle w:val="Compact"/>
         <w:numPr>
           <w:ilvl w:val="1"/>
-          <w:numId w:val="1022"/>
+          <w:numId w:val="1023"/>
         </w:numPr>
       </w:pPr>
       <w:r>
@@ -2819,7 +2984,7 @@
         <w:pStyle w:val="Compact"/>
         <w:numPr>
           <w:ilvl w:val="1"/>
-          <w:numId w:val="1022"/>
+          <w:numId w:val="1023"/>
         </w:numPr>
       </w:pPr>
       <w:r>
@@ -2834,8 +2999,8 @@
         <w:t xml:space="preserve">Setup boleh dijalankan ulang pada proyek yang sama. Namun, bila ID folder/database yang sudah dikonfigurasi tidak dapat diakses, setup sengaja berhenti dan tidak membuat pengganti diam-diam.</w:t>
       </w:r>
     </w:p>
-    <w:bookmarkEnd w:id="36"/>
-    <w:bookmarkStart w:id="37" w:name="langkah-b6--verifikasi-hasil-setup"/>
+    <w:bookmarkEnd w:id="37"/>
+    <w:bookmarkStart w:id="38" w:name="langkah-b6--verifikasi-hasil-setup"/>
     <w:p>
       <w:pPr>
         <w:pStyle w:val="Heading3"/>
@@ -3037,12 +3202,39 @@
         <w:t xml:space="preserve">PASSWORD_PEPPER</w:t>
       </w:r>
       <w:r>
-        <w:t xml:space="preserve">, dan pengaturan autentikasi sudah terbentuk. Jangan menyalin nilai rahasia tersebut ke laporan atau chat.</w:t>
-      </w:r>
-    </w:p>
-    <w:bookmarkEnd w:id="37"/>
+        <w:t xml:space="preserve">,</w:t>
+      </w:r>
+      <w:r>
+        <w:t xml:space="preserve"> </w:t>
+      </w:r>
+      <w:r>
+        <w:rPr>
+          <w:rStyle w:val="VerbatimChar"/>
+        </w:rPr>
+        <w:t xml:space="preserve">FILENAME_CODE_SECRET</w:t>
+      </w:r>
+      <w:r>
+        <w:t xml:space="preserve">, dan pengaturan autentikasi sudah terbentuk. Jangan menyalin nilai rahasia tersebut ke laporan atau chat. Pastikan tidak ada kewajiban menambahkan</w:t>
+      </w:r>
+      <w:r>
+        <w:t xml:space="preserve"> </w:t>
+      </w:r>
+      <w:r>
+        <w:rPr>
+          <w:rStyle w:val="VerbatimChar"/>
+        </w:rPr>
+        <w:t xml:space="preserve">FILENAME_KMS_KEY_NAME</w:t>
+      </w:r>
+      <w:r>
+        <w:t xml:space="preserve"> </w:t>
+      </w:r>
+      <w:r>
+        <w:t xml:space="preserve">untuk source versi ini.</w:t>
+      </w:r>
+    </w:p>
     <w:bookmarkEnd w:id="38"/>
-    <w:bookmarkStart w:id="41" w:name="Xb62b0ac628fe7fc604e048e1f6946c2f506be01"/>
+    <w:bookmarkEnd w:id="39"/>
+    <w:bookmarkStart w:id="42" w:name="Xb62b0ac628fe7fc604e048e1f6946c2f506be01"/>
     <w:p>
       <w:pPr>
         <w:pStyle w:val="Heading2"/>
@@ -3051,7 +3243,7 @@
         <w:t xml:space="preserve">8. Fase C — Menghubungkan dan menguji akun backup</w:t>
       </w:r>
     </w:p>
-    <w:bookmarkStart w:id="39" w:name="langkah-c1--validasi-folder-backup"/>
+    <w:bookmarkStart w:id="40" w:name="langkah-c1--validasi-folder-backup"/>
     <w:p>
       <w:pPr>
         <w:pStyle w:val="Heading3"/>
@@ -3064,7 +3256,7 @@
       <w:pPr>
         <w:numPr>
           <w:ilvl w:val="0"/>
-          <w:numId w:val="1023"/>
+          <w:numId w:val="1024"/>
         </w:numPr>
       </w:pPr>
       <w:r>
@@ -3075,7 +3267,7 @@
       <w:pPr>
         <w:numPr>
           <w:ilvl w:val="0"/>
-          <w:numId w:val="1023"/>
+          <w:numId w:val="1024"/>
         </w:numPr>
       </w:pPr>
       <w:r>
@@ -3098,7 +3290,7 @@
       <w:pPr>
         <w:numPr>
           <w:ilvl w:val="0"/>
-          <w:numId w:val="1023"/>
+          <w:numId w:val="1024"/>
         </w:numPr>
       </w:pPr>
       <w:r>
@@ -3125,7 +3317,7 @@
       <w:pPr>
         <w:numPr>
           <w:ilvl w:val="0"/>
-          <w:numId w:val="1023"/>
+          <w:numId w:val="1024"/>
         </w:numPr>
       </w:pPr>
       <w:r>
@@ -3163,7 +3355,7 @@
       <w:pPr>
         <w:numPr>
           <w:ilvl w:val="0"/>
-          <w:numId w:val="1023"/>
+          <w:numId w:val="1024"/>
         </w:numPr>
       </w:pPr>
       <w:r>
@@ -3216,7 +3408,7 @@
       <w:pPr>
         <w:numPr>
           <w:ilvl w:val="0"/>
-          <w:numId w:val="1023"/>
+          <w:numId w:val="1024"/>
         </w:numPr>
       </w:pPr>
       <w:r>
@@ -3256,8 +3448,8 @@
         <w:t xml:space="preserve">. Menjadi Editor folder saja tidak membuat akun backup berhak menjalankan fungsi administrasi aplikasi.</w:t>
       </w:r>
     </w:p>
-    <w:bookmarkEnd w:id="39"/>
-    <w:bookmarkStart w:id="40" w:name="langkah-c2--verifikasi-setting"/>
+    <w:bookmarkEnd w:id="40"/>
+    <w:bookmarkStart w:id="41" w:name="langkah-c2--verifikasi-setting"/>
     <w:p>
       <w:pPr>
         <w:pStyle w:val="Heading3"/>
@@ -3305,9 +3497,9 @@
         <w:t xml:space="preserve">Jangan mengaktifkan backup sebelum folder dan izin antarakun berhasil divalidasi.</w:t>
       </w:r>
     </w:p>
-    <w:bookmarkEnd w:id="40"/>
     <w:bookmarkEnd w:id="41"/>
-    <w:bookmarkStart w:id="42" w:name="X46058f45c2c5617d26bde10d23b6a159769d6e5"/>
+    <w:bookmarkEnd w:id="42"/>
+    <w:bookmarkStart w:id="43" w:name="X46058f45c2c5617d26bde10d23b6a159769d6e5"/>
     <w:p>
       <w:pPr>
         <w:pStyle w:val="Heading2"/>
@@ -3321,7 +3513,7 @@
         <w:pStyle w:val="Compact"/>
         <w:numPr>
           <w:ilvl w:val="0"/>
-          <w:numId w:val="1024"/>
+          <w:numId w:val="1025"/>
         </w:numPr>
       </w:pPr>
       <w:r>
@@ -3346,7 +3538,7 @@
         <w:pStyle w:val="Compact"/>
         <w:numPr>
           <w:ilvl w:val="0"/>
-          <w:numId w:val="1024"/>
+          <w:numId w:val="1025"/>
         </w:numPr>
       </w:pPr>
       <w:r>
@@ -3371,7 +3563,7 @@
         <w:pStyle w:val="Compact"/>
         <w:numPr>
           <w:ilvl w:val="0"/>
-          <w:numId w:val="1024"/>
+          <w:numId w:val="1025"/>
         </w:numPr>
       </w:pPr>
       <w:r>
@@ -3384,7 +3576,7 @@
         <w:rPr>
           <w:rStyle w:val="VerbatimChar"/>
         </w:rPr>
-        <w:t xml:space="preserve">Instalasi awal Puskesmas &lt;Nama&gt; - 6.5.0</w:t>
+        <w:t xml:space="preserve">Instalasi awal Puskesmas &lt;Nama&gt; - 6.7.0</w:t>
       </w:r>
       <w:r>
         <w:t xml:space="preserve">.</w:t>
@@ -3395,7 +3587,7 @@
         <w:pStyle w:val="Compact"/>
         <w:numPr>
           <w:ilvl w:val="0"/>
-          <w:numId w:val="1024"/>
+          <w:numId w:val="1025"/>
         </w:numPr>
       </w:pPr>
       <w:r>
@@ -3420,7 +3612,7 @@
         <w:pStyle w:val="Compact"/>
         <w:numPr>
           <w:ilvl w:val="0"/>
-          <w:numId w:val="1024"/>
+          <w:numId w:val="1025"/>
         </w:numPr>
       </w:pPr>
       <w:r>
@@ -3461,7 +3653,7 @@
         <w:pStyle w:val="Compact"/>
         <w:numPr>
           <w:ilvl w:val="0"/>
-          <w:numId w:val="1024"/>
+          <w:numId w:val="1025"/>
         </w:numPr>
       </w:pPr>
       <w:r>
@@ -3489,7 +3681,7 @@
         <w:pStyle w:val="Compact"/>
         <w:numPr>
           <w:ilvl w:val="0"/>
-          <w:numId w:val="1024"/>
+          <w:numId w:val="1025"/>
         </w:numPr>
       </w:pPr>
       <w:r>
@@ -3513,7 +3705,7 @@
         <w:pStyle w:val="Compact"/>
         <w:numPr>
           <w:ilvl w:val="0"/>
-          <w:numId w:val="1024"/>
+          <w:numId w:val="1025"/>
         </w:numPr>
       </w:pPr>
       <w:r>
@@ -3582,8 +3774,8 @@
         <w:t xml:space="preserve">yang sedang digunakan.</w:t>
       </w:r>
     </w:p>
-    <w:bookmarkEnd w:id="42"/>
-    <w:bookmarkStart w:id="45" w:name="Xc11f8999974095978fea0e4ba84179536476487"/>
+    <w:bookmarkEnd w:id="43"/>
+    <w:bookmarkStart w:id="47" w:name="Xc11f8999974095978fea0e4ba84179536476487"/>
     <w:p>
       <w:pPr>
         <w:pStyle w:val="Heading2"/>
@@ -3592,7 +3784,7 @@
         <w:t xml:space="preserve">10. Fase E — Membuat administrator dan pengguna aplikasi</w:t>
       </w:r>
     </w:p>
-    <w:bookmarkStart w:id="43" w:name="langkah-e1--bootstrap-administrator"/>
+    <w:bookmarkStart w:id="44" w:name="langkah-e1--bootstrap-administrator"/>
     <w:p>
       <w:pPr>
         <w:pStyle w:val="Heading3"/>
@@ -3606,7 +3798,7 @@
         <w:pStyle w:val="Compact"/>
         <w:numPr>
           <w:ilvl w:val="0"/>
-          <w:numId w:val="1025"/>
+          <w:numId w:val="1026"/>
         </w:numPr>
       </w:pPr>
       <w:r>
@@ -3633,7 +3825,7 @@
         <w:pStyle w:val="Compact"/>
         <w:numPr>
           <w:ilvl w:val="0"/>
-          <w:numId w:val="1025"/>
+          <w:numId w:val="1026"/>
         </w:numPr>
       </w:pPr>
       <w:r>
@@ -3658,7 +3850,7 @@
         <w:pStyle w:val="Compact"/>
         <w:numPr>
           <w:ilvl w:val="0"/>
-          <w:numId w:val="1025"/>
+          <w:numId w:val="1026"/>
         </w:numPr>
       </w:pPr>
       <w:r>
@@ -3670,7 +3862,7 @@
         <w:pStyle w:val="Compact"/>
         <w:numPr>
           <w:ilvl w:val="0"/>
-          <w:numId w:val="1025"/>
+          <w:numId w:val="1026"/>
         </w:numPr>
       </w:pPr>
       <w:r>
@@ -3682,7 +3874,7 @@
         <w:pStyle w:val="Compact"/>
         <w:numPr>
           <w:ilvl w:val="0"/>
-          <w:numId w:val="1025"/>
+          <w:numId w:val="1026"/>
         </w:numPr>
       </w:pPr>
       <w:r>
@@ -3706,7 +3898,7 @@
         <w:pStyle w:val="Compact"/>
         <w:numPr>
           <w:ilvl w:val="0"/>
-          <w:numId w:val="1025"/>
+          <w:numId w:val="1026"/>
         </w:numPr>
       </w:pPr>
       <w:r>
@@ -3718,7 +3910,7 @@
         <w:pStyle w:val="Compact"/>
         <w:numPr>
           <w:ilvl w:val="0"/>
-          <w:numId w:val="1025"/>
+          <w:numId w:val="1026"/>
         </w:numPr>
       </w:pPr>
       <w:r>
@@ -3730,15 +3922,15 @@
         <w:pStyle w:val="Compact"/>
         <w:numPr>
           <w:ilvl w:val="0"/>
-          <w:numId w:val="1025"/>
+          <w:numId w:val="1026"/>
         </w:numPr>
       </w:pPr>
       <w:r>
         <w:t xml:space="preserve">Ganti password sementara saat diminta.</w:t>
       </w:r>
     </w:p>
-    <w:bookmarkEnd w:id="43"/>
-    <w:bookmarkStart w:id="44" w:name="langkah-e2--buat-akun-staff"/>
+    <w:bookmarkEnd w:id="44"/>
+    <w:bookmarkStart w:id="45" w:name="langkah-e2--buat-akun-staff"/>
     <w:p>
       <w:pPr>
         <w:pStyle w:val="Heading3"/>
@@ -3760,7 +3952,7 @@
         <w:pStyle w:val="Compact"/>
         <w:numPr>
           <w:ilvl w:val="0"/>
-          <w:numId w:val="1026"/>
+          <w:numId w:val="1027"/>
         </w:numPr>
       </w:pPr>
       <w:r>
@@ -3785,7 +3977,7 @@
         <w:pStyle w:val="Compact"/>
         <w:numPr>
           <w:ilvl w:val="0"/>
-          <w:numId w:val="1026"/>
+          <w:numId w:val="1027"/>
         </w:numPr>
       </w:pPr>
       <w:r>
@@ -3809,7 +4001,7 @@
         <w:pStyle w:val="Compact"/>
         <w:numPr>
           <w:ilvl w:val="0"/>
-          <w:numId w:val="1026"/>
+          <w:numId w:val="1027"/>
         </w:numPr>
       </w:pPr>
       <w:r>
@@ -3821,7 +4013,7 @@
         <w:pStyle w:val="Compact"/>
         <w:numPr>
           <w:ilvl w:val="0"/>
-          <w:numId w:val="1026"/>
+          <w:numId w:val="1027"/>
         </w:numPr>
       </w:pPr>
       <w:r>
@@ -3833,7 +4025,7 @@
         <w:pStyle w:val="Compact"/>
         <w:numPr>
           <w:ilvl w:val="0"/>
-          <w:numId w:val="1026"/>
+          <w:numId w:val="1027"/>
         </w:numPr>
       </w:pPr>
       <w:r>
@@ -3861,7 +4053,7 @@
         <w:pStyle w:val="Compact"/>
         <w:numPr>
           <w:ilvl w:val="0"/>
-          <w:numId w:val="1026"/>
+          <w:numId w:val="1027"/>
         </w:numPr>
       </w:pPr>
       <w:r>
@@ -3905,7 +4097,7 @@
         <w:pStyle w:val="Compact"/>
         <w:numPr>
           <w:ilvl w:val="0"/>
-          <w:numId w:val="1026"/>
+          <w:numId w:val="1027"/>
         </w:numPr>
       </w:pPr>
       <w:r>
@@ -3920,24 +4112,14 @@
         <w:t xml:space="preserve">Jangan membuat satu username bersama untuk banyak petugas karena audit membutuhkan identitas pengguna yang berbeda.</w:t>
       </w:r>
     </w:p>
-    <w:bookmarkEnd w:id="44"/>
     <w:bookmarkEnd w:id="45"/>
-    <w:bookmarkStart w:id="49" w:name="Xfd2b557aef221c4105e7d23796e72028c3d5336"/>
-    <w:p>
-      <w:pPr>
-        <w:pStyle w:val="Heading2"/>
-      </w:pPr>
-      <w:r>
-        <w:t xml:space="preserve">11. Fase F — Menyiapkan Orthanc pada PC Puskesmas</w:t>
-      </w:r>
-    </w:p>
-    <w:bookmarkStart w:id="46" w:name="langkah-f1--tetapkan-jaringan-lokal"/>
+    <w:bookmarkStart w:id="46" w:name="X5e124991fd22fc17e2667c5347af194abd0d30c"/>
     <w:p>
       <w:pPr>
         <w:pStyle w:val="Heading3"/>
       </w:pPr>
       <w:r>
-        <w:t xml:space="preserve">Langkah F1 — Tetapkan jaringan lokal</w:t>
+        <w:t xml:space="preserve">Langkah E3 — Uji berkas pendukung PDF/JPEG/PNG</w:t>
       </w:r>
     </w:p>
     <w:p>
@@ -3945,688 +4127,22 @@
         <w:pStyle w:val="FirstParagraph"/>
       </w:pPr>
       <w:r>
-        <w:t xml:space="preserve">Contoh nilai yang harus diganti dengan nilai lokasi:</w:t>
-      </w:r>
-    </w:p>
-    <w:p>
-      <w:pPr>
-        <w:pStyle w:val="SourceCode"/>
-      </w:pPr>
-      <w:r>
-        <w:rPr>
-          <w:rStyle w:val="VerbatimChar"/>
-        </w:rPr>
-        <w:t xml:space="preserve">IP PC Orthanc    : 192.168.10.20</w:t>
-      </w:r>
-      <w:r>
-        <w:br/>
-      </w:r>
-      <w:r>
-        <w:rPr>
-          <w:rStyle w:val="VerbatimChar"/>
-        </w:rPr>
-        <w:t xml:space="preserve">AE Title Orthanc : PUSKESMAS_PACS</w:t>
-      </w:r>
-      <w:r>
-        <w:br/>
-      </w:r>
-      <w:r>
-        <w:rPr>
-          <w:rStyle w:val="VerbatimChar"/>
-        </w:rPr>
-        <w:t xml:space="preserve">DICOM port       : 4242</w:t>
-      </w:r>
-      <w:r>
-        <w:br/>
-      </w:r>
-      <w:r>
-        <w:rPr>
-          <w:rStyle w:val="VerbatimChar"/>
-        </w:rPr>
-        <w:t xml:space="preserve">REST lokal       : http://127.0.0.1:8042</w:t>
-      </w:r>
-    </w:p>
-    <w:p>
-      <w:pPr>
-        <w:pStyle w:val="Compact"/>
-        <w:numPr>
-          <w:ilvl w:val="0"/>
-          <w:numId w:val="1027"/>
-        </w:numPr>
-      </w:pPr>
-      <w:r>
-        <w:t xml:space="preserve">Buat DHCP reservation atau IP tetap untuk PC Orthanc.</w:t>
-      </w:r>
-    </w:p>
-    <w:p>
-      <w:pPr>
-        <w:pStyle w:val="Compact"/>
-        <w:numPr>
-          <w:ilvl w:val="0"/>
-          <w:numId w:val="1027"/>
-        </w:numPr>
-      </w:pPr>
-      <w:r>
-        <w:t xml:space="preserve">Pastikan alat USG dan PC dapat saling menjangkau pada LAN.</w:t>
-      </w:r>
-    </w:p>
-    <w:p>
-      <w:pPr>
-        <w:pStyle w:val="Compact"/>
-        <w:numPr>
-          <w:ilvl w:val="0"/>
-          <w:numId w:val="1027"/>
-        </w:numPr>
-      </w:pPr>
-      <w:r>
-        <w:t xml:space="preserve">Jangan melakukan port forwarding</w:t>
-      </w:r>
-      <w:r>
-        <w:t xml:space="preserve"> </w:t>
-      </w:r>
-      <w:r>
-        <w:rPr>
-          <w:rStyle w:val="VerbatimChar"/>
-        </w:rPr>
-        <w:t xml:space="preserve">4242</w:t>
-      </w:r>
-      <w:r>
-        <w:t xml:space="preserve"> </w:t>
-      </w:r>
-      <w:r>
-        <w:t xml:space="preserve">atau</w:t>
-      </w:r>
-      <w:r>
-        <w:t xml:space="preserve"> </w:t>
-      </w:r>
-      <w:r>
-        <w:rPr>
-          <w:rStyle w:val="VerbatimChar"/>
-        </w:rPr>
-        <w:t xml:space="preserve">8042</w:t>
-      </w:r>
-      <w:r>
-        <w:t xml:space="preserve"> </w:t>
-      </w:r>
-      <w:r>
-        <w:t xml:space="preserve">pada router internet.</w:t>
-      </w:r>
-    </w:p>
-    <w:p>
-      <w:pPr>
-        <w:pStyle w:val="Compact"/>
-        <w:numPr>
-          <w:ilvl w:val="0"/>
-          <w:numId w:val="1027"/>
-        </w:numPr>
-      </w:pPr>
-      <w:r>
-        <w:t xml:space="preserve">Batasi Windows Firewall TCP</w:t>
-      </w:r>
-      <w:r>
-        <w:t xml:space="preserve"> </w:t>
-      </w:r>
-      <w:r>
-        <w:rPr>
-          <w:rStyle w:val="VerbatimChar"/>
-        </w:rPr>
-        <w:t xml:space="preserve">4242</w:t>
-      </w:r>
-      <w:r>
-        <w:t xml:space="preserve"> </w:t>
-      </w:r>
-      <w:r>
-        <w:t xml:space="preserve">hanya dari IP alat USG yang diketahui.</w:t>
-      </w:r>
-    </w:p>
-    <w:p>
-      <w:pPr>
-        <w:pStyle w:val="Compact"/>
-        <w:numPr>
-          <w:ilvl w:val="0"/>
-          <w:numId w:val="1027"/>
-        </w:numPr>
-      </w:pPr>
-      <w:r>
-        <w:t xml:space="preserve">Jangan membuka TCP</w:t>
-      </w:r>
-      <w:r>
-        <w:t xml:space="preserve"> </w:t>
-      </w:r>
-      <w:r>
-        <w:rPr>
-          <w:rStyle w:val="VerbatimChar"/>
-        </w:rPr>
-        <w:t xml:space="preserve">8042</w:t>
-      </w:r>
-      <w:r>
-        <w:t xml:space="preserve"> </w:t>
-      </w:r>
-      <w:r>
-        <w:t xml:space="preserve">untuk internet. Untuk instalasi satu PC, gunakan REST melalui</w:t>
-      </w:r>
-      <w:r>
-        <w:t xml:space="preserve"> </w:t>
-      </w:r>
-      <w:r>
-        <w:rPr>
-          <w:rStyle w:val="VerbatimChar"/>
-        </w:rPr>
-        <w:t xml:space="preserve">127.0.0.1</w:t>
-      </w:r>
-      <w:r>
-        <w:t xml:space="preserve"> </w:t>
-      </w:r>
-      <w:r>
-        <w:t xml:space="preserve">saja.</w:t>
-      </w:r>
-    </w:p>
-    <w:bookmarkEnd w:id="46"/>
-    <w:bookmarkStart w:id="47" w:name="langkah-f2--instal-dan-amankan-orthanc"/>
-    <w:p>
-      <w:pPr>
-        <w:pStyle w:val="Heading3"/>
-      </w:pPr>
-      <w:r>
-        <w:t xml:space="preserve">Langkah F2 — Instal dan amankan Orthanc</w:t>
-      </w:r>
-    </w:p>
-    <w:p>
-      <w:pPr>
-        <w:numPr>
-          <w:ilvl w:val="0"/>
-          <w:numId w:val="1028"/>
-        </w:numPr>
-      </w:pPr>
-      <w:r>
-        <w:t xml:space="preserve">Instal Orthanc sebagai Windows service.</w:t>
-      </w:r>
-    </w:p>
-    <w:p>
-      <w:pPr>
-        <w:numPr>
-          <w:ilvl w:val="0"/>
-          <w:numId w:val="1028"/>
-        </w:numPr>
-      </w:pPr>
-      <w:r>
-        <w:t xml:space="preserve">Cadangkan konfigurasi Orthanc sebelum mengubahnya.</w:t>
-      </w:r>
-    </w:p>
-    <w:p>
-      <w:pPr>
-        <w:numPr>
-          <w:ilvl w:val="0"/>
-          <w:numId w:val="1028"/>
-        </w:numPr>
-      </w:pPr>
-      <w:r>
-        <w:t xml:space="preserve">Atur AE Title dan port DICOM, misalnya:</w:t>
-      </w:r>
-    </w:p>
-    <w:p>
-      <w:pPr>
-        <w:pStyle w:val="SourceCode"/>
-        <w:numPr>
-          <w:ilvl w:val="0"/>
-          <w:numId w:val="1000"/>
-        </w:numPr>
-      </w:pPr>
-      <w:r>
-        <w:rPr>
-          <w:rStyle w:val="FunctionTok"/>
-        </w:rPr>
-        <w:t xml:space="preserve">{</w:t>
-      </w:r>
-      <w:r>
-        <w:br/>
-      </w:r>
-      <w:r>
-        <w:rPr>
-          <w:rStyle w:val="NormalTok"/>
-        </w:rPr>
-        <w:t xml:space="preserve">  </w:t>
-      </w:r>
-      <w:r>
-        <w:rPr>
-          <w:rStyle w:val="DataTypeTok"/>
-        </w:rPr>
-        <w:t xml:space="preserve">"Name"</w:t>
-      </w:r>
-      <w:r>
-        <w:rPr>
-          <w:rStyle w:val="FunctionTok"/>
-        </w:rPr>
-        <w:t xml:space="preserve">:</w:t>
-      </w:r>
-      <w:r>
-        <w:rPr>
-          <w:rStyle w:val="NormalTok"/>
-        </w:rPr>
-        <w:t xml:space="preserve"> </w:t>
-      </w:r>
-      <w:r>
-        <w:rPr>
-          <w:rStyle w:val="StringTok"/>
-        </w:rPr>
-        <w:t xml:space="preserve">"Puskesmas Orthanc"</w:t>
-      </w:r>
-      <w:r>
-        <w:rPr>
-          <w:rStyle w:val="FunctionTok"/>
-        </w:rPr>
-        <w:t xml:space="preserve">,</w:t>
-      </w:r>
-      <w:r>
-        <w:br/>
-      </w:r>
-      <w:r>
-        <w:rPr>
-          <w:rStyle w:val="NormalTok"/>
-        </w:rPr>
-        <w:t xml:space="preserve">  </w:t>
-      </w:r>
-      <w:r>
-        <w:rPr>
-          <w:rStyle w:val="DataTypeTok"/>
-        </w:rPr>
-        <w:t xml:space="preserve">"DicomAet"</w:t>
-      </w:r>
-      <w:r>
-        <w:rPr>
-          <w:rStyle w:val="FunctionTok"/>
-        </w:rPr>
-        <w:t xml:space="preserve">:</w:t>
-      </w:r>
-      <w:r>
-        <w:rPr>
-          <w:rStyle w:val="NormalTok"/>
-        </w:rPr>
-        <w:t xml:space="preserve"> </w:t>
-      </w:r>
-      <w:r>
-        <w:rPr>
-          <w:rStyle w:val="StringTok"/>
-        </w:rPr>
-        <w:t xml:space="preserve">"PUSKESMAS_PACS"</w:t>
-      </w:r>
-      <w:r>
-        <w:rPr>
-          <w:rStyle w:val="FunctionTok"/>
-        </w:rPr>
-        <w:t xml:space="preserve">,</w:t>
-      </w:r>
-      <w:r>
-        <w:br/>
-      </w:r>
-      <w:r>
-        <w:rPr>
-          <w:rStyle w:val="NormalTok"/>
-        </w:rPr>
-        <w:t xml:space="preserve">  </w:t>
-      </w:r>
-      <w:r>
-        <w:rPr>
-          <w:rStyle w:val="DataTypeTok"/>
-        </w:rPr>
-        <w:t xml:space="preserve">"DicomPort"</w:t>
-      </w:r>
-      <w:r>
-        <w:rPr>
-          <w:rStyle w:val="FunctionTok"/>
-        </w:rPr>
-        <w:t xml:space="preserve">:</w:t>
-      </w:r>
-      <w:r>
-        <w:rPr>
-          <w:rStyle w:val="NormalTok"/>
-        </w:rPr>
-        <w:t xml:space="preserve"> </w:t>
-      </w:r>
-      <w:r>
-        <w:rPr>
-          <w:rStyle w:val="DecValTok"/>
-        </w:rPr>
-        <w:t xml:space="preserve">4242</w:t>
-      </w:r>
-      <w:r>
-        <w:rPr>
-          <w:rStyle w:val="FunctionTok"/>
-        </w:rPr>
-        <w:t xml:space="preserve">,</w:t>
-      </w:r>
-      <w:r>
-        <w:br/>
-      </w:r>
-      <w:r>
-        <w:rPr>
-          <w:rStyle w:val="NormalTok"/>
-        </w:rPr>
-        <w:t xml:space="preserve">  </w:t>
-      </w:r>
-      <w:r>
-        <w:rPr>
-          <w:rStyle w:val="DataTypeTok"/>
-        </w:rPr>
-        <w:t xml:space="preserve">"HttpPort"</w:t>
-      </w:r>
-      <w:r>
-        <w:rPr>
-          <w:rStyle w:val="FunctionTok"/>
-        </w:rPr>
-        <w:t xml:space="preserve">:</w:t>
-      </w:r>
-      <w:r>
-        <w:rPr>
-          <w:rStyle w:val="NormalTok"/>
-        </w:rPr>
-        <w:t xml:space="preserve"> </w:t>
-      </w:r>
-      <w:r>
-        <w:rPr>
-          <w:rStyle w:val="DecValTok"/>
-        </w:rPr>
-        <w:t xml:space="preserve">8042</w:t>
-      </w:r>
-      <w:r>
-        <w:rPr>
-          <w:rStyle w:val="FunctionTok"/>
-        </w:rPr>
-        <w:t xml:space="preserve">,</w:t>
-      </w:r>
-      <w:r>
-        <w:br/>
-      </w:r>
-      <w:r>
-        <w:rPr>
-          <w:rStyle w:val="NormalTok"/>
-        </w:rPr>
-        <w:t xml:space="preserve">  </w:t>
-      </w:r>
-      <w:r>
-        <w:rPr>
-          <w:rStyle w:val="DataTypeTok"/>
-        </w:rPr>
-        <w:t xml:space="preserve">"RemoteAccessAllowed"</w:t>
-      </w:r>
-      <w:r>
-        <w:rPr>
-          <w:rStyle w:val="FunctionTok"/>
-        </w:rPr>
-        <w:t xml:space="preserve">:</w:t>
-      </w:r>
-      <w:r>
-        <w:rPr>
-          <w:rStyle w:val="NormalTok"/>
-        </w:rPr>
-        <w:t xml:space="preserve"> </w:t>
-      </w:r>
-      <w:r>
-        <w:rPr>
-          <w:rStyle w:val="KeywordTok"/>
-        </w:rPr>
-        <w:t xml:space="preserve">false</w:t>
-      </w:r>
-      <w:r>
-        <w:rPr>
-          <w:rStyle w:val="FunctionTok"/>
-        </w:rPr>
-        <w:t xml:space="preserve">,</w:t>
-      </w:r>
-      <w:r>
-        <w:br/>
-      </w:r>
-      <w:r>
-        <w:rPr>
-          <w:rStyle w:val="NormalTok"/>
-        </w:rPr>
-        <w:t xml:space="preserve">  </w:t>
-      </w:r>
-      <w:r>
-        <w:rPr>
-          <w:rStyle w:val="DataTypeTok"/>
-        </w:rPr>
-        <w:t xml:space="preserve">"AuthenticationEnabled"</w:t>
-      </w:r>
-      <w:r>
-        <w:rPr>
-          <w:rStyle w:val="FunctionTok"/>
-        </w:rPr>
-        <w:t xml:space="preserve">:</w:t>
-      </w:r>
-      <w:r>
-        <w:rPr>
-          <w:rStyle w:val="NormalTok"/>
-        </w:rPr>
-        <w:t xml:space="preserve"> </w:t>
-      </w:r>
-      <w:r>
-        <w:rPr>
-          <w:rStyle w:val="KeywordTok"/>
-        </w:rPr>
-        <w:t xml:space="preserve">true</w:t>
-      </w:r>
-      <w:r>
-        <w:rPr>
-          <w:rStyle w:val="FunctionTok"/>
-        </w:rPr>
-        <w:t xml:space="preserve">,</w:t>
-      </w:r>
-      <w:r>
-        <w:br/>
-      </w:r>
-      <w:r>
-        <w:rPr>
-          <w:rStyle w:val="NormalTok"/>
-        </w:rPr>
-        <w:t xml:space="preserve">  </w:t>
-      </w:r>
-      <w:r>
-        <w:rPr>
-          <w:rStyle w:val="DataTypeTok"/>
-        </w:rPr>
-        <w:t xml:space="preserve">"RegisteredUsers"</w:t>
-      </w:r>
-      <w:r>
-        <w:rPr>
-          <w:rStyle w:val="FunctionTok"/>
-        </w:rPr>
-        <w:t xml:space="preserve">:</w:t>
-      </w:r>
-      <w:r>
-        <w:rPr>
-          <w:rStyle w:val="NormalTok"/>
-        </w:rPr>
-        <w:t xml:space="preserve"> </w:t>
-      </w:r>
-      <w:r>
-        <w:rPr>
-          <w:rStyle w:val="FunctionTok"/>
-        </w:rPr>
-        <w:t xml:space="preserve">{</w:t>
-      </w:r>
-      <w:r>
-        <w:br/>
-      </w:r>
-      <w:r>
-        <w:rPr>
-          <w:rStyle w:val="NormalTok"/>
-        </w:rPr>
-        <w:t xml:space="preserve">    </w:t>
-      </w:r>
-      <w:r>
-        <w:rPr>
-          <w:rStyle w:val="DataTypeTok"/>
-        </w:rPr>
-        <w:t xml:space="preserve">"orthanc_bridge"</w:t>
-      </w:r>
-      <w:r>
-        <w:rPr>
-          <w:rStyle w:val="FunctionTok"/>
-        </w:rPr>
-        <w:t xml:space="preserve">:</w:t>
-      </w:r>
-      <w:r>
-        <w:rPr>
-          <w:rStyle w:val="NormalTok"/>
-        </w:rPr>
-        <w:t xml:space="preserve"> </w:t>
-      </w:r>
-      <w:r>
-        <w:rPr>
-          <w:rStyle w:val="StringTok"/>
-        </w:rPr>
-        <w:t xml:space="preserve">"GANTI_DENGAN_PASSWORD_KUAT"</w:t>
-      </w:r>
-      <w:r>
-        <w:br/>
-      </w:r>
-      <w:r>
-        <w:rPr>
-          <w:rStyle w:val="NormalTok"/>
-        </w:rPr>
-        <w:t xml:space="preserve">  </w:t>
-      </w:r>
-      <w:r>
-        <w:rPr>
-          <w:rStyle w:val="FunctionTok"/>
-        </w:rPr>
-        <w:t xml:space="preserve">}</w:t>
-      </w:r>
-      <w:r>
-        <w:br/>
-      </w:r>
-      <w:r>
-        <w:rPr>
-          <w:rStyle w:val="FunctionTok"/>
-        </w:rPr>
-        <w:t xml:space="preserve">}</w:t>
-      </w:r>
-    </w:p>
-    <w:p>
-      <w:pPr>
-        <w:numPr>
-          <w:ilvl w:val="0"/>
-          <w:numId w:val="1028"/>
-        </w:numPr>
-      </w:pPr>
-      <w:r>
-        <w:t xml:space="preserve">Buat kredensial Orthanc khusus untuk bridge sesuai kemampuan instalasi Orthanc.</w:t>
-      </w:r>
-    </w:p>
-    <w:p>
-      <w:pPr>
-        <w:numPr>
-          <w:ilvl w:val="0"/>
-          <w:numId w:val="1028"/>
-        </w:numPr>
-      </w:pPr>
-      <w:r>
-        <w:t xml:space="preserve">Restart service Orthanc.</w:t>
-      </w:r>
-    </w:p>
-    <w:p>
-      <w:pPr>
-        <w:numPr>
-          <w:ilvl w:val="0"/>
-          <w:numId w:val="1028"/>
-        </w:numPr>
-      </w:pPr>
-      <w:r>
-        <w:t xml:space="preserve">Buka</w:t>
-      </w:r>
-      <w:r>
-        <w:t xml:space="preserve"> </w:t>
-      </w:r>
-      <w:r>
-        <w:rPr>
-          <w:rStyle w:val="VerbatimChar"/>
-        </w:rPr>
-        <w:t xml:space="preserve">http://127.0.0.1:8042</w:t>
-      </w:r>
-      <w:r>
-        <w:t xml:space="preserve"> </w:t>
-      </w:r>
-      <w:r>
-        <w:t xml:space="preserve">dari PC yang sama dan pastikan Orthanc Explorer dapat diakses.</w:t>
-      </w:r>
-    </w:p>
-    <w:p>
-      <w:pPr>
-        <w:numPr>
-          <w:ilvl w:val="0"/>
-          <w:numId w:val="1028"/>
-        </w:numPr>
-      </w:pPr>
-      <w:r>
-        <w:t xml:space="preserve">Catat lokasi konfigurasi dan prosedur restart service pada lembar serah terima.</w:t>
-      </w:r>
-    </w:p>
-    <w:p>
-      <w:pPr>
-        <w:pStyle w:val="FirstParagraph"/>
-      </w:pPr>
-      <w:r>
-        <w:t xml:space="preserve">Jangan mengganti seluruh konfigurasi Orthanc dengan contoh di atas. Gabungkan nilai yang diperlukan ke konfigurasi yang sudah ada dan pertahankan pengaturan/plugin lain.</w:t>
-      </w:r>
-    </w:p>
-    <w:bookmarkEnd w:id="47"/>
-    <w:bookmarkStart w:id="48" w:name="langkah-f3--konfigurasi-alat-usg"/>
-    <w:p>
-      <w:pPr>
-        <w:pStyle w:val="Heading3"/>
-      </w:pPr>
-      <w:r>
-        <w:t xml:space="preserve">Langkah F3 — Konfigurasi alat USG</w:t>
-      </w:r>
-    </w:p>
-    <w:p>
-      <w:pPr>
-        <w:pStyle w:val="FirstParagraph"/>
-      </w:pPr>
-      <w:r>
-        <w:t xml:space="preserve">Pada menu DICOM/PACS alat USG, tambahkan tujuan:</w:t>
-      </w:r>
-    </w:p>
-    <w:p>
-      <w:pPr>
-        <w:pStyle w:val="SourceCode"/>
-      </w:pPr>
-      <w:r>
-        <w:rPr>
-          <w:rStyle w:val="VerbatimChar"/>
-        </w:rPr>
-        <w:t xml:space="preserve">Destination AE Title : PUSKESMAS_PACS</w:t>
-      </w:r>
-      <w:r>
-        <w:br/>
-      </w:r>
-      <w:r>
-        <w:rPr>
-          <w:rStyle w:val="VerbatimChar"/>
-        </w:rPr>
-        <w:t xml:space="preserve">Destination IP       : &lt;IP_PC_ORTHANC&gt;</w:t>
-      </w:r>
-      <w:r>
-        <w:br/>
-      </w:r>
-      <w:r>
-        <w:rPr>
-          <w:rStyle w:val="VerbatimChar"/>
-        </w:rPr>
-        <w:t xml:space="preserve">Destination Port     : 4242</w:t>
-      </w:r>
-    </w:p>
-    <w:p>
-      <w:pPr>
-        <w:pStyle w:val="Compact"/>
-        <w:numPr>
-          <w:ilvl w:val="0"/>
-          <w:numId w:val="1029"/>
-        </w:numPr>
-      </w:pPr>
-      <w:r>
-        <w:t xml:space="preserve">Jalankan C-ECHO atau fungsi</w:t>
+        <w:t xml:space="preserve">Versi</w:t>
+      </w:r>
+      <w:r>
+        <w:t xml:space="preserve"> </w:t>
+      </w:r>
+      <w:r>
+        <w:rPr>
+          <w:rStyle w:val="VerbatimChar"/>
+        </w:rPr>
+        <w:t xml:space="preserve">6.7.0-supporting-pdf-files</w:t>
+      </w:r>
+      <w:r>
+        <w:t xml:space="preserve"> </w:t>
+      </w:r>
+      <w:r>
+        <w:t xml:space="preserve">tidak lagi memaksa kamera ponsel terbuka. Dari bagian</w:t>
       </w:r>
       <w:r>
         <w:t xml:space="preserve"> </w:t>
@@ -4636,13 +4152,200 @@
           <w:b/>
           <w:bCs/>
         </w:rPr>
-        <w:t xml:space="preserve">Verify</w:t>
-      </w:r>
-      <w:r>
-        <w:t xml:space="preserve"> </w:t>
-      </w:r>
-      <w:r>
-        <w:t xml:space="preserve">dari alat USG jika tersedia.</w:t>
+        <w:t xml:space="preserve">Unggah Berkas Pendukung</w:t>
+      </w:r>
+      <w:r>
+        <w:t xml:space="preserve">, petugas memilih berkas untuk kategori KTP, Buku KIA, SPP/FKPP BPJS, atau Berkas Lainnya.</w:t>
+      </w:r>
+    </w:p>
+    <w:p>
+      <w:pPr>
+        <w:pStyle w:val="BodyText"/>
+      </w:pPr>
+      <w:r>
+        <w:t xml:space="preserve">Aturan pemrosesan:</w:t>
+      </w:r>
+    </w:p>
+    <w:p>
+      <w:pPr>
+        <w:pStyle w:val="Compact"/>
+        <w:numPr>
+          <w:ilvl w:val="0"/>
+          <w:numId w:val="1028"/>
+        </w:numPr>
+      </w:pPr>
+      <w:r>
+        <w:t xml:space="preserve">format yang dapat dipilih adalah PDF, JPEG, atau PNG;</w:t>
+      </w:r>
+    </w:p>
+    <w:p>
+      <w:pPr>
+        <w:pStyle w:val="Compact"/>
+        <w:numPr>
+          <w:ilvl w:val="0"/>
+          <w:numId w:val="1028"/>
+        </w:numPr>
+      </w:pPr>
+      <w:r>
+        <w:t xml:space="preserve">satu PDF maksimal 25 MB dan 20 halaman;</w:t>
+      </w:r>
+    </w:p>
+    <w:p>
+      <w:pPr>
+        <w:pStyle w:val="Compact"/>
+        <w:numPr>
+          <w:ilvl w:val="0"/>
+          <w:numId w:val="1028"/>
+        </w:numPr>
+      </w:pPr>
+      <w:r>
+        <w:t xml:space="preserve">PDF.js dimuat dari cdnjs hanya ketika pengguna memilih PDF;</w:t>
+      </w:r>
+    </w:p>
+    <w:p>
+      <w:pPr>
+        <w:pStyle w:val="Compact"/>
+        <w:numPr>
+          <w:ilvl w:val="0"/>
+          <w:numId w:val="1028"/>
+        </w:numPr>
+      </w:pPr>
+      <w:r>
+        <w:t xml:space="preserve">isi PDF diproses di browser dan tidak dikirim ke cdnjs;</w:t>
+      </w:r>
+    </w:p>
+    <w:p>
+      <w:pPr>
+        <w:pStyle w:val="Compact"/>
+        <w:numPr>
+          <w:ilvl w:val="0"/>
+          <w:numId w:val="1028"/>
+        </w:numPr>
+      </w:pPr>
+      <w:r>
+        <w:t xml:space="preserve">setiap halaman PDF dirender menjadi JPEG dan diunggah sebagai dokumen terpisah dengan urutan halaman yang sama;</w:t>
+      </w:r>
+    </w:p>
+    <w:p>
+      <w:pPr>
+        <w:pStyle w:val="Compact"/>
+        <w:numPr>
+          <w:ilvl w:val="0"/>
+          <w:numId w:val="1028"/>
+        </w:numPr>
+      </w:pPr>
+      <w:r>
+        <w:t xml:space="preserve">foto dan halaman PDF dioptimalkan tanpa dipotong, maksimum 1280 × 720 untuk lanskap atau 720 × 1280 untuk potret;</w:t>
+      </w:r>
+    </w:p>
+    <w:p>
+      <w:pPr>
+        <w:pStyle w:val="Compact"/>
+        <w:numPr>
+          <w:ilvl w:val="0"/>
+          <w:numId w:val="1028"/>
+        </w:numPr>
+      </w:pPr>
+      <w:r>
+        <w:t xml:space="preserve">file PDF asli tidak disimpan sebagai dokumen klaim;</w:t>
+      </w:r>
+    </w:p>
+    <w:p>
+      <w:pPr>
+        <w:pStyle w:val="Compact"/>
+        <w:numPr>
+          <w:ilvl w:val="0"/>
+          <w:numId w:val="1028"/>
+        </w:numPr>
+      </w:pPr>
+      <w:r>
+        <w:t xml:space="preserve">tunggu pesan berhasil sebelum memilih berkas berikutnya.</w:t>
+      </w:r>
+    </w:p>
+    <w:p>
+      <w:pPr>
+        <w:pStyle w:val="FirstParagraph"/>
+      </w:pPr>
+      <w:r>
+        <w:t xml:space="preserve">Uji sedikitnya satu JPEG/PNG, satu PDF satu halaman, dan satu PDF beberapa halaman pada PC serta ponsel nyata. Jika PDF.js tidak dapat dimuat, periksa akses jaringan ke</w:t>
+      </w:r>
+      <w:r>
+        <w:t xml:space="preserve"> </w:t>
+      </w:r>
+      <w:r>
+        <w:rPr>
+          <w:rStyle w:val="VerbatimChar"/>
+        </w:rPr>
+        <w:t xml:space="preserve">cdnjs.cloudflare.com</w:t>
+      </w:r>
+      <w:r>
+        <w:t xml:space="preserve">; keberhasilan unggah foto saja belum membuktikan unggah PDF bekerja.</w:t>
+      </w:r>
+    </w:p>
+    <w:bookmarkEnd w:id="46"/>
+    <w:bookmarkEnd w:id="47"/>
+    <w:bookmarkStart w:id="51" w:name="Xfd2b557aef221c4105e7d23796e72028c3d5336"/>
+    <w:p>
+      <w:pPr>
+        <w:pStyle w:val="Heading2"/>
+      </w:pPr>
+      <w:r>
+        <w:t xml:space="preserve">11. Fase F — Menyiapkan Orthanc pada PC Puskesmas</w:t>
+      </w:r>
+    </w:p>
+    <w:bookmarkStart w:id="48" w:name="langkah-f1--tetapkan-jaringan-lokal"/>
+    <w:p>
+      <w:pPr>
+        <w:pStyle w:val="Heading3"/>
+      </w:pPr>
+      <w:r>
+        <w:t xml:space="preserve">Langkah F1 — Tetapkan jaringan lokal</w:t>
+      </w:r>
+    </w:p>
+    <w:p>
+      <w:pPr>
+        <w:pStyle w:val="FirstParagraph"/>
+      </w:pPr>
+      <w:r>
+        <w:t xml:space="preserve">Contoh nilai yang harus diganti dengan nilai lokasi:</w:t>
+      </w:r>
+    </w:p>
+    <w:p>
+      <w:pPr>
+        <w:pStyle w:val="SourceCode"/>
+      </w:pPr>
+      <w:r>
+        <w:rPr>
+          <w:rStyle w:val="VerbatimChar"/>
+        </w:rPr>
+        <w:t xml:space="preserve">IP PC Orthanc    : 192.168.10.20</w:t>
+      </w:r>
+      <w:r>
+        <w:br/>
+      </w:r>
+      <w:r>
+        <w:rPr>
+          <w:rStyle w:val="VerbatimChar"/>
+        </w:rPr>
+        <w:t xml:space="preserve">AE Title Orthanc : PUSKESMAS_PACS</w:t>
+      </w:r>
+      <w:r>
+        <w:br/>
+      </w:r>
+      <w:r>
+        <w:rPr>
+          <w:rStyle w:val="VerbatimChar"/>
+        </w:rPr>
+        <w:t xml:space="preserve">DICOM port       : 4242</w:t>
+      </w:r>
+      <w:r>
+        <w:br/>
+      </w:r>
+      <w:r>
+        <w:rPr>
+          <w:rStyle w:val="VerbatimChar"/>
+        </w:rPr>
+        <w:t xml:space="preserve">REST lokal       : http://127.0.0.1:8042</w:t>
       </w:r>
     </w:p>
     <w:p>
@@ -4654,7 +4357,7 @@
         </w:numPr>
       </w:pPr>
       <w:r>
-        <w:t xml:space="preserve">Kirim satu studi DICOM fiktif.</w:t>
+        <w:t xml:space="preserve">Buat DHCP reservation atau IP tetap untuk PC Orthanc.</w:t>
       </w:r>
     </w:p>
     <w:p>
@@ -4666,7 +4369,7 @@
         </w:numPr>
       </w:pPr>
       <w:r>
-        <w:t xml:space="preserve">Pastikan studi muncul di Orthanc.</w:t>
+        <w:t xml:space="preserve">Pastikan alat USG dan PC dapat saling menjangkau pada LAN.</w:t>
       </w:r>
     </w:p>
     <w:p>
@@ -4678,7 +4381,37 @@
         </w:numPr>
       </w:pPr>
       <w:r>
-        <w:t xml:space="preserve">Periksa nama pasien, PatientID, tanggal lahir, StudyDate, jumlah instance, dan preview.</w:t>
+        <w:t xml:space="preserve">Jangan melakukan port forwarding</w:t>
+      </w:r>
+      <w:r>
+        <w:t xml:space="preserve"> </w:t>
+      </w:r>
+      <w:r>
+        <w:rPr>
+          <w:rStyle w:val="VerbatimChar"/>
+        </w:rPr>
+        <w:t xml:space="preserve">4242</w:t>
+      </w:r>
+      <w:r>
+        <w:t xml:space="preserve"> </w:t>
+      </w:r>
+      <w:r>
+        <w:t xml:space="preserve">atau</w:t>
+      </w:r>
+      <w:r>
+        <w:t xml:space="preserve"> </w:t>
+      </w:r>
+      <w:r>
+        <w:rPr>
+          <w:rStyle w:val="VerbatimChar"/>
+        </w:rPr>
+        <w:t xml:space="preserve">8042</w:t>
+      </w:r>
+      <w:r>
+        <w:t xml:space="preserve"> </w:t>
+      </w:r>
+      <w:r>
+        <w:t xml:space="preserve">pada router internet.</w:t>
       </w:r>
     </w:p>
     <w:p>
@@ -4690,7 +4423,505 @@
         </w:numPr>
       </w:pPr>
       <w:r>
-        <w:t xml:space="preserve">Jangan melanjutkan ke data pasien nyata sebelum uji fiktif berhasil.</w:t>
+        <w:t xml:space="preserve">Batasi Windows Firewall TCP</w:t>
+      </w:r>
+      <w:r>
+        <w:t xml:space="preserve"> </w:t>
+      </w:r>
+      <w:r>
+        <w:rPr>
+          <w:rStyle w:val="VerbatimChar"/>
+        </w:rPr>
+        <w:t xml:space="preserve">4242</w:t>
+      </w:r>
+      <w:r>
+        <w:t xml:space="preserve"> </w:t>
+      </w:r>
+      <w:r>
+        <w:t xml:space="preserve">hanya dari IP alat USG yang diketahui.</w:t>
+      </w:r>
+    </w:p>
+    <w:p>
+      <w:pPr>
+        <w:pStyle w:val="Compact"/>
+        <w:numPr>
+          <w:ilvl w:val="0"/>
+          <w:numId w:val="1029"/>
+        </w:numPr>
+      </w:pPr>
+      <w:r>
+        <w:t xml:space="preserve">Jangan membuka TCP</w:t>
+      </w:r>
+      <w:r>
+        <w:t xml:space="preserve"> </w:t>
+      </w:r>
+      <w:r>
+        <w:rPr>
+          <w:rStyle w:val="VerbatimChar"/>
+        </w:rPr>
+        <w:t xml:space="preserve">8042</w:t>
+      </w:r>
+      <w:r>
+        <w:t xml:space="preserve"> </w:t>
+      </w:r>
+      <w:r>
+        <w:t xml:space="preserve">untuk internet. Untuk instalasi satu PC, gunakan REST melalui</w:t>
+      </w:r>
+      <w:r>
+        <w:t xml:space="preserve"> </w:t>
+      </w:r>
+      <w:r>
+        <w:rPr>
+          <w:rStyle w:val="VerbatimChar"/>
+        </w:rPr>
+        <w:t xml:space="preserve">127.0.0.1</w:t>
+      </w:r>
+      <w:r>
+        <w:t xml:space="preserve"> </w:t>
+      </w:r>
+      <w:r>
+        <w:t xml:space="preserve">saja.</w:t>
+      </w:r>
+    </w:p>
+    <w:bookmarkEnd w:id="48"/>
+    <w:bookmarkStart w:id="49" w:name="langkah-f2--instal-dan-amankan-orthanc"/>
+    <w:p>
+      <w:pPr>
+        <w:pStyle w:val="Heading3"/>
+      </w:pPr>
+      <w:r>
+        <w:t xml:space="preserve">Langkah F2 — Instal dan amankan Orthanc</w:t>
+      </w:r>
+    </w:p>
+    <w:p>
+      <w:pPr>
+        <w:numPr>
+          <w:ilvl w:val="0"/>
+          <w:numId w:val="1030"/>
+        </w:numPr>
+      </w:pPr>
+      <w:r>
+        <w:t xml:space="preserve">Instal Orthanc sebagai Windows service.</w:t>
+      </w:r>
+    </w:p>
+    <w:p>
+      <w:pPr>
+        <w:numPr>
+          <w:ilvl w:val="0"/>
+          <w:numId w:val="1030"/>
+        </w:numPr>
+      </w:pPr>
+      <w:r>
+        <w:t xml:space="preserve">Cadangkan konfigurasi Orthanc sebelum mengubahnya.</w:t>
+      </w:r>
+    </w:p>
+    <w:p>
+      <w:pPr>
+        <w:numPr>
+          <w:ilvl w:val="0"/>
+          <w:numId w:val="1030"/>
+        </w:numPr>
+      </w:pPr>
+      <w:r>
+        <w:t xml:space="preserve">Atur AE Title dan port DICOM, misalnya:</w:t>
+      </w:r>
+    </w:p>
+    <w:p>
+      <w:pPr>
+        <w:pStyle w:val="SourceCode"/>
+        <w:numPr>
+          <w:ilvl w:val="0"/>
+          <w:numId w:val="1000"/>
+        </w:numPr>
+      </w:pPr>
+      <w:r>
+        <w:rPr>
+          <w:rStyle w:val="FunctionTok"/>
+        </w:rPr>
+        <w:t xml:space="preserve">{</w:t>
+      </w:r>
+      <w:r>
+        <w:br/>
+      </w:r>
+      <w:r>
+        <w:rPr>
+          <w:rStyle w:val="NormalTok"/>
+        </w:rPr>
+        <w:t xml:space="preserve">  </w:t>
+      </w:r>
+      <w:r>
+        <w:rPr>
+          <w:rStyle w:val="DataTypeTok"/>
+        </w:rPr>
+        <w:t xml:space="preserve">"Name"</w:t>
+      </w:r>
+      <w:r>
+        <w:rPr>
+          <w:rStyle w:val="FunctionTok"/>
+        </w:rPr>
+        <w:t xml:space="preserve">:</w:t>
+      </w:r>
+      <w:r>
+        <w:rPr>
+          <w:rStyle w:val="NormalTok"/>
+        </w:rPr>
+        <w:t xml:space="preserve"> </w:t>
+      </w:r>
+      <w:r>
+        <w:rPr>
+          <w:rStyle w:val="StringTok"/>
+        </w:rPr>
+        <w:t xml:space="preserve">"Puskesmas Orthanc"</w:t>
+      </w:r>
+      <w:r>
+        <w:rPr>
+          <w:rStyle w:val="FunctionTok"/>
+        </w:rPr>
+        <w:t xml:space="preserve">,</w:t>
+      </w:r>
+      <w:r>
+        <w:br/>
+      </w:r>
+      <w:r>
+        <w:rPr>
+          <w:rStyle w:val="NormalTok"/>
+        </w:rPr>
+        <w:t xml:space="preserve">  </w:t>
+      </w:r>
+      <w:r>
+        <w:rPr>
+          <w:rStyle w:val="DataTypeTok"/>
+        </w:rPr>
+        <w:t xml:space="preserve">"DicomAet"</w:t>
+      </w:r>
+      <w:r>
+        <w:rPr>
+          <w:rStyle w:val="FunctionTok"/>
+        </w:rPr>
+        <w:t xml:space="preserve">:</w:t>
+      </w:r>
+      <w:r>
+        <w:rPr>
+          <w:rStyle w:val="NormalTok"/>
+        </w:rPr>
+        <w:t xml:space="preserve"> </w:t>
+      </w:r>
+      <w:r>
+        <w:rPr>
+          <w:rStyle w:val="StringTok"/>
+        </w:rPr>
+        <w:t xml:space="preserve">"PUSKESMAS_PACS"</w:t>
+      </w:r>
+      <w:r>
+        <w:rPr>
+          <w:rStyle w:val="FunctionTok"/>
+        </w:rPr>
+        <w:t xml:space="preserve">,</w:t>
+      </w:r>
+      <w:r>
+        <w:br/>
+      </w:r>
+      <w:r>
+        <w:rPr>
+          <w:rStyle w:val="NormalTok"/>
+        </w:rPr>
+        <w:t xml:space="preserve">  </w:t>
+      </w:r>
+      <w:r>
+        <w:rPr>
+          <w:rStyle w:val="DataTypeTok"/>
+        </w:rPr>
+        <w:t xml:space="preserve">"DicomPort"</w:t>
+      </w:r>
+      <w:r>
+        <w:rPr>
+          <w:rStyle w:val="FunctionTok"/>
+        </w:rPr>
+        <w:t xml:space="preserve">:</w:t>
+      </w:r>
+      <w:r>
+        <w:rPr>
+          <w:rStyle w:val="NormalTok"/>
+        </w:rPr>
+        <w:t xml:space="preserve"> </w:t>
+      </w:r>
+      <w:r>
+        <w:rPr>
+          <w:rStyle w:val="DecValTok"/>
+        </w:rPr>
+        <w:t xml:space="preserve">4242</w:t>
+      </w:r>
+      <w:r>
+        <w:rPr>
+          <w:rStyle w:val="FunctionTok"/>
+        </w:rPr>
+        <w:t xml:space="preserve">,</w:t>
+      </w:r>
+      <w:r>
+        <w:br/>
+      </w:r>
+      <w:r>
+        <w:rPr>
+          <w:rStyle w:val="NormalTok"/>
+        </w:rPr>
+        <w:t xml:space="preserve">  </w:t>
+      </w:r>
+      <w:r>
+        <w:rPr>
+          <w:rStyle w:val="DataTypeTok"/>
+        </w:rPr>
+        <w:t xml:space="preserve">"HttpPort"</w:t>
+      </w:r>
+      <w:r>
+        <w:rPr>
+          <w:rStyle w:val="FunctionTok"/>
+        </w:rPr>
+        <w:t xml:space="preserve">:</w:t>
+      </w:r>
+      <w:r>
+        <w:rPr>
+          <w:rStyle w:val="NormalTok"/>
+        </w:rPr>
+        <w:t xml:space="preserve"> </w:t>
+      </w:r>
+      <w:r>
+        <w:rPr>
+          <w:rStyle w:val="DecValTok"/>
+        </w:rPr>
+        <w:t xml:space="preserve">8042</w:t>
+      </w:r>
+      <w:r>
+        <w:rPr>
+          <w:rStyle w:val="FunctionTok"/>
+        </w:rPr>
+        <w:t xml:space="preserve">,</w:t>
+      </w:r>
+      <w:r>
+        <w:br/>
+      </w:r>
+      <w:r>
+        <w:rPr>
+          <w:rStyle w:val="NormalTok"/>
+        </w:rPr>
+        <w:t xml:space="preserve">  </w:t>
+      </w:r>
+      <w:r>
+        <w:rPr>
+          <w:rStyle w:val="DataTypeTok"/>
+        </w:rPr>
+        <w:t xml:space="preserve">"RemoteAccessAllowed"</w:t>
+      </w:r>
+      <w:r>
+        <w:rPr>
+          <w:rStyle w:val="FunctionTok"/>
+        </w:rPr>
+        <w:t xml:space="preserve">:</w:t>
+      </w:r>
+      <w:r>
+        <w:rPr>
+          <w:rStyle w:val="NormalTok"/>
+        </w:rPr>
+        <w:t xml:space="preserve"> </w:t>
+      </w:r>
+      <w:r>
+        <w:rPr>
+          <w:rStyle w:val="KeywordTok"/>
+        </w:rPr>
+        <w:t xml:space="preserve">false</w:t>
+      </w:r>
+      <w:r>
+        <w:rPr>
+          <w:rStyle w:val="FunctionTok"/>
+        </w:rPr>
+        <w:t xml:space="preserve">,</w:t>
+      </w:r>
+      <w:r>
+        <w:br/>
+      </w:r>
+      <w:r>
+        <w:rPr>
+          <w:rStyle w:val="NormalTok"/>
+        </w:rPr>
+        <w:t xml:space="preserve">  </w:t>
+      </w:r>
+      <w:r>
+        <w:rPr>
+          <w:rStyle w:val="DataTypeTok"/>
+        </w:rPr>
+        <w:t xml:space="preserve">"AuthenticationEnabled"</w:t>
+      </w:r>
+      <w:r>
+        <w:rPr>
+          <w:rStyle w:val="FunctionTok"/>
+        </w:rPr>
+        <w:t xml:space="preserve">:</w:t>
+      </w:r>
+      <w:r>
+        <w:rPr>
+          <w:rStyle w:val="NormalTok"/>
+        </w:rPr>
+        <w:t xml:space="preserve"> </w:t>
+      </w:r>
+      <w:r>
+        <w:rPr>
+          <w:rStyle w:val="KeywordTok"/>
+        </w:rPr>
+        <w:t xml:space="preserve">true</w:t>
+      </w:r>
+      <w:r>
+        <w:rPr>
+          <w:rStyle w:val="FunctionTok"/>
+        </w:rPr>
+        <w:t xml:space="preserve">,</w:t>
+      </w:r>
+      <w:r>
+        <w:br/>
+      </w:r>
+      <w:r>
+        <w:rPr>
+          <w:rStyle w:val="NormalTok"/>
+        </w:rPr>
+        <w:t xml:space="preserve">  </w:t>
+      </w:r>
+      <w:r>
+        <w:rPr>
+          <w:rStyle w:val="DataTypeTok"/>
+        </w:rPr>
+        <w:t xml:space="preserve">"RegisteredUsers"</w:t>
+      </w:r>
+      <w:r>
+        <w:rPr>
+          <w:rStyle w:val="FunctionTok"/>
+        </w:rPr>
+        <w:t xml:space="preserve">:</w:t>
+      </w:r>
+      <w:r>
+        <w:rPr>
+          <w:rStyle w:val="NormalTok"/>
+        </w:rPr>
+        <w:t xml:space="preserve"> </w:t>
+      </w:r>
+      <w:r>
+        <w:rPr>
+          <w:rStyle w:val="FunctionTok"/>
+        </w:rPr>
+        <w:t xml:space="preserve">{</w:t>
+      </w:r>
+      <w:r>
+        <w:br/>
+      </w:r>
+      <w:r>
+        <w:rPr>
+          <w:rStyle w:val="NormalTok"/>
+        </w:rPr>
+        <w:t xml:space="preserve">    </w:t>
+      </w:r>
+      <w:r>
+        <w:rPr>
+          <w:rStyle w:val="DataTypeTok"/>
+        </w:rPr>
+        <w:t xml:space="preserve">"orthanc_bridge"</w:t>
+      </w:r>
+      <w:r>
+        <w:rPr>
+          <w:rStyle w:val="FunctionTok"/>
+        </w:rPr>
+        <w:t xml:space="preserve">:</w:t>
+      </w:r>
+      <w:r>
+        <w:rPr>
+          <w:rStyle w:val="NormalTok"/>
+        </w:rPr>
+        <w:t xml:space="preserve"> </w:t>
+      </w:r>
+      <w:r>
+        <w:rPr>
+          <w:rStyle w:val="StringTok"/>
+        </w:rPr>
+        <w:t xml:space="preserve">"GANTI_DENGAN_PASSWORD_KUAT"</w:t>
+      </w:r>
+      <w:r>
+        <w:br/>
+      </w:r>
+      <w:r>
+        <w:rPr>
+          <w:rStyle w:val="NormalTok"/>
+        </w:rPr>
+        <w:t xml:space="preserve">  </w:t>
+      </w:r>
+      <w:r>
+        <w:rPr>
+          <w:rStyle w:val="FunctionTok"/>
+        </w:rPr>
+        <w:t xml:space="preserve">}</w:t>
+      </w:r>
+      <w:r>
+        <w:br/>
+      </w:r>
+      <w:r>
+        <w:rPr>
+          <w:rStyle w:val="FunctionTok"/>
+        </w:rPr>
+        <w:t xml:space="preserve">}</w:t>
+      </w:r>
+    </w:p>
+    <w:p>
+      <w:pPr>
+        <w:numPr>
+          <w:ilvl w:val="0"/>
+          <w:numId w:val="1030"/>
+        </w:numPr>
+      </w:pPr>
+      <w:r>
+        <w:t xml:space="preserve">Buat kredensial Orthanc khusus untuk bridge sesuai kemampuan instalasi Orthanc.</w:t>
+      </w:r>
+    </w:p>
+    <w:p>
+      <w:pPr>
+        <w:numPr>
+          <w:ilvl w:val="0"/>
+          <w:numId w:val="1030"/>
+        </w:numPr>
+      </w:pPr>
+      <w:r>
+        <w:t xml:space="preserve">Restart service Orthanc.</w:t>
+      </w:r>
+    </w:p>
+    <w:p>
+      <w:pPr>
+        <w:numPr>
+          <w:ilvl w:val="0"/>
+          <w:numId w:val="1030"/>
+        </w:numPr>
+      </w:pPr>
+      <w:r>
+        <w:t xml:space="preserve">Buka</w:t>
+      </w:r>
+      <w:r>
+        <w:t xml:space="preserve"> </w:t>
+      </w:r>
+      <w:r>
+        <w:rPr>
+          <w:rStyle w:val="VerbatimChar"/>
+        </w:rPr>
+        <w:t xml:space="preserve">http://127.0.0.1:8042</w:t>
+      </w:r>
+      <w:r>
+        <w:t xml:space="preserve"> </w:t>
+      </w:r>
+      <w:r>
+        <w:t xml:space="preserve">dari PC yang sama dan pastikan Orthanc Explorer dapat diakses.</w:t>
+      </w:r>
+    </w:p>
+    <w:p>
+      <w:pPr>
+        <w:numPr>
+          <w:ilvl w:val="0"/>
+          <w:numId w:val="1030"/>
+        </w:numPr>
+      </w:pPr>
+      <w:r>
+        <w:t xml:space="preserve">Catat lokasi konfigurasi dan prosedur restart service pada lembar serah terima.</w:t>
       </w:r>
     </w:p>
     <w:p>
@@ -4698,27 +4929,17 @@
         <w:pStyle w:val="FirstParagraph"/>
       </w:pPr>
       <w:r>
-        <w:t xml:space="preserve">Jika terdapat beberapa alat USG, arahkan semuanya ke satu PC Orthanc pusat bila jaringan dan kapasitas memungkinkan. Catat AE Title dan IP setiap alat; jangan menggunakan IP dinamis tanpa reservasi.</w:t>
-      </w:r>
-    </w:p>
-    <w:bookmarkEnd w:id="48"/>
+        <w:t xml:space="preserve">Jangan mengganti seluruh konfigurasi Orthanc dengan contoh di atas. Gabungkan nilai yang diperlukan ke konfigurasi yang sudah ada dan pertahankan pengaturan/plugin lain.</w:t>
+      </w:r>
+    </w:p>
     <w:bookmarkEnd w:id="49"/>
-    <w:bookmarkStart w:id="57" w:name="X2bc7d1e0813f1526aa16ae8cc784b412f30b170"/>
-    <w:p>
-      <w:pPr>
-        <w:pStyle w:val="Heading2"/>
-      </w:pPr>
-      <w:r>
-        <w:t xml:space="preserve">12. Fase G — Memasang OrthancBridge</w:t>
-      </w:r>
-    </w:p>
-    <w:bookmarkStart w:id="50" w:name="X2fa6bf53554fb141b82ce95c06034419062a457"/>
+    <w:bookmarkStart w:id="50" w:name="langkah-f3--konfigurasi-alat-usg"/>
     <w:p>
       <w:pPr>
         <w:pStyle w:val="Heading3"/>
       </w:pPr>
       <w:r>
-        <w:t xml:space="preserve">Langkah G1 — Salin program ke lokasi stabil</w:t>
+        <w:t xml:space="preserve">Langkah F3 — Konfigurasi alat USG</w:t>
       </w:r>
     </w:p>
     <w:p>
@@ -4726,22 +4947,7 @@
         <w:pStyle w:val="FirstParagraph"/>
       </w:pPr>
       <w:r>
-        <w:t xml:space="preserve">Salin folder</w:t>
-      </w:r>
-      <w:r>
-        <w:t xml:space="preserve"> </w:t>
-      </w:r>
-      <w:r>
-        <w:rPr>
-          <w:rStyle w:val="VerbatimChar"/>
-        </w:rPr>
-        <w:t xml:space="preserve">orthanc-bridge</w:t>
-      </w:r>
-      <w:r>
-        <w:t xml:space="preserve"> </w:t>
-      </w:r>
-      <w:r>
-        <w:t xml:space="preserve">dari source rilis ke lokasi lokal yang tidak disinkronkan OneDrive, misalnya:</w:t>
+        <w:t xml:space="preserve">Pada menu DICOM/PACS alat USG, tambahkan tujuan:</w:t>
       </w:r>
     </w:p>
     <w:p>
@@ -4752,64 +4958,37 @@
         <w:rPr>
           <w:rStyle w:val="VerbatimChar"/>
         </w:rPr>
-        <w:t xml:space="preserve">C:\BPJS-USG-OrthancBridge</w:t>
-      </w:r>
-    </w:p>
-    <w:p>
-      <w:pPr>
-        <w:pStyle w:val="FirstParagraph"/>
-      </w:pPr>
-      <w:r>
-        <w:t xml:space="preserve">Folder kerja tidak boleh berada di folder publik dan hanya boleh diakses akun Windows yang berwenang.</w:t>
-      </w:r>
-    </w:p>
-    <w:bookmarkEnd w:id="50"/>
-    <w:bookmarkStart w:id="51" w:name="X04742d046d6ac8f4fdf6571dd53158f0ea5e811"/>
-    <w:p>
-      <w:pPr>
-        <w:pStyle w:val="Heading3"/>
-      </w:pPr>
-      <w:r>
-        <w:t xml:space="preserve">Langkah G2 — Buat kunci bridge pada aplikasi</w:t>
-      </w:r>
-    </w:p>
-    <w:p>
-      <w:pPr>
-        <w:pStyle w:val="Compact"/>
-        <w:numPr>
-          <w:ilvl w:val="0"/>
-          <w:numId w:val="1030"/>
-        </w:numPr>
-      </w:pPr>
-      <w:r>
-        <w:t xml:space="preserve">Masuk ke</w:t>
-      </w:r>
-      <w:r>
-        <w:t xml:space="preserve"> </w:t>
-      </w:r>
-      <w:r>
-        <w:rPr>
-          <w:rStyle w:val="VerbatimChar"/>
-        </w:rPr>
-        <w:t xml:space="preserve">/exec</w:t>
-      </w:r>
-      <w:r>
-        <w:t xml:space="preserve"> </w:t>
-      </w:r>
-      <w:r>
-        <w:t xml:space="preserve">sebagai ADMIN.</w:t>
-      </w:r>
-    </w:p>
-    <w:p>
-      <w:pPr>
-        <w:pStyle w:val="Compact"/>
-        <w:numPr>
-          <w:ilvl w:val="0"/>
-          <w:numId w:val="1030"/>
-        </w:numPr>
-      </w:pPr>
-      <w:r>
-        <w:t xml:space="preserve">Buka menu</w:t>
+        <w:t xml:space="preserve">Destination AE Title : PUSKESMAS_PACS</w:t>
+      </w:r>
+      <w:r>
+        <w:br/>
+      </w:r>
+      <w:r>
+        <w:rPr>
+          <w:rStyle w:val="VerbatimChar"/>
+        </w:rPr>
+        <w:t xml:space="preserve">Destination IP       : &lt;IP_PC_ORTHANC&gt;</w:t>
+      </w:r>
+      <w:r>
+        <w:br/>
+      </w:r>
+      <w:r>
+        <w:rPr>
+          <w:rStyle w:val="VerbatimChar"/>
+        </w:rPr>
+        <w:t xml:space="preserve">Destination Port     : 4242</w:t>
+      </w:r>
+    </w:p>
+    <w:p>
+      <w:pPr>
+        <w:pStyle w:val="Compact"/>
+        <w:numPr>
+          <w:ilvl w:val="0"/>
+          <w:numId w:val="1031"/>
+        </w:numPr>
+      </w:pPr>
+      <w:r>
+        <w:t xml:space="preserve">Jalankan C-ECHO atau fungsi</w:t>
       </w:r>
       <w:r>
         <w:t xml:space="preserve"> </w:t>
@@ -4819,22 +4998,180 @@
           <w:b/>
           <w:bCs/>
         </w:rPr>
-        <w:t xml:space="preserve">Sistem</w:t>
-      </w:r>
-      <w:r>
-        <w:t xml:space="preserve">.</w:t>
-      </w:r>
-    </w:p>
-    <w:p>
-      <w:pPr>
-        <w:pStyle w:val="Compact"/>
-        <w:numPr>
-          <w:ilvl w:val="0"/>
-          <w:numId w:val="1030"/>
-        </w:numPr>
-      </w:pPr>
-      <w:r>
-        <w:t xml:space="preserve">Pada bagian OrthancBridge, klik</w:t>
+        <w:t xml:space="preserve">Verify</w:t>
+      </w:r>
+      <w:r>
+        <w:t xml:space="preserve"> </w:t>
+      </w:r>
+      <w:r>
+        <w:t xml:space="preserve">dari alat USG jika tersedia.</w:t>
+      </w:r>
+    </w:p>
+    <w:p>
+      <w:pPr>
+        <w:pStyle w:val="Compact"/>
+        <w:numPr>
+          <w:ilvl w:val="0"/>
+          <w:numId w:val="1031"/>
+        </w:numPr>
+      </w:pPr>
+      <w:r>
+        <w:t xml:space="preserve">Kirim satu studi DICOM fiktif.</w:t>
+      </w:r>
+    </w:p>
+    <w:p>
+      <w:pPr>
+        <w:pStyle w:val="Compact"/>
+        <w:numPr>
+          <w:ilvl w:val="0"/>
+          <w:numId w:val="1031"/>
+        </w:numPr>
+      </w:pPr>
+      <w:r>
+        <w:t xml:space="preserve">Pastikan studi muncul di Orthanc.</w:t>
+      </w:r>
+    </w:p>
+    <w:p>
+      <w:pPr>
+        <w:pStyle w:val="Compact"/>
+        <w:numPr>
+          <w:ilvl w:val="0"/>
+          <w:numId w:val="1031"/>
+        </w:numPr>
+      </w:pPr>
+      <w:r>
+        <w:t xml:space="preserve">Periksa nama pasien, PatientID, tanggal lahir, StudyDate, jumlah instance, dan preview.</w:t>
+      </w:r>
+    </w:p>
+    <w:p>
+      <w:pPr>
+        <w:pStyle w:val="Compact"/>
+        <w:numPr>
+          <w:ilvl w:val="0"/>
+          <w:numId w:val="1031"/>
+        </w:numPr>
+      </w:pPr>
+      <w:r>
+        <w:t xml:space="preserve">Jangan melanjutkan ke data pasien nyata sebelum uji fiktif berhasil.</w:t>
+      </w:r>
+    </w:p>
+    <w:p>
+      <w:pPr>
+        <w:pStyle w:val="FirstParagraph"/>
+      </w:pPr>
+      <w:r>
+        <w:t xml:space="preserve">Jika terdapat beberapa alat USG, arahkan semuanya ke satu PC Orthanc pusat bila jaringan dan kapasitas memungkinkan. Catat AE Title dan IP setiap alat; jangan menggunakan IP dinamis tanpa reservasi.</w:t>
+      </w:r>
+    </w:p>
+    <w:bookmarkEnd w:id="50"/>
+    <w:bookmarkEnd w:id="51"/>
+    <w:bookmarkStart w:id="59" w:name="X2bc7d1e0813f1526aa16ae8cc784b412f30b170"/>
+    <w:p>
+      <w:pPr>
+        <w:pStyle w:val="Heading2"/>
+      </w:pPr>
+      <w:r>
+        <w:t xml:space="preserve">12. Fase G — Memasang OrthancBridge</w:t>
+      </w:r>
+    </w:p>
+    <w:bookmarkStart w:id="52" w:name="X2fa6bf53554fb141b82ce95c06034419062a457"/>
+    <w:p>
+      <w:pPr>
+        <w:pStyle w:val="Heading3"/>
+      </w:pPr>
+      <w:r>
+        <w:t xml:space="preserve">Langkah G1 — Salin program ke lokasi stabil</w:t>
+      </w:r>
+    </w:p>
+    <w:p>
+      <w:pPr>
+        <w:pStyle w:val="FirstParagraph"/>
+      </w:pPr>
+      <w:r>
+        <w:t xml:space="preserve">Salin folder</w:t>
+      </w:r>
+      <w:r>
+        <w:t xml:space="preserve"> </w:t>
+      </w:r>
+      <w:r>
+        <w:rPr>
+          <w:rStyle w:val="VerbatimChar"/>
+        </w:rPr>
+        <w:t xml:space="preserve">orthanc-bridge</w:t>
+      </w:r>
+      <w:r>
+        <w:t xml:space="preserve"> </w:t>
+      </w:r>
+      <w:r>
+        <w:t xml:space="preserve">dari source rilis ke lokasi lokal yang tidak disinkronkan OneDrive, misalnya:</w:t>
+      </w:r>
+    </w:p>
+    <w:p>
+      <w:pPr>
+        <w:pStyle w:val="SourceCode"/>
+      </w:pPr>
+      <w:r>
+        <w:rPr>
+          <w:rStyle w:val="VerbatimChar"/>
+        </w:rPr>
+        <w:t xml:space="preserve">C:\BPJS-USG-OrthancBridge</w:t>
+      </w:r>
+    </w:p>
+    <w:p>
+      <w:pPr>
+        <w:pStyle w:val="FirstParagraph"/>
+      </w:pPr>
+      <w:r>
+        <w:t xml:space="preserve">Folder kerja tidak boleh berada di folder publik dan hanya boleh diakses akun Windows yang berwenang.</w:t>
+      </w:r>
+    </w:p>
+    <w:bookmarkEnd w:id="52"/>
+    <w:bookmarkStart w:id="53" w:name="X04742d046d6ac8f4fdf6571dd53158f0ea5e811"/>
+    <w:p>
+      <w:pPr>
+        <w:pStyle w:val="Heading3"/>
+      </w:pPr>
+      <w:r>
+        <w:t xml:space="preserve">Langkah G2 — Buat kunci bridge pada aplikasi</w:t>
+      </w:r>
+    </w:p>
+    <w:p>
+      <w:pPr>
+        <w:pStyle w:val="Compact"/>
+        <w:numPr>
+          <w:ilvl w:val="0"/>
+          <w:numId w:val="1032"/>
+        </w:numPr>
+      </w:pPr>
+      <w:r>
+        <w:t xml:space="preserve">Masuk ke</w:t>
+      </w:r>
+      <w:r>
+        <w:t xml:space="preserve"> </w:t>
+      </w:r>
+      <w:r>
+        <w:rPr>
+          <w:rStyle w:val="VerbatimChar"/>
+        </w:rPr>
+        <w:t xml:space="preserve">/exec</w:t>
+      </w:r>
+      <w:r>
+        <w:t xml:space="preserve"> </w:t>
+      </w:r>
+      <w:r>
+        <w:t xml:space="preserve">sebagai ADMIN.</w:t>
+      </w:r>
+    </w:p>
+    <w:p>
+      <w:pPr>
+        <w:pStyle w:val="Compact"/>
+        <w:numPr>
+          <w:ilvl w:val="0"/>
+          <w:numId w:val="1032"/>
+        </w:numPr>
+      </w:pPr>
+      <w:r>
+        <w:t xml:space="preserve">Buka menu</w:t>
       </w:r>
       <w:r>
         <w:t xml:space="preserve"> </w:t>
@@ -4844,7 +5181,7 @@
           <w:b/>
           <w:bCs/>
         </w:rPr>
-        <w:t xml:space="preserve">Buat Kunci Koneksi</w:t>
+        <w:t xml:space="preserve">Sistem</w:t>
       </w:r>
       <w:r>
         <w:t xml:space="preserve">.</w:t>
@@ -4855,11 +5192,11 @@
         <w:pStyle w:val="Compact"/>
         <w:numPr>
           <w:ilvl w:val="0"/>
-          <w:numId w:val="1030"/>
-        </w:numPr>
-      </w:pPr>
-      <w:r>
-        <w:t xml:space="preserve">Klik</w:t>
+          <w:numId w:val="1032"/>
+        </w:numPr>
+      </w:pPr>
+      <w:r>
+        <w:t xml:space="preserve">Pada bagian OrthancBridge, klik</w:t>
       </w:r>
       <w:r>
         <w:t xml:space="preserve"> </w:t>
@@ -4869,7 +5206,7 @@
           <w:b/>
           <w:bCs/>
         </w:rPr>
-        <w:t xml:space="preserve">Salin Konfigurasi</w:t>
+        <w:t xml:space="preserve">Buat Kunci Koneksi</w:t>
       </w:r>
       <w:r>
         <w:t xml:space="preserve">.</w:t>
@@ -4880,1214 +5217,11 @@
         <w:pStyle w:val="Compact"/>
         <w:numPr>
           <w:ilvl w:val="0"/>
-          <w:numId w:val="1030"/>
-        </w:numPr>
-      </w:pPr>
-      <w:r>
-        <w:t xml:space="preserve">Simpan langsung pada PC Orthanc.</w:t>
-      </w:r>
-    </w:p>
-    <w:p>
-      <w:pPr>
-        <w:pStyle w:val="FirstParagraph"/>
-      </w:pPr>
-      <w:r>
-        <w:t xml:space="preserve">Kunci hanya ditampilkan satu kali. Membuat kunci baru membatalkan kunci lama.</w:t>
-      </w:r>
-    </w:p>
-    <w:bookmarkEnd w:id="51"/>
-    <w:bookmarkStart w:id="52" w:name="langkah-g3--instal-dependensi-bridge"/>
-    <w:p>
-      <w:pPr>
-        <w:pStyle w:val="Heading3"/>
-      </w:pPr>
-      <w:r>
-        <w:t xml:space="preserve">Langkah G3 — Instal dependensi bridge</w:t>
-      </w:r>
-    </w:p>
-    <w:p>
-      <w:pPr>
-        <w:pStyle w:val="FirstParagraph"/>
-      </w:pPr>
-      <w:r>
-        <w:t xml:space="preserve">Buka PowerShell pada folder bridge:</w:t>
-      </w:r>
-    </w:p>
-    <w:p>
-      <w:pPr>
-        <w:pStyle w:val="SourceCode"/>
-      </w:pPr>
-      <w:r>
-        <w:rPr>
-          <w:rStyle w:val="FunctionTok"/>
-        </w:rPr>
-        <w:t xml:space="preserve">Set-Location</w:t>
-      </w:r>
-      <w:r>
-        <w:rPr>
-          <w:rStyle w:val="NormalTok"/>
-        </w:rPr>
-        <w:t xml:space="preserve"> </w:t>
-      </w:r>
-      <w:r>
-        <w:rPr>
-          <w:rStyle w:val="OperatorTok"/>
-        </w:rPr>
-        <w:t xml:space="preserve">-</w:t>
-      </w:r>
-      <w:r>
-        <w:rPr>
-          <w:rStyle w:val="NormalTok"/>
-        </w:rPr>
-        <w:t xml:space="preserve">LiteralPath </w:t>
-      </w:r>
-      <w:r>
-        <w:rPr>
-          <w:rStyle w:val="StringTok"/>
-        </w:rPr>
-        <w:t xml:space="preserve">'C:\BPJS-USG-OrthancBridge'</w:t>
-      </w:r>
-      <w:r>
-        <w:br/>
-      </w:r>
-      <w:r>
-        <w:rPr>
-          <w:rStyle w:val="NormalTok"/>
-        </w:rPr>
-        <w:t xml:space="preserve">powershell </w:t>
-      </w:r>
-      <w:r>
-        <w:rPr>
-          <w:rStyle w:val="OperatorTok"/>
-        </w:rPr>
-        <w:t xml:space="preserve">-</w:t>
-      </w:r>
-      <w:r>
-        <w:rPr>
-          <w:rStyle w:val="NormalTok"/>
-        </w:rPr>
-        <w:t xml:space="preserve">ExecutionPolicy Bypass </w:t>
-      </w:r>
-      <w:r>
-        <w:rPr>
-          <w:rStyle w:val="OperatorTok"/>
-        </w:rPr>
-        <w:t xml:space="preserve">-</w:t>
-      </w:r>
-      <w:r>
-        <w:rPr>
-          <w:rStyle w:val="NormalTok"/>
-        </w:rPr>
-        <w:t xml:space="preserve">File </w:t>
-      </w:r>
-      <w:r>
-        <w:rPr>
-          <w:rStyle w:val="OperatorTok"/>
-        </w:rPr>
-        <w:t xml:space="preserve">.</w:t>
-      </w:r>
-      <w:r>
-        <w:rPr>
-          <w:rStyle w:val="NormalTok"/>
-        </w:rPr>
-        <w:t xml:space="preserve">\setup</w:t>
-      </w:r>
-      <w:r>
-        <w:rPr>
-          <w:rStyle w:val="OperatorTok"/>
-        </w:rPr>
-        <w:t xml:space="preserve">.</w:t>
-      </w:r>
-      <w:r>
-        <w:rPr>
-          <w:rStyle w:val="FunctionTok"/>
-        </w:rPr>
-        <w:t xml:space="preserve">ps1</w:t>
-      </w:r>
-    </w:p>
-    <w:p>
-      <w:pPr>
-        <w:pStyle w:val="FirstParagraph"/>
-      </w:pPr>
-      <w:r>
-        <w:t xml:space="preserve">Perintah membuat</w:t>
-      </w:r>
-      <w:r>
-        <w:t xml:space="preserve"> </w:t>
-      </w:r>
-      <w:r>
-        <w:rPr>
-          <w:rStyle w:val="VerbatimChar"/>
-        </w:rPr>
-        <w:t xml:space="preserve">.venv</w:t>
-      </w:r>
-      <w:r>
-        <w:t xml:space="preserve">, memasang dependensi, dan membuat</w:t>
-      </w:r>
-      <w:r>
-        <w:t xml:space="preserve"> </w:t>
-      </w:r>
-      <w:r>
-        <w:rPr>
-          <w:rStyle w:val="VerbatimChar"/>
-        </w:rPr>
-        <w:t xml:space="preserve">config.json</w:t>
-      </w:r>
-      <w:r>
-        <w:t xml:space="preserve"> </w:t>
-      </w:r>
-      <w:r>
-        <w:t xml:space="preserve">dari contoh bila berkas tersebut belum ada.</w:t>
-      </w:r>
-    </w:p>
-    <w:bookmarkEnd w:id="52"/>
-    <w:bookmarkStart w:id="53" w:name="langkah-g4--isi-configjson"/>
-    <w:p>
-      <w:pPr>
-        <w:pStyle w:val="Heading3"/>
-      </w:pPr>
-      <w:r>
-        <w:t xml:space="preserve">Langkah G4 — Isi</w:t>
-      </w:r>
-      <w:r>
-        <w:t xml:space="preserve"> </w:t>
-      </w:r>
-      <w:r>
-        <w:rPr>
-          <w:rStyle w:val="VerbatimChar"/>
-        </w:rPr>
-        <w:t xml:space="preserve">config.json</w:t>
-      </w:r>
-    </w:p>
-    <w:p>
-      <w:pPr>
-        <w:pStyle w:val="FirstParagraph"/>
-      </w:pPr>
-      <w:r>
-        <w:t xml:space="preserve">Masukkan URL</w:t>
-      </w:r>
-      <w:r>
-        <w:t xml:space="preserve"> </w:t>
-      </w:r>
-      <w:r>
-        <w:rPr>
-          <w:rStyle w:val="VerbatimChar"/>
-        </w:rPr>
-        <w:t xml:space="preserve">/exec</w:t>
-      </w:r>
-      <w:r>
-        <w:t xml:space="preserve">, ID bridge, kunci bridge, dan kredensial Orthanc:</w:t>
-      </w:r>
-    </w:p>
-    <w:p>
-      <w:pPr>
-        <w:pStyle w:val="SourceCode"/>
-      </w:pPr>
-      <w:r>
-        <w:rPr>
-          <w:rStyle w:val="FunctionTok"/>
-        </w:rPr>
-        <w:t xml:space="preserve">{</w:t>
-      </w:r>
-      <w:r>
-        <w:br/>
-      </w:r>
-      <w:r>
-        <w:rPr>
-          <w:rStyle w:val="NormalTok"/>
-        </w:rPr>
-        <w:t xml:space="preserve">  </w:t>
-      </w:r>
-      <w:r>
-        <w:rPr>
-          <w:rStyle w:val="DataTypeTok"/>
-        </w:rPr>
-        <w:t xml:space="preserve">"orthanc_url"</w:t>
-      </w:r>
-      <w:r>
-        <w:rPr>
-          <w:rStyle w:val="FunctionTok"/>
-        </w:rPr>
-        <w:t xml:space="preserve">:</w:t>
-      </w:r>
-      <w:r>
-        <w:rPr>
-          <w:rStyle w:val="NormalTok"/>
-        </w:rPr>
-        <w:t xml:space="preserve"> </w:t>
-      </w:r>
-      <w:r>
-        <w:rPr>
-          <w:rStyle w:val="StringTok"/>
-        </w:rPr>
-        <w:t xml:space="preserve">"http://127.0.0.1:8042"</w:t>
-      </w:r>
-      <w:r>
-        <w:rPr>
-          <w:rStyle w:val="FunctionTok"/>
-        </w:rPr>
-        <w:t xml:space="preserve">,</w:t>
-      </w:r>
-      <w:r>
-        <w:br/>
-      </w:r>
-      <w:r>
-        <w:rPr>
-          <w:rStyle w:val="NormalTok"/>
-        </w:rPr>
-        <w:t xml:space="preserve">  </w:t>
-      </w:r>
-      <w:r>
-        <w:rPr>
-          <w:rStyle w:val="DataTypeTok"/>
-        </w:rPr>
-        <w:t xml:space="preserve">"orthanc_username"</w:t>
-      </w:r>
-      <w:r>
-        <w:rPr>
-          <w:rStyle w:val="FunctionTok"/>
-        </w:rPr>
-        <w:t xml:space="preserve">:</w:t>
-      </w:r>
-      <w:r>
-        <w:rPr>
-          <w:rStyle w:val="NormalTok"/>
-        </w:rPr>
-        <w:t xml:space="preserve"> </w:t>
-      </w:r>
-      <w:r>
-        <w:rPr>
-          <w:rStyle w:val="StringTok"/>
-        </w:rPr>
-        <w:t xml:space="preserve">"orthanc_bridge"</w:t>
-      </w:r>
-      <w:r>
-        <w:rPr>
-          <w:rStyle w:val="FunctionTok"/>
-        </w:rPr>
-        <w:t xml:space="preserve">,</w:t>
-      </w:r>
-      <w:r>
-        <w:br/>
-      </w:r>
-      <w:r>
-        <w:rPr>
-          <w:rStyle w:val="NormalTok"/>
-        </w:rPr>
-        <w:t xml:space="preserve">  </w:t>
-      </w:r>
-      <w:r>
-        <w:rPr>
-          <w:rStyle w:val="DataTypeTok"/>
-        </w:rPr>
-        <w:t xml:space="preserve">"orthanc_password"</w:t>
-      </w:r>
-      <w:r>
-        <w:rPr>
-          <w:rStyle w:val="FunctionTok"/>
-        </w:rPr>
-        <w:t xml:space="preserve">:</w:t>
-      </w:r>
-      <w:r>
-        <w:rPr>
-          <w:rStyle w:val="NormalTok"/>
-        </w:rPr>
-        <w:t xml:space="preserve"> </w:t>
-      </w:r>
-      <w:r>
-        <w:rPr>
-          <w:rStyle w:val="StringTok"/>
-        </w:rPr>
-        <w:t xml:space="preserve">"GANTI_DENGAN_PASSWORD_ORTHANC"</w:t>
-      </w:r>
-      <w:r>
-        <w:rPr>
-          <w:rStyle w:val="FunctionTok"/>
-        </w:rPr>
-        <w:t xml:space="preserve">,</w:t>
-      </w:r>
-      <w:r>
-        <w:br/>
-      </w:r>
-      <w:r>
-        <w:rPr>
-          <w:rStyle w:val="NormalTok"/>
-        </w:rPr>
-        <w:t xml:space="preserve">  </w:t>
-      </w:r>
-      <w:r>
-        <w:rPr>
-          <w:rStyle w:val="DataTypeTok"/>
-        </w:rPr>
-        <w:t xml:space="preserve">"apps_script_url"</w:t>
-      </w:r>
-      <w:r>
-        <w:rPr>
-          <w:rStyle w:val="FunctionTok"/>
-        </w:rPr>
-        <w:t xml:space="preserve">:</w:t>
-      </w:r>
-      <w:r>
-        <w:rPr>
-          <w:rStyle w:val="NormalTok"/>
-        </w:rPr>
-        <w:t xml:space="preserve"> </w:t>
-      </w:r>
-      <w:r>
-        <w:rPr>
-          <w:rStyle w:val="StringTok"/>
-        </w:rPr>
-        <w:t xml:space="preserve">"https://script.google.com/macros/s/DEPLOYMENT_ID/exec"</w:t>
-      </w:r>
-      <w:r>
-        <w:rPr>
-          <w:rStyle w:val="FunctionTok"/>
-        </w:rPr>
-        <w:t xml:space="preserve">,</w:t>
-      </w:r>
-      <w:r>
-        <w:br/>
-      </w:r>
-      <w:r>
-        <w:rPr>
-          <w:rStyle w:val="NormalTok"/>
-        </w:rPr>
-        <w:t xml:space="preserve">  </w:t>
-      </w:r>
-      <w:r>
-        <w:rPr>
-          <w:rStyle w:val="DataTypeTok"/>
-        </w:rPr>
-        <w:t xml:space="preserve">"bridge_id"</w:t>
-      </w:r>
-      <w:r>
-        <w:rPr>
-          <w:rStyle w:val="FunctionTok"/>
-        </w:rPr>
-        <w:t xml:space="preserve">:</w:t>
-      </w:r>
-      <w:r>
-        <w:rPr>
-          <w:rStyle w:val="NormalTok"/>
-        </w:rPr>
-        <w:t xml:space="preserve"> </w:t>
-      </w:r>
-      <w:r>
-        <w:rPr>
-          <w:rStyle w:val="StringTok"/>
-        </w:rPr>
-        <w:t xml:space="preserve">"SALIN_DARI_MENU_SISTEM"</w:t>
-      </w:r>
-      <w:r>
-        <w:rPr>
-          <w:rStyle w:val="FunctionTok"/>
-        </w:rPr>
-        <w:t xml:space="preserve">,</w:t>
-      </w:r>
-      <w:r>
-        <w:br/>
-      </w:r>
-      <w:r>
-        <w:rPr>
-          <w:rStyle w:val="NormalTok"/>
-        </w:rPr>
-        <w:t xml:space="preserve">  </w:t>
-      </w:r>
-      <w:r>
-        <w:rPr>
-          <w:rStyle w:val="DataTypeTok"/>
-        </w:rPr>
-        <w:t xml:space="preserve">"bridge_key"</w:t>
-      </w:r>
-      <w:r>
-        <w:rPr>
-          <w:rStyle w:val="FunctionTok"/>
-        </w:rPr>
-        <w:t xml:space="preserve">:</w:t>
-      </w:r>
-      <w:r>
-        <w:rPr>
-          <w:rStyle w:val="NormalTok"/>
-        </w:rPr>
-        <w:t xml:space="preserve"> </w:t>
-      </w:r>
-      <w:r>
-        <w:rPr>
-          <w:rStyle w:val="StringTok"/>
-        </w:rPr>
-        <w:t xml:space="preserve">"SALIN_DARI_MENU_SISTEM"</w:t>
-      </w:r>
-      <w:r>
-        <w:rPr>
-          <w:rStyle w:val="FunctionTok"/>
-        </w:rPr>
-        <w:t xml:space="preserve">,</w:t>
-      </w:r>
-      <w:r>
-        <w:br/>
-      </w:r>
-      <w:r>
-        <w:rPr>
-          <w:rStyle w:val="NormalTok"/>
-        </w:rPr>
-        <w:t xml:space="preserve">  </w:t>
-      </w:r>
-      <w:r>
-        <w:rPr>
-          <w:rStyle w:val="DataTypeTok"/>
-        </w:rPr>
-        <w:t xml:space="preserve">"lookback_days"</w:t>
-      </w:r>
-      <w:r>
-        <w:rPr>
-          <w:rStyle w:val="FunctionTok"/>
-        </w:rPr>
-        <w:t xml:space="preserve">:</w:t>
-      </w:r>
-      <w:r>
-        <w:rPr>
-          <w:rStyle w:val="NormalTok"/>
-        </w:rPr>
-        <w:t xml:space="preserve"> </w:t>
-      </w:r>
-      <w:r>
-        <w:rPr>
-          <w:rStyle w:val="DecValTok"/>
-        </w:rPr>
-        <w:t xml:space="preserve">2</w:t>
-      </w:r>
-      <w:r>
-        <w:rPr>
-          <w:rStyle w:val="FunctionTok"/>
-        </w:rPr>
-        <w:t xml:space="preserve">,</w:t>
-      </w:r>
-      <w:r>
-        <w:br/>
-      </w:r>
-      <w:r>
-        <w:rPr>
-          <w:rStyle w:val="NormalTok"/>
-        </w:rPr>
-        <w:t xml:space="preserve">  </w:t>
-      </w:r>
-      <w:r>
-        <w:rPr>
-          <w:rStyle w:val="DataTypeTok"/>
-        </w:rPr>
-        <w:t xml:space="preserve">"poll_seconds"</w:t>
-      </w:r>
-      <w:r>
-        <w:rPr>
-          <w:rStyle w:val="FunctionTok"/>
-        </w:rPr>
-        <w:t xml:space="preserve">:</w:t>
-      </w:r>
-      <w:r>
-        <w:rPr>
-          <w:rStyle w:val="NormalTok"/>
-        </w:rPr>
-        <w:t xml:space="preserve"> </w:t>
-      </w:r>
-      <w:r>
-        <w:rPr>
-          <w:rStyle w:val="DecValTok"/>
-        </w:rPr>
-        <w:t xml:space="preserve">600</w:t>
-      </w:r>
-      <w:r>
-        <w:rPr>
-          <w:rStyle w:val="FunctionTok"/>
-        </w:rPr>
-        <w:t xml:space="preserve">,</w:t>
-      </w:r>
-      <w:r>
-        <w:br/>
-      </w:r>
-      <w:r>
-        <w:rPr>
-          <w:rStyle w:val="NormalTok"/>
-        </w:rPr>
-        <w:t xml:space="preserve">  </w:t>
-      </w:r>
-      <w:r>
-        <w:rPr>
-          <w:rStyle w:val="DataTypeTok"/>
-        </w:rPr>
-        <w:t xml:space="preserve">"max_images_per_study"</w:t>
-      </w:r>
-      <w:r>
-        <w:rPr>
-          <w:rStyle w:val="FunctionTok"/>
-        </w:rPr>
-        <w:t xml:space="preserve">:</w:t>
-      </w:r>
-      <w:r>
-        <w:rPr>
-          <w:rStyle w:val="NormalTok"/>
-        </w:rPr>
-        <w:t xml:space="preserve"> </w:t>
-      </w:r>
-      <w:r>
-        <w:rPr>
-          <w:rStyle w:val="DecValTok"/>
-        </w:rPr>
-        <w:t xml:space="preserve">30</w:t>
-      </w:r>
-      <w:r>
-        <w:rPr>
-          <w:rStyle w:val="FunctionTok"/>
-        </w:rPr>
-        <w:t xml:space="preserve">,</w:t>
-      </w:r>
-      <w:r>
-        <w:br/>
-      </w:r>
-      <w:r>
-        <w:rPr>
-          <w:rStyle w:val="NormalTok"/>
-        </w:rPr>
-        <w:t xml:space="preserve">  </w:t>
-      </w:r>
-      <w:r>
-        <w:rPr>
-          <w:rStyle w:val="DataTypeTok"/>
-        </w:rPr>
-        <w:t xml:space="preserve">"max_frames_per_instance"</w:t>
-      </w:r>
-      <w:r>
-        <w:rPr>
-          <w:rStyle w:val="FunctionTok"/>
-        </w:rPr>
-        <w:t xml:space="preserve">:</w:t>
-      </w:r>
-      <w:r>
-        <w:rPr>
-          <w:rStyle w:val="NormalTok"/>
-        </w:rPr>
-        <w:t xml:space="preserve"> </w:t>
-      </w:r>
-      <w:r>
-        <w:rPr>
-          <w:rStyle w:val="DecValTok"/>
-        </w:rPr>
-        <w:t xml:space="preserve">1</w:t>
-      </w:r>
-      <w:r>
-        <w:rPr>
-          <w:rStyle w:val="FunctionTok"/>
-        </w:rPr>
-        <w:t xml:space="preserve">,</w:t>
-      </w:r>
-      <w:r>
-        <w:br/>
-      </w:r>
-      <w:r>
-        <w:rPr>
-          <w:rStyle w:val="NormalTok"/>
-        </w:rPr>
-        <w:t xml:space="preserve">  </w:t>
-      </w:r>
-      <w:r>
-        <w:rPr>
-          <w:rStyle w:val="DataTypeTok"/>
-        </w:rPr>
-        <w:t xml:space="preserve">"upload_original_dicoms"</w:t>
-      </w:r>
-      <w:r>
-        <w:rPr>
-          <w:rStyle w:val="FunctionTok"/>
-        </w:rPr>
-        <w:t xml:space="preserve">:</w:t>
-      </w:r>
-      <w:r>
-        <w:rPr>
-          <w:rStyle w:val="NormalTok"/>
-        </w:rPr>
-        <w:t xml:space="preserve"> </w:t>
-      </w:r>
-      <w:r>
-        <w:rPr>
-          <w:rStyle w:val="KeywordTok"/>
-        </w:rPr>
-        <w:t xml:space="preserve">true</w:t>
-      </w:r>
-      <w:r>
-        <w:rPr>
-          <w:rStyle w:val="FunctionTok"/>
-        </w:rPr>
-        <w:t xml:space="preserve">,</w:t>
-      </w:r>
-      <w:r>
-        <w:br/>
-      </w:r>
-      <w:r>
-        <w:rPr>
-          <w:rStyle w:val="NormalTok"/>
-        </w:rPr>
-        <w:t xml:space="preserve">  </w:t>
-      </w:r>
-      <w:r>
-        <w:rPr>
-          <w:rStyle w:val="DataTypeTok"/>
-        </w:rPr>
-        <w:t xml:space="preserve">"max_dicom_instances_per_study"</w:t>
-      </w:r>
-      <w:r>
-        <w:rPr>
-          <w:rStyle w:val="FunctionTok"/>
-        </w:rPr>
-        <w:t xml:space="preserve">:</w:t>
-      </w:r>
-      <w:r>
-        <w:rPr>
-          <w:rStyle w:val="NormalTok"/>
-        </w:rPr>
-        <w:t xml:space="preserve"> </w:t>
-      </w:r>
-      <w:r>
-        <w:rPr>
-          <w:rStyle w:val="DecValTok"/>
-        </w:rPr>
-        <w:t xml:space="preserve">100</w:t>
-      </w:r>
-      <w:r>
-        <w:rPr>
-          <w:rStyle w:val="FunctionTok"/>
-        </w:rPr>
-        <w:t xml:space="preserve">,</w:t>
-      </w:r>
-      <w:r>
-        <w:br/>
-      </w:r>
-      <w:r>
-        <w:rPr>
-          <w:rStyle w:val="NormalTok"/>
-        </w:rPr>
-        <w:t xml:space="preserve">  </w:t>
-      </w:r>
-      <w:r>
-        <w:rPr>
-          <w:rStyle w:val="DataTypeTok"/>
-        </w:rPr>
-        <w:t xml:space="preserve">"verify_tls"</w:t>
-      </w:r>
-      <w:r>
-        <w:rPr>
-          <w:rStyle w:val="FunctionTok"/>
-        </w:rPr>
-        <w:t xml:space="preserve">:</w:t>
-      </w:r>
-      <w:r>
-        <w:rPr>
-          <w:rStyle w:val="NormalTok"/>
-        </w:rPr>
-        <w:t xml:space="preserve"> </w:t>
-      </w:r>
-      <w:r>
-        <w:rPr>
-          <w:rStyle w:val="KeywordTok"/>
-        </w:rPr>
-        <w:t xml:space="preserve">true</w:t>
-      </w:r>
-      <w:r>
-        <w:rPr>
-          <w:rStyle w:val="FunctionTok"/>
-        </w:rPr>
-        <w:t xml:space="preserve">,</w:t>
-      </w:r>
-      <w:r>
-        <w:br/>
-      </w:r>
-      <w:r>
-        <w:rPr>
-          <w:rStyle w:val="NormalTok"/>
-        </w:rPr>
-        <w:t xml:space="preserve">  </w:t>
-      </w:r>
-      <w:r>
-        <w:rPr>
-          <w:rStyle w:val="DataTypeTok"/>
-        </w:rPr>
-        <w:t xml:space="preserve">"state_file"</w:t>
-      </w:r>
-      <w:r>
-        <w:rPr>
-          <w:rStyle w:val="FunctionTok"/>
-        </w:rPr>
-        <w:t xml:space="preserve">:</w:t>
-      </w:r>
-      <w:r>
-        <w:rPr>
-          <w:rStyle w:val="NormalTok"/>
-        </w:rPr>
-        <w:t xml:space="preserve"> </w:t>
-      </w:r>
-      <w:r>
-        <w:rPr>
-          <w:rStyle w:val="StringTok"/>
-        </w:rPr>
-        <w:t xml:space="preserve">"state.json"</w:t>
-      </w:r>
-      <w:r>
-        <w:rPr>
-          <w:rStyle w:val="FunctionTok"/>
-        </w:rPr>
-        <w:t xml:space="preserve">,</w:t>
-      </w:r>
-      <w:r>
-        <w:br/>
-      </w:r>
-      <w:r>
-        <w:rPr>
-          <w:rStyle w:val="NormalTok"/>
-        </w:rPr>
-        <w:t xml:space="preserve">  </w:t>
-      </w:r>
-      <w:r>
-        <w:rPr>
-          <w:rStyle w:val="DataTypeTok"/>
-        </w:rPr>
-        <w:t xml:space="preserve">"log_file"</w:t>
-      </w:r>
-      <w:r>
-        <w:rPr>
-          <w:rStyle w:val="FunctionTok"/>
-        </w:rPr>
-        <w:t xml:space="preserve">:</w:t>
-      </w:r>
-      <w:r>
-        <w:rPr>
-          <w:rStyle w:val="NormalTok"/>
-        </w:rPr>
-        <w:t xml:space="preserve"> </w:t>
-      </w:r>
-      <w:r>
-        <w:rPr>
-          <w:rStyle w:val="StringTok"/>
-        </w:rPr>
-        <w:t xml:space="preserve">"logs/orthanc-bridge.log"</w:t>
-      </w:r>
-      <w:r>
-        <w:br/>
-      </w:r>
-      <w:r>
-        <w:rPr>
-          <w:rStyle w:val="FunctionTok"/>
-        </w:rPr>
-        <w:t xml:space="preserve">}</w:t>
-      </w:r>
-    </w:p>
-    <w:p>
-      <w:pPr>
-        <w:pStyle w:val="FirstParagraph"/>
-      </w:pPr>
-      <w:r>
-        <w:t xml:space="preserve">Aturan:</w:t>
-      </w:r>
-    </w:p>
-    <w:p>
-      <w:pPr>
-        <w:pStyle w:val="Compact"/>
-        <w:numPr>
-          <w:ilvl w:val="0"/>
-          <w:numId w:val="1031"/>
-        </w:numPr>
-      </w:pPr>
-      <w:r>
-        <w:t xml:space="preserve">URL Apps Script harus URL produksi</w:t>
-      </w:r>
-      <w:r>
-        <w:t xml:space="preserve"> </w:t>
-      </w:r>
-      <w:r>
-        <w:rPr>
-          <w:rStyle w:val="VerbatimChar"/>
-        </w:rPr>
-        <w:t xml:space="preserve">/exec</w:t>
-      </w:r>
-      <w:r>
-        <w:t xml:space="preserve">, bukan URL editor atau</w:t>
-      </w:r>
-      <w:r>
-        <w:t xml:space="preserve"> </w:t>
-      </w:r>
-      <w:r>
-        <w:rPr>
-          <w:rStyle w:val="VerbatimChar"/>
-        </w:rPr>
-        <w:t xml:space="preserve">/dev</w:t>
-      </w:r>
-      <w:r>
-        <w:t xml:space="preserve">.</w:t>
-      </w:r>
-    </w:p>
-    <w:p>
-      <w:pPr>
-        <w:pStyle w:val="Compact"/>
-        <w:numPr>
-          <w:ilvl w:val="0"/>
-          <w:numId w:val="1031"/>
-        </w:numPr>
-      </w:pPr>
-      <w:r>
-        <w:t xml:space="preserve">Gunakan</w:t>
-      </w:r>
-      <w:r>
-        <w:t xml:space="preserve"> </w:t>
-      </w:r>
-      <w:r>
-        <w:rPr>
-          <w:rStyle w:val="VerbatimChar"/>
-        </w:rPr>
-        <w:t xml:space="preserve">http://</w:t>
-      </w:r>
-      <w:r>
-        <w:t xml:space="preserve"> </w:t>
-      </w:r>
-      <w:r>
-        <w:t xml:space="preserve">hanya untuk Orthanc pada</w:t>
-      </w:r>
-      <w:r>
-        <w:t xml:space="preserve"> </w:t>
-      </w:r>
-      <w:r>
-        <w:rPr>
-          <w:rStyle w:val="VerbatimChar"/>
-        </w:rPr>
-        <w:t xml:space="preserve">127.0.0.1</w:t>
-      </w:r>
-      <w:r>
-        <w:t xml:space="preserve">,</w:t>
-      </w:r>
-      <w:r>
-        <w:t xml:space="preserve"> </w:t>
-      </w:r>
-      <w:r>
-        <w:rPr>
-          <w:rStyle w:val="VerbatimChar"/>
-        </w:rPr>
-        <w:t xml:space="preserve">localhost</w:t>
-      </w:r>
-      <w:r>
-        <w:t xml:space="preserve">, atau</w:t>
-      </w:r>
-      <w:r>
-        <w:t xml:space="preserve"> </w:t>
-      </w:r>
-      <w:r>
-        <w:rPr>
-          <w:rStyle w:val="VerbatimChar"/>
-        </w:rPr>
-        <w:t xml:space="preserve">::1</w:t>
-      </w:r>
-      <w:r>
-        <w:t xml:space="preserve">.</w:t>
-      </w:r>
-    </w:p>
-    <w:p>
-      <w:pPr>
-        <w:pStyle w:val="Compact"/>
-        <w:numPr>
-          <w:ilvl w:val="0"/>
-          <w:numId w:val="1031"/>
-        </w:numPr>
-      </w:pPr>
-      <w:r>
-        <w:t xml:space="preserve">Biarkan</w:t>
-      </w:r>
-      <w:r>
-        <w:t xml:space="preserve"> </w:t>
-      </w:r>
-      <w:r>
-        <w:rPr>
-          <w:rStyle w:val="VerbatimChar"/>
-        </w:rPr>
-        <w:t xml:space="preserve">verify_tls: true</w:t>
-      </w:r>
-      <w:r>
-        <w:t xml:space="preserve"> </w:t>
-      </w:r>
-      <w:r>
-        <w:t xml:space="preserve">untuk Apps Script.</w:t>
-      </w:r>
-    </w:p>
-    <w:p>
-      <w:pPr>
-        <w:pStyle w:val="Compact"/>
-        <w:numPr>
-          <w:ilvl w:val="0"/>
-          <w:numId w:val="1031"/>
-        </w:numPr>
-      </w:pPr>
-      <w:r>
-        <w:t xml:space="preserve">Jangan commit</w:t>
-      </w:r>
-      <w:r>
-        <w:t xml:space="preserve"> </w:t>
-      </w:r>
-      <w:r>
-        <w:rPr>
-          <w:rStyle w:val="VerbatimChar"/>
-        </w:rPr>
-        <w:t xml:space="preserve">config.json</w:t>
-      </w:r>
-      <w:r>
-        <w:t xml:space="preserve">,</w:t>
-      </w:r>
-      <w:r>
-        <w:t xml:space="preserve"> </w:t>
-      </w:r>
-      <w:r>
-        <w:rPr>
-          <w:rStyle w:val="VerbatimChar"/>
-        </w:rPr>
-        <w:t xml:space="preserve">state.json</w:t>
-      </w:r>
-      <w:r>
-        <w:t xml:space="preserve">,</w:t>
-      </w:r>
-      <w:r>
-        <w:t xml:space="preserve"> </w:t>
-      </w:r>
-      <w:r>
-        <w:rPr>
-          <w:rStyle w:val="VerbatimChar"/>
-        </w:rPr>
-        <w:t xml:space="preserve">.venv</w:t>
-      </w:r>
-      <w:r>
-        <w:t xml:space="preserve">, atau log ke Git.</w:t>
-      </w:r>
-    </w:p>
-    <w:p>
-      <w:pPr>
-        <w:pStyle w:val="Compact"/>
-        <w:numPr>
-          <w:ilvl w:val="0"/>
-          <w:numId w:val="1031"/>
-        </w:numPr>
-      </w:pPr>
-      <w:r>
-        <w:t xml:space="preserve">Jangan mengirim isi</w:t>
-      </w:r>
-      <w:r>
-        <w:t xml:space="preserve"> </w:t>
-      </w:r>
-      <w:r>
-        <w:rPr>
-          <w:rStyle w:val="VerbatimChar"/>
-        </w:rPr>
-        <w:t xml:space="preserve">config.json</w:t>
-      </w:r>
-      <w:r>
-        <w:t xml:space="preserve"> </w:t>
-      </w:r>
-      <w:r>
-        <w:t xml:space="preserve">melalui chat atau email.</w:t>
-      </w:r>
-    </w:p>
-    <w:bookmarkEnd w:id="53"/>
-    <w:bookmarkStart w:id="54" w:name="langkah-g5--uji-satu-kali"/>
-    <w:p>
-      <w:pPr>
-        <w:pStyle w:val="Heading3"/>
-      </w:pPr>
-      <w:r>
-        <w:t xml:space="preserve">Langkah G5 — Uji satu kali</w:t>
-      </w:r>
-    </w:p>
-    <w:p>
-      <w:pPr>
-        <w:pStyle w:val="SourceCode"/>
-      </w:pPr>
-      <w:r>
-        <w:rPr>
-          <w:rStyle w:val="FunctionTok"/>
-        </w:rPr>
-        <w:t xml:space="preserve">Set-Location</w:t>
-      </w:r>
-      <w:r>
-        <w:rPr>
-          <w:rStyle w:val="NormalTok"/>
-        </w:rPr>
-        <w:t xml:space="preserve"> </w:t>
-      </w:r>
-      <w:r>
-        <w:rPr>
-          <w:rStyle w:val="OperatorTok"/>
-        </w:rPr>
-        <w:t xml:space="preserve">-</w:t>
-      </w:r>
-      <w:r>
-        <w:rPr>
-          <w:rStyle w:val="NormalTok"/>
-        </w:rPr>
-        <w:t xml:space="preserve">LiteralPath </w:t>
-      </w:r>
-      <w:r>
-        <w:rPr>
-          <w:rStyle w:val="StringTok"/>
-        </w:rPr>
-        <w:t xml:space="preserve">'C:\BPJS-USG-OrthancBridge'</w:t>
-      </w:r>
-      <w:r>
-        <w:br/>
-      </w:r>
-      <w:r>
-        <w:rPr>
-          <w:rStyle w:val="NormalTok"/>
-        </w:rPr>
-        <w:t xml:space="preserve">powershell </w:t>
-      </w:r>
-      <w:r>
-        <w:rPr>
-          <w:rStyle w:val="OperatorTok"/>
-        </w:rPr>
-        <w:t xml:space="preserve">-</w:t>
-      </w:r>
-      <w:r>
-        <w:rPr>
-          <w:rStyle w:val="NormalTok"/>
-        </w:rPr>
-        <w:t xml:space="preserve">ExecutionPolicy Bypass </w:t>
-      </w:r>
-      <w:r>
-        <w:rPr>
-          <w:rStyle w:val="OperatorTok"/>
-        </w:rPr>
-        <w:t xml:space="preserve">-</w:t>
-      </w:r>
-      <w:r>
-        <w:rPr>
-          <w:rStyle w:val="NormalTok"/>
-        </w:rPr>
-        <w:t xml:space="preserve">File </w:t>
-      </w:r>
-      <w:r>
-        <w:rPr>
-          <w:rStyle w:val="OperatorTok"/>
-        </w:rPr>
-        <w:t xml:space="preserve">.</w:t>
-      </w:r>
-      <w:r>
-        <w:rPr>
-          <w:rStyle w:val="NormalTok"/>
-        </w:rPr>
-        <w:t xml:space="preserve">\run-once</w:t>
-      </w:r>
-      <w:r>
-        <w:rPr>
-          <w:rStyle w:val="OperatorTok"/>
-        </w:rPr>
-        <w:t xml:space="preserve">.</w:t>
-      </w:r>
-      <w:r>
-        <w:rPr>
-          <w:rStyle w:val="FunctionTok"/>
-        </w:rPr>
-        <w:t xml:space="preserve">ps1</w:t>
-      </w:r>
-      <w:r>
-        <w:br/>
-      </w:r>
-      <w:r>
-        <w:rPr>
-          <w:rStyle w:val="FunctionTok"/>
-        </w:rPr>
-        <w:t xml:space="preserve">Get-Content</w:t>
-      </w:r>
-      <w:r>
-        <w:rPr>
-          <w:rStyle w:val="NormalTok"/>
-        </w:rPr>
-        <w:t xml:space="preserve"> </w:t>
-      </w:r>
-      <w:r>
-        <w:rPr>
-          <w:rStyle w:val="OperatorTok"/>
-        </w:rPr>
-        <w:t xml:space="preserve">-</w:t>
-      </w:r>
-      <w:r>
-        <w:rPr>
-          <w:rStyle w:val="NormalTok"/>
-        </w:rPr>
-        <w:t xml:space="preserve">LiteralPath </w:t>
-      </w:r>
-      <w:r>
-        <w:rPr>
-          <w:rStyle w:val="StringTok"/>
-        </w:rPr>
-        <w:t xml:space="preserve">'.\logs\orthanc-bridge.log'</w:t>
-      </w:r>
-      <w:r>
-        <w:rPr>
-          <w:rStyle w:val="NormalTok"/>
-        </w:rPr>
-        <w:t xml:space="preserve"> </w:t>
-      </w:r>
-      <w:r>
-        <w:rPr>
-          <w:rStyle w:val="OperatorTok"/>
-        </w:rPr>
-        <w:t xml:space="preserve">-</w:t>
-      </w:r>
-      <w:r>
-        <w:rPr>
-          <w:rStyle w:val="NormalTok"/>
-        </w:rPr>
-        <w:t xml:space="preserve">Tail </w:t>
-      </w:r>
-      <w:r>
-        <w:rPr>
-          <w:rStyle w:val="DecValTok"/>
-        </w:rPr>
-        <w:t xml:space="preserve">100</w:t>
-      </w:r>
-    </w:p>
-    <w:p>
-      <w:pPr>
-        <w:pStyle w:val="FirstParagraph"/>
-      </w:pPr>
-      <w:r>
-        <w:t xml:space="preserve">Hasil yang harus diverifikasi:</w:t>
-      </w:r>
-    </w:p>
-    <w:p>
-      <w:pPr>
-        <w:pStyle w:val="Compact"/>
-        <w:numPr>
-          <w:ilvl w:val="0"/>
           <w:numId w:val="1032"/>
         </w:numPr>
       </w:pPr>
       <w:r>
-        <w:t xml:space="preserve">koneksi Orthanc berhasil;</w:t>
-      </w:r>
-    </w:p>
-    <w:p>
-      <w:pPr>
-        <w:pStyle w:val="Compact"/>
-        <w:numPr>
-          <w:ilvl w:val="0"/>
-          <w:numId w:val="1032"/>
-        </w:numPr>
-      </w:pPr>
-      <w:r>
-        <w:t xml:space="preserve">koneksi Apps Script berhasil;</w:t>
-      </w:r>
-    </w:p>
-    <w:p>
-      <w:pPr>
-        <w:pStyle w:val="Compact"/>
-        <w:numPr>
-          <w:ilvl w:val="0"/>
-          <w:numId w:val="1032"/>
-        </w:numPr>
-      </w:pPr>
-      <w:r>
-        <w:t xml:space="preserve">studi fiktif muncul pada menu</w:t>
+        <w:t xml:space="preserve">Klik</w:t>
       </w:r>
       <w:r>
         <w:t xml:space="preserve"> </w:t>
@@ -6097,13 +5231,10 @@
           <w:b/>
           <w:bCs/>
         </w:rPr>
-        <w:t xml:space="preserve">Orthanc</w:t>
-      </w:r>
-      <w:r>
-        <w:t xml:space="preserve"> </w:t>
-      </w:r>
-      <w:r>
-        <w:t xml:space="preserve">sebagai siap ditinjau;</w:t>
+        <w:t xml:space="preserve">Salin Konfigurasi</w:t>
+      </w:r>
+      <w:r>
+        <w:t xml:space="preserve">.</w:t>
       </w:r>
     </w:p>
     <w:p>
@@ -6115,43 +5246,7 @@
         </w:numPr>
       </w:pPr>
       <w:r>
-        <w:t xml:space="preserve">klaim belum dibuat otomatis;</w:t>
-      </w:r>
-    </w:p>
-    <w:p>
-      <w:pPr>
-        <w:pStyle w:val="Compact"/>
-        <w:numPr>
-          <w:ilvl w:val="0"/>
-          <w:numId w:val="1032"/>
-        </w:numPr>
-      </w:pPr>
-      <w:r>
-        <w:t xml:space="preserve">DICOM mentah muncul pada akun backup di</w:t>
-      </w:r>
-      <w:r>
-        <w:t xml:space="preserve"> </w:t>
-      </w:r>
-      <w:r>
-        <w:rPr>
-          <w:rStyle w:val="VerbatimChar"/>
-        </w:rPr>
-        <w:t xml:space="preserve">DICOM RAW</w:t>
-      </w:r>
-      <w:r>
-        <w:t xml:space="preserve">;</w:t>
-      </w:r>
-    </w:p>
-    <w:p>
-      <w:pPr>
-        <w:pStyle w:val="Compact"/>
-        <w:numPr>
-          <w:ilvl w:val="0"/>
-          <w:numId w:val="1032"/>
-        </w:numPr>
-      </w:pPr>
-      <w:r>
-        <w:t xml:space="preserve">log tidak memuat nama pasien, NIK, atau gambar.</w:t>
+        <w:t xml:space="preserve">Simpan langsung pada PC Orthanc.</w:t>
       </w:r>
     </w:p>
     <w:p>
@@ -6159,52 +5254,948 @@
         <w:pStyle w:val="FirstParagraph"/>
       </w:pPr>
       <w:r>
-        <w:t xml:space="preserve">Nilai</w:t>
-      </w:r>
-      <w:r>
-        <w:t xml:space="preserve"> </w:t>
-      </w:r>
-      <w:r>
-        <w:rPr>
-          <w:rStyle w:val="VerbatimChar"/>
-        </w:rPr>
-        <w:t xml:space="preserve">0 studies</w:t>
-      </w:r>
-      <w:r>
-        <w:t xml:space="preserve"> </w:t>
-      </w:r>
-      <w:r>
-        <w:t xml:space="preserve">tidak selalu berarti gagal. Periksa apakah</w:t>
-      </w:r>
-      <w:r>
-        <w:t xml:space="preserve"> </w:t>
-      </w:r>
-      <w:r>
-        <w:rPr>
-          <w:rStyle w:val="VerbatimChar"/>
-        </w:rPr>
-        <w:t xml:space="preserve">StudyDate</w:t>
-      </w:r>
-      <w:r>
-        <w:t xml:space="preserve"> </w:t>
-      </w:r>
-      <w:r>
-        <w:t xml:space="preserve">berada dalam</w:t>
-      </w:r>
-      <w:r>
-        <w:t xml:space="preserve"> </w:t>
-      </w:r>
-      <w:r>
-        <w:rPr>
-          <w:rStyle w:val="VerbatimChar"/>
-        </w:rPr>
-        <w:t xml:space="preserve">lookback_days</w:t>
-      </w:r>
-      <w:r>
-        <w:t xml:space="preserve"> </w:t>
-      </w:r>
-      <w:r>
-        <w:t xml:space="preserve">dan apakah studi sudah tercatat di</w:t>
+        <w:t xml:space="preserve">Kunci hanya ditampilkan satu kali. Membuat kunci baru membatalkan kunci lama.</w:t>
+      </w:r>
+    </w:p>
+    <w:bookmarkEnd w:id="53"/>
+    <w:bookmarkStart w:id="54" w:name="langkah-g3--instal-dependensi-bridge"/>
+    <w:p>
+      <w:pPr>
+        <w:pStyle w:val="Heading3"/>
+      </w:pPr>
+      <w:r>
+        <w:t xml:space="preserve">Langkah G3 — Instal dependensi bridge</w:t>
+      </w:r>
+    </w:p>
+    <w:p>
+      <w:pPr>
+        <w:pStyle w:val="FirstParagraph"/>
+      </w:pPr>
+      <w:r>
+        <w:t xml:space="preserve">Buka PowerShell pada folder bridge:</w:t>
+      </w:r>
+    </w:p>
+    <w:p>
+      <w:pPr>
+        <w:pStyle w:val="SourceCode"/>
+      </w:pPr>
+      <w:r>
+        <w:rPr>
+          <w:rStyle w:val="FunctionTok"/>
+        </w:rPr>
+        <w:t xml:space="preserve">Set-Location</w:t>
+      </w:r>
+      <w:r>
+        <w:rPr>
+          <w:rStyle w:val="NormalTok"/>
+        </w:rPr>
+        <w:t xml:space="preserve"> </w:t>
+      </w:r>
+      <w:r>
+        <w:rPr>
+          <w:rStyle w:val="OperatorTok"/>
+        </w:rPr>
+        <w:t xml:space="preserve">-</w:t>
+      </w:r>
+      <w:r>
+        <w:rPr>
+          <w:rStyle w:val="NormalTok"/>
+        </w:rPr>
+        <w:t xml:space="preserve">LiteralPath </w:t>
+      </w:r>
+      <w:r>
+        <w:rPr>
+          <w:rStyle w:val="StringTok"/>
+        </w:rPr>
+        <w:t xml:space="preserve">'C:\BPJS-USG-OrthancBridge'</w:t>
+      </w:r>
+      <w:r>
+        <w:br/>
+      </w:r>
+      <w:r>
+        <w:rPr>
+          <w:rStyle w:val="NormalTok"/>
+        </w:rPr>
+        <w:t xml:space="preserve">powershell </w:t>
+      </w:r>
+      <w:r>
+        <w:rPr>
+          <w:rStyle w:val="OperatorTok"/>
+        </w:rPr>
+        <w:t xml:space="preserve">-</w:t>
+      </w:r>
+      <w:r>
+        <w:rPr>
+          <w:rStyle w:val="NormalTok"/>
+        </w:rPr>
+        <w:t xml:space="preserve">ExecutionPolicy Bypass </w:t>
+      </w:r>
+      <w:r>
+        <w:rPr>
+          <w:rStyle w:val="OperatorTok"/>
+        </w:rPr>
+        <w:t xml:space="preserve">-</w:t>
+      </w:r>
+      <w:r>
+        <w:rPr>
+          <w:rStyle w:val="NormalTok"/>
+        </w:rPr>
+        <w:t xml:space="preserve">File </w:t>
+      </w:r>
+      <w:r>
+        <w:rPr>
+          <w:rStyle w:val="OperatorTok"/>
+        </w:rPr>
+        <w:t xml:space="preserve">.</w:t>
+      </w:r>
+      <w:r>
+        <w:rPr>
+          <w:rStyle w:val="NormalTok"/>
+        </w:rPr>
+        <w:t xml:space="preserve">\setup</w:t>
+      </w:r>
+      <w:r>
+        <w:rPr>
+          <w:rStyle w:val="OperatorTok"/>
+        </w:rPr>
+        <w:t xml:space="preserve">.</w:t>
+      </w:r>
+      <w:r>
+        <w:rPr>
+          <w:rStyle w:val="FunctionTok"/>
+        </w:rPr>
+        <w:t xml:space="preserve">ps1</w:t>
+      </w:r>
+    </w:p>
+    <w:p>
+      <w:pPr>
+        <w:pStyle w:val="FirstParagraph"/>
+      </w:pPr>
+      <w:r>
+        <w:t xml:space="preserve">Perintah membuat</w:t>
+      </w:r>
+      <w:r>
+        <w:t xml:space="preserve"> </w:t>
+      </w:r>
+      <w:r>
+        <w:rPr>
+          <w:rStyle w:val="VerbatimChar"/>
+        </w:rPr>
+        <w:t xml:space="preserve">.venv</w:t>
+      </w:r>
+      <w:r>
+        <w:t xml:space="preserve">, memasang dependensi, dan membuat</w:t>
+      </w:r>
+      <w:r>
+        <w:t xml:space="preserve"> </w:t>
+      </w:r>
+      <w:r>
+        <w:rPr>
+          <w:rStyle w:val="VerbatimChar"/>
+        </w:rPr>
+        <w:t xml:space="preserve">config.json</w:t>
+      </w:r>
+      <w:r>
+        <w:t xml:space="preserve"> </w:t>
+      </w:r>
+      <w:r>
+        <w:t xml:space="preserve">dari contoh bila berkas tersebut belum ada.</w:t>
+      </w:r>
+    </w:p>
+    <w:bookmarkEnd w:id="54"/>
+    <w:bookmarkStart w:id="55" w:name="langkah-g4--isi-configjson"/>
+    <w:p>
+      <w:pPr>
+        <w:pStyle w:val="Heading3"/>
+      </w:pPr>
+      <w:r>
+        <w:t xml:space="preserve">Langkah G4 — Isi</w:t>
+      </w:r>
+      <w:r>
+        <w:t xml:space="preserve"> </w:t>
+      </w:r>
+      <w:r>
+        <w:rPr>
+          <w:rStyle w:val="VerbatimChar"/>
+        </w:rPr>
+        <w:t xml:space="preserve">config.json</w:t>
+      </w:r>
+    </w:p>
+    <w:p>
+      <w:pPr>
+        <w:pStyle w:val="FirstParagraph"/>
+      </w:pPr>
+      <w:r>
+        <w:t xml:space="preserve">Masukkan URL</w:t>
+      </w:r>
+      <w:r>
+        <w:t xml:space="preserve"> </w:t>
+      </w:r>
+      <w:r>
+        <w:rPr>
+          <w:rStyle w:val="VerbatimChar"/>
+        </w:rPr>
+        <w:t xml:space="preserve">/exec</w:t>
+      </w:r>
+      <w:r>
+        <w:t xml:space="preserve">, ID bridge, kunci bridge, dan kredensial Orthanc:</w:t>
+      </w:r>
+    </w:p>
+    <w:p>
+      <w:pPr>
+        <w:pStyle w:val="SourceCode"/>
+      </w:pPr>
+      <w:r>
+        <w:rPr>
+          <w:rStyle w:val="FunctionTok"/>
+        </w:rPr>
+        <w:t xml:space="preserve">{</w:t>
+      </w:r>
+      <w:r>
+        <w:br/>
+      </w:r>
+      <w:r>
+        <w:rPr>
+          <w:rStyle w:val="NormalTok"/>
+        </w:rPr>
+        <w:t xml:space="preserve">  </w:t>
+      </w:r>
+      <w:r>
+        <w:rPr>
+          <w:rStyle w:val="DataTypeTok"/>
+        </w:rPr>
+        <w:t xml:space="preserve">"orthanc_url"</w:t>
+      </w:r>
+      <w:r>
+        <w:rPr>
+          <w:rStyle w:val="FunctionTok"/>
+        </w:rPr>
+        <w:t xml:space="preserve">:</w:t>
+      </w:r>
+      <w:r>
+        <w:rPr>
+          <w:rStyle w:val="NormalTok"/>
+        </w:rPr>
+        <w:t xml:space="preserve"> </w:t>
+      </w:r>
+      <w:r>
+        <w:rPr>
+          <w:rStyle w:val="StringTok"/>
+        </w:rPr>
+        <w:t xml:space="preserve">"http://127.0.0.1:8042"</w:t>
+      </w:r>
+      <w:r>
+        <w:rPr>
+          <w:rStyle w:val="FunctionTok"/>
+        </w:rPr>
+        <w:t xml:space="preserve">,</w:t>
+      </w:r>
+      <w:r>
+        <w:br/>
+      </w:r>
+      <w:r>
+        <w:rPr>
+          <w:rStyle w:val="NormalTok"/>
+        </w:rPr>
+        <w:t xml:space="preserve">  </w:t>
+      </w:r>
+      <w:r>
+        <w:rPr>
+          <w:rStyle w:val="DataTypeTok"/>
+        </w:rPr>
+        <w:t xml:space="preserve">"orthanc_username"</w:t>
+      </w:r>
+      <w:r>
+        <w:rPr>
+          <w:rStyle w:val="FunctionTok"/>
+        </w:rPr>
+        <w:t xml:space="preserve">:</w:t>
+      </w:r>
+      <w:r>
+        <w:rPr>
+          <w:rStyle w:val="NormalTok"/>
+        </w:rPr>
+        <w:t xml:space="preserve"> </w:t>
+      </w:r>
+      <w:r>
+        <w:rPr>
+          <w:rStyle w:val="StringTok"/>
+        </w:rPr>
+        <w:t xml:space="preserve">"orthanc_bridge"</w:t>
+      </w:r>
+      <w:r>
+        <w:rPr>
+          <w:rStyle w:val="FunctionTok"/>
+        </w:rPr>
+        <w:t xml:space="preserve">,</w:t>
+      </w:r>
+      <w:r>
+        <w:br/>
+      </w:r>
+      <w:r>
+        <w:rPr>
+          <w:rStyle w:val="NormalTok"/>
+        </w:rPr>
+        <w:t xml:space="preserve">  </w:t>
+      </w:r>
+      <w:r>
+        <w:rPr>
+          <w:rStyle w:val="DataTypeTok"/>
+        </w:rPr>
+        <w:t xml:space="preserve">"orthanc_password"</w:t>
+      </w:r>
+      <w:r>
+        <w:rPr>
+          <w:rStyle w:val="FunctionTok"/>
+        </w:rPr>
+        <w:t xml:space="preserve">:</w:t>
+      </w:r>
+      <w:r>
+        <w:rPr>
+          <w:rStyle w:val="NormalTok"/>
+        </w:rPr>
+        <w:t xml:space="preserve"> </w:t>
+      </w:r>
+      <w:r>
+        <w:rPr>
+          <w:rStyle w:val="StringTok"/>
+        </w:rPr>
+        <w:t xml:space="preserve">"GANTI_DENGAN_PASSWORD_ORTHANC"</w:t>
+      </w:r>
+      <w:r>
+        <w:rPr>
+          <w:rStyle w:val="FunctionTok"/>
+        </w:rPr>
+        <w:t xml:space="preserve">,</w:t>
+      </w:r>
+      <w:r>
+        <w:br/>
+      </w:r>
+      <w:r>
+        <w:rPr>
+          <w:rStyle w:val="NormalTok"/>
+        </w:rPr>
+        <w:t xml:space="preserve">  </w:t>
+      </w:r>
+      <w:r>
+        <w:rPr>
+          <w:rStyle w:val="DataTypeTok"/>
+        </w:rPr>
+        <w:t xml:space="preserve">"apps_script_url"</w:t>
+      </w:r>
+      <w:r>
+        <w:rPr>
+          <w:rStyle w:val="FunctionTok"/>
+        </w:rPr>
+        <w:t xml:space="preserve">:</w:t>
+      </w:r>
+      <w:r>
+        <w:rPr>
+          <w:rStyle w:val="NormalTok"/>
+        </w:rPr>
+        <w:t xml:space="preserve"> </w:t>
+      </w:r>
+      <w:r>
+        <w:rPr>
+          <w:rStyle w:val="StringTok"/>
+        </w:rPr>
+        <w:t xml:space="preserve">"https://script.google.com/macros/s/DEPLOYMENT_ID/exec"</w:t>
+      </w:r>
+      <w:r>
+        <w:rPr>
+          <w:rStyle w:val="FunctionTok"/>
+        </w:rPr>
+        <w:t xml:space="preserve">,</w:t>
+      </w:r>
+      <w:r>
+        <w:br/>
+      </w:r>
+      <w:r>
+        <w:rPr>
+          <w:rStyle w:val="NormalTok"/>
+        </w:rPr>
+        <w:t xml:space="preserve">  </w:t>
+      </w:r>
+      <w:r>
+        <w:rPr>
+          <w:rStyle w:val="DataTypeTok"/>
+        </w:rPr>
+        <w:t xml:space="preserve">"bridge_id"</w:t>
+      </w:r>
+      <w:r>
+        <w:rPr>
+          <w:rStyle w:val="FunctionTok"/>
+        </w:rPr>
+        <w:t xml:space="preserve">:</w:t>
+      </w:r>
+      <w:r>
+        <w:rPr>
+          <w:rStyle w:val="NormalTok"/>
+        </w:rPr>
+        <w:t xml:space="preserve"> </w:t>
+      </w:r>
+      <w:r>
+        <w:rPr>
+          <w:rStyle w:val="StringTok"/>
+        </w:rPr>
+        <w:t xml:space="preserve">"SALIN_DARI_MENU_SISTEM"</w:t>
+      </w:r>
+      <w:r>
+        <w:rPr>
+          <w:rStyle w:val="FunctionTok"/>
+        </w:rPr>
+        <w:t xml:space="preserve">,</w:t>
+      </w:r>
+      <w:r>
+        <w:br/>
+      </w:r>
+      <w:r>
+        <w:rPr>
+          <w:rStyle w:val="NormalTok"/>
+        </w:rPr>
+        <w:t xml:space="preserve">  </w:t>
+      </w:r>
+      <w:r>
+        <w:rPr>
+          <w:rStyle w:val="DataTypeTok"/>
+        </w:rPr>
+        <w:t xml:space="preserve">"bridge_key"</w:t>
+      </w:r>
+      <w:r>
+        <w:rPr>
+          <w:rStyle w:val="FunctionTok"/>
+        </w:rPr>
+        <w:t xml:space="preserve">:</w:t>
+      </w:r>
+      <w:r>
+        <w:rPr>
+          <w:rStyle w:val="NormalTok"/>
+        </w:rPr>
+        <w:t xml:space="preserve"> </w:t>
+      </w:r>
+      <w:r>
+        <w:rPr>
+          <w:rStyle w:val="StringTok"/>
+        </w:rPr>
+        <w:t xml:space="preserve">"SALIN_DARI_MENU_SISTEM"</w:t>
+      </w:r>
+      <w:r>
+        <w:rPr>
+          <w:rStyle w:val="FunctionTok"/>
+        </w:rPr>
+        <w:t xml:space="preserve">,</w:t>
+      </w:r>
+      <w:r>
+        <w:br/>
+      </w:r>
+      <w:r>
+        <w:rPr>
+          <w:rStyle w:val="NormalTok"/>
+        </w:rPr>
+        <w:t xml:space="preserve">  </w:t>
+      </w:r>
+      <w:r>
+        <w:rPr>
+          <w:rStyle w:val="DataTypeTok"/>
+        </w:rPr>
+        <w:t xml:space="preserve">"lookback_days"</w:t>
+      </w:r>
+      <w:r>
+        <w:rPr>
+          <w:rStyle w:val="FunctionTok"/>
+        </w:rPr>
+        <w:t xml:space="preserve">:</w:t>
+      </w:r>
+      <w:r>
+        <w:rPr>
+          <w:rStyle w:val="NormalTok"/>
+        </w:rPr>
+        <w:t xml:space="preserve"> </w:t>
+      </w:r>
+      <w:r>
+        <w:rPr>
+          <w:rStyle w:val="DecValTok"/>
+        </w:rPr>
+        <w:t xml:space="preserve">2</w:t>
+      </w:r>
+      <w:r>
+        <w:rPr>
+          <w:rStyle w:val="FunctionTok"/>
+        </w:rPr>
+        <w:t xml:space="preserve">,</w:t>
+      </w:r>
+      <w:r>
+        <w:br/>
+      </w:r>
+      <w:r>
+        <w:rPr>
+          <w:rStyle w:val="NormalTok"/>
+        </w:rPr>
+        <w:t xml:space="preserve">  </w:t>
+      </w:r>
+      <w:r>
+        <w:rPr>
+          <w:rStyle w:val="DataTypeTok"/>
+        </w:rPr>
+        <w:t xml:space="preserve">"poll_seconds"</w:t>
+      </w:r>
+      <w:r>
+        <w:rPr>
+          <w:rStyle w:val="FunctionTok"/>
+        </w:rPr>
+        <w:t xml:space="preserve">:</w:t>
+      </w:r>
+      <w:r>
+        <w:rPr>
+          <w:rStyle w:val="NormalTok"/>
+        </w:rPr>
+        <w:t xml:space="preserve"> </w:t>
+      </w:r>
+      <w:r>
+        <w:rPr>
+          <w:rStyle w:val="DecValTok"/>
+        </w:rPr>
+        <w:t xml:space="preserve">600</w:t>
+      </w:r>
+      <w:r>
+        <w:rPr>
+          <w:rStyle w:val="FunctionTok"/>
+        </w:rPr>
+        <w:t xml:space="preserve">,</w:t>
+      </w:r>
+      <w:r>
+        <w:br/>
+      </w:r>
+      <w:r>
+        <w:rPr>
+          <w:rStyle w:val="NormalTok"/>
+        </w:rPr>
+        <w:t xml:space="preserve">  </w:t>
+      </w:r>
+      <w:r>
+        <w:rPr>
+          <w:rStyle w:val="DataTypeTok"/>
+        </w:rPr>
+        <w:t xml:space="preserve">"max_images_per_study"</w:t>
+      </w:r>
+      <w:r>
+        <w:rPr>
+          <w:rStyle w:val="FunctionTok"/>
+        </w:rPr>
+        <w:t xml:space="preserve">:</w:t>
+      </w:r>
+      <w:r>
+        <w:rPr>
+          <w:rStyle w:val="NormalTok"/>
+        </w:rPr>
+        <w:t xml:space="preserve"> </w:t>
+      </w:r>
+      <w:r>
+        <w:rPr>
+          <w:rStyle w:val="DecValTok"/>
+        </w:rPr>
+        <w:t xml:space="preserve">30</w:t>
+      </w:r>
+      <w:r>
+        <w:rPr>
+          <w:rStyle w:val="FunctionTok"/>
+        </w:rPr>
+        <w:t xml:space="preserve">,</w:t>
+      </w:r>
+      <w:r>
+        <w:br/>
+      </w:r>
+      <w:r>
+        <w:rPr>
+          <w:rStyle w:val="NormalTok"/>
+        </w:rPr>
+        <w:t xml:space="preserve">  </w:t>
+      </w:r>
+      <w:r>
+        <w:rPr>
+          <w:rStyle w:val="DataTypeTok"/>
+        </w:rPr>
+        <w:t xml:space="preserve">"max_frames_per_instance"</w:t>
+      </w:r>
+      <w:r>
+        <w:rPr>
+          <w:rStyle w:val="FunctionTok"/>
+        </w:rPr>
+        <w:t xml:space="preserve">:</w:t>
+      </w:r>
+      <w:r>
+        <w:rPr>
+          <w:rStyle w:val="NormalTok"/>
+        </w:rPr>
+        <w:t xml:space="preserve"> </w:t>
+      </w:r>
+      <w:r>
+        <w:rPr>
+          <w:rStyle w:val="DecValTok"/>
+        </w:rPr>
+        <w:t xml:space="preserve">1</w:t>
+      </w:r>
+      <w:r>
+        <w:rPr>
+          <w:rStyle w:val="FunctionTok"/>
+        </w:rPr>
+        <w:t xml:space="preserve">,</w:t>
+      </w:r>
+      <w:r>
+        <w:br/>
+      </w:r>
+      <w:r>
+        <w:rPr>
+          <w:rStyle w:val="NormalTok"/>
+        </w:rPr>
+        <w:t xml:space="preserve">  </w:t>
+      </w:r>
+      <w:r>
+        <w:rPr>
+          <w:rStyle w:val="DataTypeTok"/>
+        </w:rPr>
+        <w:t xml:space="preserve">"upload_original_dicoms"</w:t>
+      </w:r>
+      <w:r>
+        <w:rPr>
+          <w:rStyle w:val="FunctionTok"/>
+        </w:rPr>
+        <w:t xml:space="preserve">:</w:t>
+      </w:r>
+      <w:r>
+        <w:rPr>
+          <w:rStyle w:val="NormalTok"/>
+        </w:rPr>
+        <w:t xml:space="preserve"> </w:t>
+      </w:r>
+      <w:r>
+        <w:rPr>
+          <w:rStyle w:val="KeywordTok"/>
+        </w:rPr>
+        <w:t xml:space="preserve">true</w:t>
+      </w:r>
+      <w:r>
+        <w:rPr>
+          <w:rStyle w:val="FunctionTok"/>
+        </w:rPr>
+        <w:t xml:space="preserve">,</w:t>
+      </w:r>
+      <w:r>
+        <w:br/>
+      </w:r>
+      <w:r>
+        <w:rPr>
+          <w:rStyle w:val="NormalTok"/>
+        </w:rPr>
+        <w:t xml:space="preserve">  </w:t>
+      </w:r>
+      <w:r>
+        <w:rPr>
+          <w:rStyle w:val="DataTypeTok"/>
+        </w:rPr>
+        <w:t xml:space="preserve">"max_dicom_instances_per_study"</w:t>
+      </w:r>
+      <w:r>
+        <w:rPr>
+          <w:rStyle w:val="FunctionTok"/>
+        </w:rPr>
+        <w:t xml:space="preserve">:</w:t>
+      </w:r>
+      <w:r>
+        <w:rPr>
+          <w:rStyle w:val="NormalTok"/>
+        </w:rPr>
+        <w:t xml:space="preserve"> </w:t>
+      </w:r>
+      <w:r>
+        <w:rPr>
+          <w:rStyle w:val="DecValTok"/>
+        </w:rPr>
+        <w:t xml:space="preserve">100</w:t>
+      </w:r>
+      <w:r>
+        <w:rPr>
+          <w:rStyle w:val="FunctionTok"/>
+        </w:rPr>
+        <w:t xml:space="preserve">,</w:t>
+      </w:r>
+      <w:r>
+        <w:br/>
+      </w:r>
+      <w:r>
+        <w:rPr>
+          <w:rStyle w:val="NormalTok"/>
+        </w:rPr>
+        <w:t xml:space="preserve">  </w:t>
+      </w:r>
+      <w:r>
+        <w:rPr>
+          <w:rStyle w:val="DataTypeTok"/>
+        </w:rPr>
+        <w:t xml:space="preserve">"verify_tls"</w:t>
+      </w:r>
+      <w:r>
+        <w:rPr>
+          <w:rStyle w:val="FunctionTok"/>
+        </w:rPr>
+        <w:t xml:space="preserve">:</w:t>
+      </w:r>
+      <w:r>
+        <w:rPr>
+          <w:rStyle w:val="NormalTok"/>
+        </w:rPr>
+        <w:t xml:space="preserve"> </w:t>
+      </w:r>
+      <w:r>
+        <w:rPr>
+          <w:rStyle w:val="KeywordTok"/>
+        </w:rPr>
+        <w:t xml:space="preserve">true</w:t>
+      </w:r>
+      <w:r>
+        <w:rPr>
+          <w:rStyle w:val="FunctionTok"/>
+        </w:rPr>
+        <w:t xml:space="preserve">,</w:t>
+      </w:r>
+      <w:r>
+        <w:br/>
+      </w:r>
+      <w:r>
+        <w:rPr>
+          <w:rStyle w:val="NormalTok"/>
+        </w:rPr>
+        <w:t xml:space="preserve">  </w:t>
+      </w:r>
+      <w:r>
+        <w:rPr>
+          <w:rStyle w:val="DataTypeTok"/>
+        </w:rPr>
+        <w:t xml:space="preserve">"state_file"</w:t>
+      </w:r>
+      <w:r>
+        <w:rPr>
+          <w:rStyle w:val="FunctionTok"/>
+        </w:rPr>
+        <w:t xml:space="preserve">:</w:t>
+      </w:r>
+      <w:r>
+        <w:rPr>
+          <w:rStyle w:val="NormalTok"/>
+        </w:rPr>
+        <w:t xml:space="preserve"> </w:t>
+      </w:r>
+      <w:r>
+        <w:rPr>
+          <w:rStyle w:val="StringTok"/>
+        </w:rPr>
+        <w:t xml:space="preserve">"state.json"</w:t>
+      </w:r>
+      <w:r>
+        <w:rPr>
+          <w:rStyle w:val="FunctionTok"/>
+        </w:rPr>
+        <w:t xml:space="preserve">,</w:t>
+      </w:r>
+      <w:r>
+        <w:br/>
+      </w:r>
+      <w:r>
+        <w:rPr>
+          <w:rStyle w:val="NormalTok"/>
+        </w:rPr>
+        <w:t xml:space="preserve">  </w:t>
+      </w:r>
+      <w:r>
+        <w:rPr>
+          <w:rStyle w:val="DataTypeTok"/>
+        </w:rPr>
+        <w:t xml:space="preserve">"log_file"</w:t>
+      </w:r>
+      <w:r>
+        <w:rPr>
+          <w:rStyle w:val="FunctionTok"/>
+        </w:rPr>
+        <w:t xml:space="preserve">:</w:t>
+      </w:r>
+      <w:r>
+        <w:rPr>
+          <w:rStyle w:val="NormalTok"/>
+        </w:rPr>
+        <w:t xml:space="preserve"> </w:t>
+      </w:r>
+      <w:r>
+        <w:rPr>
+          <w:rStyle w:val="StringTok"/>
+        </w:rPr>
+        <w:t xml:space="preserve">"logs/orthanc-bridge.log"</w:t>
+      </w:r>
+      <w:r>
+        <w:br/>
+      </w:r>
+      <w:r>
+        <w:rPr>
+          <w:rStyle w:val="FunctionTok"/>
+        </w:rPr>
+        <w:t xml:space="preserve">}</w:t>
+      </w:r>
+    </w:p>
+    <w:p>
+      <w:pPr>
+        <w:pStyle w:val="FirstParagraph"/>
+      </w:pPr>
+      <w:r>
+        <w:t xml:space="preserve">Aturan:</w:t>
+      </w:r>
+    </w:p>
+    <w:p>
+      <w:pPr>
+        <w:pStyle w:val="Compact"/>
+        <w:numPr>
+          <w:ilvl w:val="0"/>
+          <w:numId w:val="1033"/>
+        </w:numPr>
+      </w:pPr>
+      <w:r>
+        <w:t xml:space="preserve">URL Apps Script harus URL produksi</w:t>
+      </w:r>
+      <w:r>
+        <w:t xml:space="preserve"> </w:t>
+      </w:r>
+      <w:r>
+        <w:rPr>
+          <w:rStyle w:val="VerbatimChar"/>
+        </w:rPr>
+        <w:t xml:space="preserve">/exec</w:t>
+      </w:r>
+      <w:r>
+        <w:t xml:space="preserve">, bukan URL editor atau</w:t>
+      </w:r>
+      <w:r>
+        <w:t xml:space="preserve"> </w:t>
+      </w:r>
+      <w:r>
+        <w:rPr>
+          <w:rStyle w:val="VerbatimChar"/>
+        </w:rPr>
+        <w:t xml:space="preserve">/dev</w:t>
+      </w:r>
+      <w:r>
+        <w:t xml:space="preserve">.</w:t>
+      </w:r>
+    </w:p>
+    <w:p>
+      <w:pPr>
+        <w:pStyle w:val="Compact"/>
+        <w:numPr>
+          <w:ilvl w:val="0"/>
+          <w:numId w:val="1033"/>
+        </w:numPr>
+      </w:pPr>
+      <w:r>
+        <w:t xml:space="preserve">Gunakan</w:t>
+      </w:r>
+      <w:r>
+        <w:t xml:space="preserve"> </w:t>
+      </w:r>
+      <w:r>
+        <w:rPr>
+          <w:rStyle w:val="VerbatimChar"/>
+        </w:rPr>
+        <w:t xml:space="preserve">http://</w:t>
+      </w:r>
+      <w:r>
+        <w:t xml:space="preserve"> </w:t>
+      </w:r>
+      <w:r>
+        <w:t xml:space="preserve">hanya untuk Orthanc pada</w:t>
+      </w:r>
+      <w:r>
+        <w:t xml:space="preserve"> </w:t>
+      </w:r>
+      <w:r>
+        <w:rPr>
+          <w:rStyle w:val="VerbatimChar"/>
+        </w:rPr>
+        <w:t xml:space="preserve">127.0.0.1</w:t>
+      </w:r>
+      <w:r>
+        <w:t xml:space="preserve">,</w:t>
+      </w:r>
+      <w:r>
+        <w:t xml:space="preserve"> </w:t>
+      </w:r>
+      <w:r>
+        <w:rPr>
+          <w:rStyle w:val="VerbatimChar"/>
+        </w:rPr>
+        <w:t xml:space="preserve">localhost</w:t>
+      </w:r>
+      <w:r>
+        <w:t xml:space="preserve">, atau</w:t>
+      </w:r>
+      <w:r>
+        <w:t xml:space="preserve"> </w:t>
+      </w:r>
+      <w:r>
+        <w:rPr>
+          <w:rStyle w:val="VerbatimChar"/>
+        </w:rPr>
+        <w:t xml:space="preserve">::1</w:t>
+      </w:r>
+      <w:r>
+        <w:t xml:space="preserve">.</w:t>
+      </w:r>
+    </w:p>
+    <w:p>
+      <w:pPr>
+        <w:pStyle w:val="Compact"/>
+        <w:numPr>
+          <w:ilvl w:val="0"/>
+          <w:numId w:val="1033"/>
+        </w:numPr>
+      </w:pPr>
+      <w:r>
+        <w:t xml:space="preserve">Biarkan</w:t>
+      </w:r>
+      <w:r>
+        <w:t xml:space="preserve"> </w:t>
+      </w:r>
+      <w:r>
+        <w:rPr>
+          <w:rStyle w:val="VerbatimChar"/>
+        </w:rPr>
+        <w:t xml:space="preserve">verify_tls: true</w:t>
+      </w:r>
+      <w:r>
+        <w:t xml:space="preserve"> </w:t>
+      </w:r>
+      <w:r>
+        <w:t xml:space="preserve">untuk Apps Script.</w:t>
+      </w:r>
+    </w:p>
+    <w:p>
+      <w:pPr>
+        <w:pStyle w:val="Compact"/>
+        <w:numPr>
+          <w:ilvl w:val="0"/>
+          <w:numId w:val="1033"/>
+        </w:numPr>
+      </w:pPr>
+      <w:r>
+        <w:t xml:space="preserve">Jangan commit</w:t>
+      </w:r>
+      <w:r>
+        <w:t xml:space="preserve"> </w:t>
+      </w:r>
+      <w:r>
+        <w:rPr>
+          <w:rStyle w:val="VerbatimChar"/>
+        </w:rPr>
+        <w:t xml:space="preserve">config.json</w:t>
+      </w:r>
+      <w:r>
+        <w:t xml:space="preserve">,</w:t>
       </w:r>
       <w:r>
         <w:t xml:space="preserve"> </w:t>
@@ -6216,29 +6207,249 @@
         <w:t xml:space="preserve">state.json</w:t>
       </w:r>
       <w:r>
+        <w:t xml:space="preserve">,</w:t>
+      </w:r>
+      <w:r>
+        <w:t xml:space="preserve"> </w:t>
+      </w:r>
+      <w:r>
+        <w:rPr>
+          <w:rStyle w:val="VerbatimChar"/>
+        </w:rPr>
+        <w:t xml:space="preserve">.venv</w:t>
+      </w:r>
+      <w:r>
+        <w:t xml:space="preserve">, atau log ke Git.</w:t>
+      </w:r>
+    </w:p>
+    <w:p>
+      <w:pPr>
+        <w:pStyle w:val="Compact"/>
+        <w:numPr>
+          <w:ilvl w:val="0"/>
+          <w:numId w:val="1033"/>
+        </w:numPr>
+      </w:pPr>
+      <w:r>
+        <w:t xml:space="preserve">Jangan mengirim isi</w:t>
+      </w:r>
+      <w:r>
+        <w:t xml:space="preserve"> </w:t>
+      </w:r>
+      <w:r>
+        <w:rPr>
+          <w:rStyle w:val="VerbatimChar"/>
+        </w:rPr>
+        <w:t xml:space="preserve">config.json</w:t>
+      </w:r>
+      <w:r>
+        <w:t xml:space="preserve"> </w:t>
+      </w:r>
+      <w:r>
+        <w:t xml:space="preserve">melalui chat atau email.</w:t>
+      </w:r>
+    </w:p>
+    <w:bookmarkEnd w:id="55"/>
+    <w:bookmarkStart w:id="56" w:name="langkah-g5--uji-satu-kali"/>
+    <w:p>
+      <w:pPr>
+        <w:pStyle w:val="Heading3"/>
+      </w:pPr>
+      <w:r>
+        <w:t xml:space="preserve">Langkah G5 — Uji satu kali</w:t>
+      </w:r>
+    </w:p>
+    <w:p>
+      <w:pPr>
+        <w:pStyle w:val="SourceCode"/>
+      </w:pPr>
+      <w:r>
+        <w:rPr>
+          <w:rStyle w:val="FunctionTok"/>
+        </w:rPr>
+        <w:t xml:space="preserve">Set-Location</w:t>
+      </w:r>
+      <w:r>
+        <w:rPr>
+          <w:rStyle w:val="NormalTok"/>
+        </w:rPr>
+        <w:t xml:space="preserve"> </w:t>
+      </w:r>
+      <w:r>
+        <w:rPr>
+          <w:rStyle w:val="OperatorTok"/>
+        </w:rPr>
+        <w:t xml:space="preserve">-</w:t>
+      </w:r>
+      <w:r>
+        <w:rPr>
+          <w:rStyle w:val="NormalTok"/>
+        </w:rPr>
+        <w:t xml:space="preserve">LiteralPath </w:t>
+      </w:r>
+      <w:r>
+        <w:rPr>
+          <w:rStyle w:val="StringTok"/>
+        </w:rPr>
+        <w:t xml:space="preserve">'C:\BPJS-USG-OrthancBridge'</w:t>
+      </w:r>
+      <w:r>
+        <w:br/>
+      </w:r>
+      <w:r>
+        <w:rPr>
+          <w:rStyle w:val="NormalTok"/>
+        </w:rPr>
+        <w:t xml:space="preserve">powershell </w:t>
+      </w:r>
+      <w:r>
+        <w:rPr>
+          <w:rStyle w:val="OperatorTok"/>
+        </w:rPr>
+        <w:t xml:space="preserve">-</w:t>
+      </w:r>
+      <w:r>
+        <w:rPr>
+          <w:rStyle w:val="NormalTok"/>
+        </w:rPr>
+        <w:t xml:space="preserve">ExecutionPolicy Bypass </w:t>
+      </w:r>
+      <w:r>
+        <w:rPr>
+          <w:rStyle w:val="OperatorTok"/>
+        </w:rPr>
+        <w:t xml:space="preserve">-</w:t>
+      </w:r>
+      <w:r>
+        <w:rPr>
+          <w:rStyle w:val="NormalTok"/>
+        </w:rPr>
+        <w:t xml:space="preserve">File </w:t>
+      </w:r>
+      <w:r>
+        <w:rPr>
+          <w:rStyle w:val="OperatorTok"/>
+        </w:rPr>
         <w:t xml:space="preserve">.</w:t>
       </w:r>
-    </w:p>
-    <w:bookmarkEnd w:id="54"/>
-    <w:bookmarkStart w:id="55" w:name="X61aa3c640fd4f8b5807ffe0b16e746077623ed7"/>
-    <w:p>
-      <w:pPr>
-        <w:pStyle w:val="Heading3"/>
-      </w:pPr>
-      <w:r>
-        <w:t xml:space="preserve">Langkah G6 — Tinjau dan impor studi fiktif</w:t>
-      </w:r>
-    </w:p>
-    <w:p>
-      <w:pPr>
-        <w:pStyle w:val="Compact"/>
-        <w:numPr>
-          <w:ilvl w:val="0"/>
-          <w:numId w:val="1033"/>
-        </w:numPr>
-      </w:pPr>
-      <w:r>
-        <w:t xml:space="preserve">Di web app, buka menu</w:t>
+      <w:r>
+        <w:rPr>
+          <w:rStyle w:val="NormalTok"/>
+        </w:rPr>
+        <w:t xml:space="preserve">\run-once</w:t>
+      </w:r>
+      <w:r>
+        <w:rPr>
+          <w:rStyle w:val="OperatorTok"/>
+        </w:rPr>
+        <w:t xml:space="preserve">.</w:t>
+      </w:r>
+      <w:r>
+        <w:rPr>
+          <w:rStyle w:val="FunctionTok"/>
+        </w:rPr>
+        <w:t xml:space="preserve">ps1</w:t>
+      </w:r>
+      <w:r>
+        <w:br/>
+      </w:r>
+      <w:r>
+        <w:rPr>
+          <w:rStyle w:val="FunctionTok"/>
+        </w:rPr>
+        <w:t xml:space="preserve">Get-Content</w:t>
+      </w:r>
+      <w:r>
+        <w:rPr>
+          <w:rStyle w:val="NormalTok"/>
+        </w:rPr>
+        <w:t xml:space="preserve"> </w:t>
+      </w:r>
+      <w:r>
+        <w:rPr>
+          <w:rStyle w:val="OperatorTok"/>
+        </w:rPr>
+        <w:t xml:space="preserve">-</w:t>
+      </w:r>
+      <w:r>
+        <w:rPr>
+          <w:rStyle w:val="NormalTok"/>
+        </w:rPr>
+        <w:t xml:space="preserve">LiteralPath </w:t>
+      </w:r>
+      <w:r>
+        <w:rPr>
+          <w:rStyle w:val="StringTok"/>
+        </w:rPr>
+        <w:t xml:space="preserve">'.\logs\orthanc-bridge.log'</w:t>
+      </w:r>
+      <w:r>
+        <w:rPr>
+          <w:rStyle w:val="NormalTok"/>
+        </w:rPr>
+        <w:t xml:space="preserve"> </w:t>
+      </w:r>
+      <w:r>
+        <w:rPr>
+          <w:rStyle w:val="OperatorTok"/>
+        </w:rPr>
+        <w:t xml:space="preserve">-</w:t>
+      </w:r>
+      <w:r>
+        <w:rPr>
+          <w:rStyle w:val="NormalTok"/>
+        </w:rPr>
+        <w:t xml:space="preserve">Tail </w:t>
+      </w:r>
+      <w:r>
+        <w:rPr>
+          <w:rStyle w:val="DecValTok"/>
+        </w:rPr>
+        <w:t xml:space="preserve">100</w:t>
+      </w:r>
+    </w:p>
+    <w:p>
+      <w:pPr>
+        <w:pStyle w:val="FirstParagraph"/>
+      </w:pPr>
+      <w:r>
+        <w:t xml:space="preserve">Hasil yang harus diverifikasi:</w:t>
+      </w:r>
+    </w:p>
+    <w:p>
+      <w:pPr>
+        <w:pStyle w:val="Compact"/>
+        <w:numPr>
+          <w:ilvl w:val="0"/>
+          <w:numId w:val="1034"/>
+        </w:numPr>
+      </w:pPr>
+      <w:r>
+        <w:t xml:space="preserve">koneksi Orthanc berhasil;</w:t>
+      </w:r>
+    </w:p>
+    <w:p>
+      <w:pPr>
+        <w:pStyle w:val="Compact"/>
+        <w:numPr>
+          <w:ilvl w:val="0"/>
+          <w:numId w:val="1034"/>
+        </w:numPr>
+      </w:pPr>
+      <w:r>
+        <w:t xml:space="preserve">koneksi Apps Script berhasil;</w:t>
+      </w:r>
+    </w:p>
+    <w:p>
+      <w:pPr>
+        <w:pStyle w:val="Compact"/>
+        <w:numPr>
+          <w:ilvl w:val="0"/>
+          <w:numId w:val="1034"/>
+        </w:numPr>
+      </w:pPr>
+      <w:r>
+        <w:t xml:space="preserve">studi fiktif muncul pada menu</w:t>
       </w:r>
       <w:r>
         <w:t xml:space="preserve"> </w:t>
@@ -6251,106 +6462,145 @@
         <w:t xml:space="preserve">Orthanc</w:t>
       </w:r>
       <w:r>
+        <w:t xml:space="preserve"> </w:t>
+      </w:r>
+      <w:r>
+        <w:t xml:space="preserve">sebagai siap ditinjau;</w:t>
+      </w:r>
+    </w:p>
+    <w:p>
+      <w:pPr>
+        <w:pStyle w:val="Compact"/>
+        <w:numPr>
+          <w:ilvl w:val="0"/>
+          <w:numId w:val="1034"/>
+        </w:numPr>
+      </w:pPr>
+      <w:r>
+        <w:t xml:space="preserve">klaim belum dibuat otomatis;</w:t>
+      </w:r>
+    </w:p>
+    <w:p>
+      <w:pPr>
+        <w:pStyle w:val="Compact"/>
+        <w:numPr>
+          <w:ilvl w:val="0"/>
+          <w:numId w:val="1034"/>
+        </w:numPr>
+      </w:pPr>
+      <w:r>
+        <w:t xml:space="preserve">DICOM mentah muncul pada akun backup di</w:t>
+      </w:r>
+      <w:r>
+        <w:t xml:space="preserve"> </w:t>
+      </w:r>
+      <w:r>
+        <w:rPr>
+          <w:rStyle w:val="VerbatimChar"/>
+        </w:rPr>
+        <w:t xml:space="preserve">DICOM RAW</w:t>
+      </w:r>
+      <w:r>
+        <w:t xml:space="preserve">;</w:t>
+      </w:r>
+    </w:p>
+    <w:p>
+      <w:pPr>
+        <w:pStyle w:val="Compact"/>
+        <w:numPr>
+          <w:ilvl w:val="0"/>
+          <w:numId w:val="1034"/>
+        </w:numPr>
+      </w:pPr>
+      <w:r>
+        <w:t xml:space="preserve">log tidak memuat nama pasien, NIK, atau gambar.</w:t>
+      </w:r>
+    </w:p>
+    <w:p>
+      <w:pPr>
+        <w:pStyle w:val="FirstParagraph"/>
+      </w:pPr>
+      <w:r>
+        <w:t xml:space="preserve">Nilai</w:t>
+      </w:r>
+      <w:r>
+        <w:t xml:space="preserve"> </w:t>
+      </w:r>
+      <w:r>
+        <w:rPr>
+          <w:rStyle w:val="VerbatimChar"/>
+        </w:rPr>
+        <w:t xml:space="preserve">0 studies</w:t>
+      </w:r>
+      <w:r>
+        <w:t xml:space="preserve"> </w:t>
+      </w:r>
+      <w:r>
+        <w:t xml:space="preserve">tidak selalu berarti gagal. Periksa apakah</w:t>
+      </w:r>
+      <w:r>
+        <w:t xml:space="preserve"> </w:t>
+      </w:r>
+      <w:r>
+        <w:rPr>
+          <w:rStyle w:val="VerbatimChar"/>
+        </w:rPr>
+        <w:t xml:space="preserve">StudyDate</w:t>
+      </w:r>
+      <w:r>
+        <w:t xml:space="preserve"> </w:t>
+      </w:r>
+      <w:r>
+        <w:t xml:space="preserve">berada dalam</w:t>
+      </w:r>
+      <w:r>
+        <w:t xml:space="preserve"> </w:t>
+      </w:r>
+      <w:r>
+        <w:rPr>
+          <w:rStyle w:val="VerbatimChar"/>
+        </w:rPr>
+        <w:t xml:space="preserve">lookback_days</w:t>
+      </w:r>
+      <w:r>
+        <w:t xml:space="preserve"> </w:t>
+      </w:r>
+      <w:r>
+        <w:t xml:space="preserve">dan apakah studi sudah tercatat di</w:t>
+      </w:r>
+      <w:r>
+        <w:t xml:space="preserve"> </w:t>
+      </w:r>
+      <w:r>
+        <w:rPr>
+          <w:rStyle w:val="VerbatimChar"/>
+        </w:rPr>
+        <w:t xml:space="preserve">state.json</w:t>
+      </w:r>
+      <w:r>
         <w:t xml:space="preserve">.</w:t>
       </w:r>
     </w:p>
-    <w:p>
-      <w:pPr>
-        <w:pStyle w:val="Compact"/>
-        <w:numPr>
-          <w:ilvl w:val="0"/>
-          <w:numId w:val="1033"/>
-        </w:numPr>
-      </w:pPr>
-      <w:r>
-        <w:t xml:space="preserve">Tinjau nama pasien, calon NIK, tanggal lahir, tanggal pemeriksaan, dan gambar.</w:t>
-      </w:r>
-    </w:p>
-    <w:p>
-      <w:pPr>
-        <w:pStyle w:val="Compact"/>
-        <w:numPr>
-          <w:ilvl w:val="0"/>
-          <w:numId w:val="1033"/>
-        </w:numPr>
-      </w:pPr>
-      <w:r>
-        <w:t xml:space="preserve">Isi No. HP secara manual.</w:t>
-      </w:r>
-    </w:p>
-    <w:p>
-      <w:pPr>
-        <w:pStyle w:val="Compact"/>
-        <w:numPr>
-          <w:ilvl w:val="0"/>
-          <w:numId w:val="1033"/>
-        </w:numPr>
-      </w:pPr>
-      <w:r>
-        <w:t xml:space="preserve">Pastikan</w:t>
-      </w:r>
-      <w:r>
-        <w:t xml:space="preserve"> </w:t>
-      </w:r>
-      <w:r>
-        <w:rPr>
-          <w:rStyle w:val="VerbatimChar"/>
-        </w:rPr>
-        <w:t xml:space="preserve">PatientID</w:t>
-      </w:r>
-      <w:r>
-        <w:t xml:space="preserve"> </w:t>
-      </w:r>
-      <w:r>
-        <w:t xml:space="preserve">hanya dipakai sebagai calon NIK jika tepat 16 digit.</w:t>
-      </w:r>
-    </w:p>
-    <w:p>
-      <w:pPr>
-        <w:pStyle w:val="Compact"/>
-        <w:numPr>
-          <w:ilvl w:val="0"/>
-          <w:numId w:val="1033"/>
-        </w:numPr>
-      </w:pPr>
-      <w:r>
-        <w:t xml:space="preserve">Pilih gambar yang benar.</w:t>
-      </w:r>
-    </w:p>
-    <w:p>
-      <w:pPr>
-        <w:pStyle w:val="Compact"/>
-        <w:numPr>
-          <w:ilvl w:val="0"/>
-          <w:numId w:val="1033"/>
-        </w:numPr>
-      </w:pPr>
-      <w:r>
-        <w:t xml:space="preserve">Konfirmasi bahwa data dan gambar berasal dari pasien yang sama.</w:t>
-      </w:r>
-    </w:p>
-    <w:p>
-      <w:pPr>
-        <w:pStyle w:val="Compact"/>
-        <w:numPr>
-          <w:ilvl w:val="0"/>
-          <w:numId w:val="1033"/>
-        </w:numPr>
-      </w:pPr>
-      <w:r>
-        <w:t xml:space="preserve">Buat klaim.</w:t>
-      </w:r>
-    </w:p>
-    <w:p>
-      <w:pPr>
-        <w:pStyle w:val="Compact"/>
-        <w:numPr>
-          <w:ilvl w:val="0"/>
-          <w:numId w:val="1033"/>
-        </w:numPr>
-      </w:pPr>
-      <w:r>
-        <w:t xml:space="preserve">Pastikan status klaim adalah</w:t>
+    <w:bookmarkEnd w:id="56"/>
+    <w:bookmarkStart w:id="57" w:name="X61aa3c640fd4f8b5807ffe0b16e746077623ed7"/>
+    <w:p>
+      <w:pPr>
+        <w:pStyle w:val="Heading3"/>
+      </w:pPr>
+      <w:r>
+        <w:t xml:space="preserve">Langkah G6 — Tinjau dan impor studi fiktif</w:t>
+      </w:r>
+    </w:p>
+    <w:p>
+      <w:pPr>
+        <w:pStyle w:val="Compact"/>
+        <w:numPr>
+          <w:ilvl w:val="0"/>
+          <w:numId w:val="1035"/>
+        </w:numPr>
+      </w:pPr>
+      <w:r>
+        <w:t xml:space="preserve">Di web app, buka menu</w:t>
       </w:r>
       <w:r>
         <w:t xml:space="preserve"> </w:t>
@@ -6360,7 +6610,7 @@
           <w:b/>
           <w:bCs/>
         </w:rPr>
-        <w:t xml:space="preserve">Mengumpulkan berkas</w:t>
+        <w:t xml:space="preserve">Orthanc</w:t>
       </w:r>
       <w:r>
         <w:t xml:space="preserve">.</w:t>
@@ -6371,687 +6621,98 @@
         <w:pStyle w:val="Compact"/>
         <w:numPr>
           <w:ilvl w:val="0"/>
-          <w:numId w:val="1033"/>
-        </w:numPr>
-      </w:pPr>
-      <w:r>
-        <w:t xml:space="preserve">Pastikan DICOM terkait klaim muncul pada folder utama klaim dan pada backup</w:t>
-      </w:r>
-      <w:r>
-        <w:t xml:space="preserve"> </w:t>
-      </w:r>
-      <w:r>
-        <w:rPr>
-          <w:rStyle w:val="VerbatimChar"/>
-        </w:rPr>
-        <w:t xml:space="preserve">DICOM</w:t>
-      </w:r>
-      <w:r>
-        <w:t xml:space="preserve">.</w:t>
-      </w:r>
-    </w:p>
-    <w:p>
-      <w:pPr>
-        <w:pStyle w:val="Compact"/>
-        <w:numPr>
-          <w:ilvl w:val="0"/>
-          <w:numId w:val="1033"/>
-        </w:numPr>
-      </w:pPr>
-      <w:r>
-        <w:t xml:space="preserve">Buat PDF uji dan pastikan muncul pada backup</w:t>
-      </w:r>
-      <w:r>
-        <w:t xml:space="preserve"> </w:t>
-      </w:r>
-      <w:r>
-        <w:rPr>
-          <w:rStyle w:val="VerbatimChar"/>
-        </w:rPr>
-        <w:t xml:space="preserve">KLAIM</w:t>
-      </w:r>
-      <w:r>
-        <w:t xml:space="preserve">.</w:t>
-      </w:r>
-    </w:p>
-    <w:p>
-      <w:pPr>
-        <w:pStyle w:val="Compact"/>
-        <w:numPr>
-          <w:ilvl w:val="0"/>
-          <w:numId w:val="1033"/>
-        </w:numPr>
-      </w:pPr>
-      <w:r>
-        <w:t xml:space="preserve">Jalankan bridge lagi dan pastikan studi yang sama tidak diduplikasi.</w:t>
-      </w:r>
-    </w:p>
-    <w:bookmarkEnd w:id="55"/>
-    <w:bookmarkStart w:id="56" w:name="langkah-g7--jalankan-otomatis"/>
-    <w:p>
-      <w:pPr>
-        <w:pStyle w:val="Heading3"/>
-      </w:pPr>
-      <w:r>
-        <w:t xml:space="preserve">Langkah G7 — Jalankan otomatis</w:t>
-      </w:r>
-    </w:p>
-    <w:p>
-      <w:pPr>
-        <w:pStyle w:val="FirstParagraph"/>
-      </w:pPr>
-      <w:r>
-        <w:t xml:space="preserve">Setelah uji satu kali lulus:</w:t>
-      </w:r>
-    </w:p>
-    <w:p>
-      <w:pPr>
-        <w:pStyle w:val="SourceCode"/>
-      </w:pPr>
-      <w:r>
-        <w:rPr>
-          <w:rStyle w:val="FunctionTok"/>
-        </w:rPr>
-        <w:t xml:space="preserve">Set-Location</w:t>
-      </w:r>
-      <w:r>
-        <w:rPr>
-          <w:rStyle w:val="NormalTok"/>
-        </w:rPr>
-        <w:t xml:space="preserve"> </w:t>
-      </w:r>
-      <w:r>
-        <w:rPr>
-          <w:rStyle w:val="OperatorTok"/>
-        </w:rPr>
-        <w:t xml:space="preserve">-</w:t>
-      </w:r>
-      <w:r>
-        <w:rPr>
-          <w:rStyle w:val="NormalTok"/>
-        </w:rPr>
-        <w:t xml:space="preserve">LiteralPath </w:t>
-      </w:r>
-      <w:r>
-        <w:rPr>
-          <w:rStyle w:val="StringTok"/>
-        </w:rPr>
-        <w:t xml:space="preserve">'C:\BPJS-USG-OrthancBridge'</w:t>
-      </w:r>
-      <w:r>
-        <w:br/>
-      </w:r>
-      <w:r>
-        <w:rPr>
-          <w:rStyle w:val="NormalTok"/>
-        </w:rPr>
-        <w:t xml:space="preserve">powershell </w:t>
-      </w:r>
-      <w:r>
-        <w:rPr>
-          <w:rStyle w:val="OperatorTok"/>
-        </w:rPr>
-        <w:t xml:space="preserve">-</w:t>
-      </w:r>
-      <w:r>
-        <w:rPr>
-          <w:rStyle w:val="NormalTok"/>
-        </w:rPr>
-        <w:t xml:space="preserve">ExecutionPolicy Bypass </w:t>
-      </w:r>
-      <w:r>
-        <w:rPr>
-          <w:rStyle w:val="OperatorTok"/>
-        </w:rPr>
-        <w:t xml:space="preserve">-</w:t>
-      </w:r>
-      <w:r>
-        <w:rPr>
-          <w:rStyle w:val="NormalTok"/>
-        </w:rPr>
-        <w:t xml:space="preserve">File </w:t>
-      </w:r>
-      <w:r>
-        <w:rPr>
-          <w:rStyle w:val="OperatorTok"/>
-        </w:rPr>
-        <w:t xml:space="preserve">.</w:t>
-      </w:r>
-      <w:r>
-        <w:rPr>
-          <w:rStyle w:val="NormalTok"/>
-        </w:rPr>
-        <w:t xml:space="preserve">\install-startup-task</w:t>
-      </w:r>
-      <w:r>
-        <w:rPr>
-          <w:rStyle w:val="OperatorTok"/>
-        </w:rPr>
-        <w:t xml:space="preserve">.</w:t>
-      </w:r>
-      <w:r>
-        <w:rPr>
-          <w:rStyle w:val="FunctionTok"/>
-        </w:rPr>
-        <w:t xml:space="preserve">ps1</w:t>
-      </w:r>
-      <w:r>
-        <w:br/>
-      </w:r>
-      <w:r>
-        <w:rPr>
-          <w:rStyle w:val="NormalTok"/>
-        </w:rPr>
-        <w:t xml:space="preserve">Get-ScheduledTask </w:t>
-      </w:r>
-      <w:r>
-        <w:rPr>
-          <w:rStyle w:val="OperatorTok"/>
-        </w:rPr>
-        <w:t xml:space="preserve">-</w:t>
-      </w:r>
-      <w:r>
-        <w:rPr>
-          <w:rStyle w:val="NormalTok"/>
-        </w:rPr>
-        <w:t xml:space="preserve">TaskName </w:t>
-      </w:r>
-      <w:r>
-        <w:rPr>
-          <w:rStyle w:val="StringTok"/>
-        </w:rPr>
-        <w:t xml:space="preserve">'BPJS-USG-OrthancBridge'</w:t>
-      </w:r>
-      <w:r>
-        <w:br/>
-      </w:r>
-      <w:r>
-        <w:rPr>
-          <w:rStyle w:val="NormalTok"/>
-        </w:rPr>
-        <w:t xml:space="preserve">Get-ScheduledTaskInfo </w:t>
-      </w:r>
-      <w:r>
-        <w:rPr>
-          <w:rStyle w:val="OperatorTok"/>
-        </w:rPr>
-        <w:t xml:space="preserve">-</w:t>
-      </w:r>
-      <w:r>
-        <w:rPr>
-          <w:rStyle w:val="NormalTok"/>
-        </w:rPr>
-        <w:t xml:space="preserve">TaskName </w:t>
-      </w:r>
-      <w:r>
-        <w:rPr>
-          <w:rStyle w:val="StringTok"/>
-        </w:rPr>
-        <w:t xml:space="preserve">'BPJS-USG-OrthancBridge'</w:t>
-      </w:r>
-    </w:p>
-    <w:p>
-      <w:pPr>
-        <w:pStyle w:val="FirstParagraph"/>
-      </w:pPr>
-      <w:r>
-        <w:t xml:space="preserve">Scheduled Task berjalan saat akun Windows yang memasangnya login. Lakukan sign-out/sign-in atau jalankan task secara manual, lalu periksa log. PC dan akun Windows tersebut harus tetap aktif agar sinkronisasi berjalan.</w:t>
-      </w:r>
-    </w:p>
-    <w:bookmarkEnd w:id="56"/>
-    <w:bookmarkEnd w:id="57"/>
-    <w:bookmarkStart w:id="62" w:name="Xff13c8480059df6f3ec3452e73a908107256e61"/>
-    <w:p>
-      <w:pPr>
-        <w:pStyle w:val="Heading2"/>
-      </w:pPr>
-      <w:r>
-        <w:t xml:space="preserve">13. Fase H — Uji penerimaan sebelum go-live</w:t>
-      </w:r>
-    </w:p>
-    <w:p>
-      <w:pPr>
-        <w:pStyle w:val="FirstParagraph"/>
-      </w:pPr>
-      <w:r>
-        <w:t xml:space="preserve">Gunakan data fiktif. Semua item berikut harus lulus.</w:t>
-      </w:r>
-    </w:p>
-    <w:bookmarkStart w:id="58" w:name="X15a65ba939aedc5d2a7b1bcba6468ea3d543f39"/>
-    <w:p>
-      <w:pPr>
-        <w:pStyle w:val="Heading3"/>
-      </w:pPr>
-      <w:r>
-        <w:t xml:space="preserve">13.1 Aplikasi dan hak akses</w:t>
-      </w:r>
-    </w:p>
-    <w:p>
-      <w:pPr>
-        <w:pStyle w:val="Compact"/>
-        <w:numPr>
-          <w:ilvl w:val="0"/>
-          <w:numId w:val="1034"/>
-        </w:numPr>
-      </w:pPr>
-      <w:r>
-        <w:t xml:space="preserve">Header menampilkan versi</w:t>
-      </w:r>
-      <w:r>
-        <w:t xml:space="preserve"> </w:t>
-      </w:r>
-      <w:r>
-        <w:rPr>
-          <w:rStyle w:val="VerbatimChar"/>
-        </w:rPr>
-        <w:t xml:space="preserve">6.5.0-anonymous-filenames</w:t>
-      </w:r>
-      <w:r>
-        <w:t xml:space="preserve">.</w:t>
-      </w:r>
-    </w:p>
-    <w:p>
-      <w:pPr>
-        <w:pStyle w:val="Compact"/>
-        <w:numPr>
-          <w:ilvl w:val="0"/>
           <w:numId w:val="1035"/>
         </w:numPr>
       </w:pPr>
       <w:r>
-        <w:t xml:space="preserve">ADMIN dapat membuka menu Pengguna dan Sistem.</w:t>
-      </w:r>
-    </w:p>
-    <w:p>
-      <w:pPr>
-        <w:pStyle w:val="Compact"/>
-        <w:numPr>
-          <w:ilvl w:val="0"/>
-          <w:numId w:val="1036"/>
-        </w:numPr>
-      </w:pPr>
-      <w:r>
-        <w:t xml:space="preserve">STAFF tidak dapat membuka menu admin.</w:t>
-      </w:r>
-    </w:p>
-    <w:p>
-      <w:pPr>
-        <w:pStyle w:val="Compact"/>
-        <w:numPr>
-          <w:ilvl w:val="0"/>
-          <w:numId w:val="1037"/>
-        </w:numPr>
-      </w:pPr>
-      <w:r>
-        <w:t xml:space="preserve">STAFF dari fasilitas lain tidak dapat melihat klaim tanpa izin eksplisit.</w:t>
-      </w:r>
-    </w:p>
-    <w:p>
-      <w:pPr>
-        <w:pStyle w:val="Compact"/>
-        <w:numPr>
-          <w:ilvl w:val="0"/>
-          <w:numId w:val="1038"/>
-        </w:numPr>
-      </w:pPr>
-      <w:r>
-        <w:t xml:space="preserve">Logout mencabut sesi.</w:t>
-      </w:r>
-    </w:p>
-    <w:p>
-      <w:pPr>
-        <w:pStyle w:val="Compact"/>
-        <w:numPr>
-          <w:ilvl w:val="0"/>
-          <w:numId w:val="1039"/>
-        </w:numPr>
-      </w:pPr>
-      <w:r>
-        <w:t xml:space="preserve">Lima password salah memicu penguncian sementara sesuai konfigurasi.</w:t>
-      </w:r>
-    </w:p>
-    <w:p>
-      <w:pPr>
-        <w:pStyle w:val="Compact"/>
-        <w:numPr>
-          <w:ilvl w:val="0"/>
-          <w:numId w:val="1040"/>
-        </w:numPr>
-      </w:pPr>
-      <w:r>
-        <w:t xml:space="preserve">Staff tidak dapat membuka database atau Drive utama secara langsung.</w:t>
-      </w:r>
-    </w:p>
-    <w:bookmarkEnd w:id="58"/>
-    <w:bookmarkStart w:id="59" w:name="X2f5049f835375aa7bd72cb0a5097b51e78d92b0"/>
-    <w:p>
-      <w:pPr>
-        <w:pStyle w:val="Heading3"/>
-      </w:pPr>
-      <w:r>
-        <w:t xml:space="preserve">13.2 Klaim dan dokumen</w:t>
-      </w:r>
-    </w:p>
-    <w:p>
-      <w:pPr>
-        <w:pStyle w:val="Compact"/>
-        <w:numPr>
-          <w:ilvl w:val="0"/>
-          <w:numId w:val="1041"/>
-        </w:numPr>
-      </w:pPr>
-      <w:r>
-        <w:t xml:space="preserve">Klaim fiktif dapat dibuat dan diedit.</w:t>
-      </w:r>
-    </w:p>
-    <w:p>
-      <w:pPr>
-        <w:pStyle w:val="Compact"/>
-        <w:numPr>
-          <w:ilvl w:val="0"/>
-          <w:numId w:val="1042"/>
-        </w:numPr>
-      </w:pPr>
-      <w:r>
-        <w:t xml:space="preserve">NIK harus 16 digit dan No. HP tervalidasi.</w:t>
-      </w:r>
-    </w:p>
-    <w:p>
-      <w:pPr>
-        <w:pStyle w:val="Compact"/>
-        <w:numPr>
-          <w:ilvl w:val="0"/>
-          <w:numId w:val="1043"/>
-        </w:numPr>
-      </w:pPr>
-      <w:r>
-        <w:t xml:space="preserve">Nama folder klaim tidak berisi nama pasien, NIK, atau No. HP.</w:t>
-      </w:r>
-    </w:p>
-    <w:p>
-      <w:pPr>
-        <w:pStyle w:val="Compact"/>
-        <w:numPr>
-          <w:ilvl w:val="0"/>
-          <w:numId w:val="1044"/>
-        </w:numPr>
-      </w:pPr>
-      <w:r>
-        <w:t xml:space="preserve">Gambar dari PC dapat diunggah.</w:t>
-      </w:r>
-    </w:p>
-    <w:p>
-      <w:pPr>
-        <w:pStyle w:val="Compact"/>
-        <w:numPr>
-          <w:ilvl w:val="0"/>
-          <w:numId w:val="1045"/>
-        </w:numPr>
-      </w:pPr>
-      <w:r>
-        <w:t xml:space="preserve">Kamera ponsel dapat mengunggah dokumen.</w:t>
-      </w:r>
-    </w:p>
-    <w:p>
-      <w:pPr>
-        <w:pStyle w:val="Compact"/>
-        <w:numPr>
-          <w:ilvl w:val="0"/>
-          <w:numId w:val="1046"/>
-        </w:numPr>
-      </w:pPr>
-      <w:r>
-        <w:t xml:space="preserve">Duplikat gambar ditolak.</w:t>
-      </w:r>
-    </w:p>
-    <w:p>
-      <w:pPr>
-        <w:pStyle w:val="Compact"/>
-        <w:numPr>
-          <w:ilvl w:val="0"/>
-          <w:numId w:val="1047"/>
-        </w:numPr>
-      </w:pPr>
-      <w:r>
-        <w:t xml:space="preserve">Rotasi, urutan, dan pilihan gambar tetap benar setelah halaman dimuat ulang.</w:t>
-      </w:r>
-    </w:p>
-    <w:p>
-      <w:pPr>
-        <w:pStyle w:val="Compact"/>
-        <w:numPr>
-          <w:ilvl w:val="0"/>
-          <w:numId w:val="1048"/>
-        </w:numPr>
-      </w:pPr>
-      <w:r>
-        <w:t xml:space="preserve">PDF</w:t>
-      </w:r>
-      <w:r>
-        <w:t xml:space="preserve"> </w:t>
-      </w:r>
-      <w:r>
-        <w:rPr>
-          <w:rStyle w:val="VerbatimChar"/>
-        </w:rPr>
-        <w:t xml:space="preserve">v001</w:t>
-      </w:r>
-      <w:r>
-        <w:t xml:space="preserve"> </w:t>
-      </w:r>
-      <w:r>
-        <w:t xml:space="preserve">dan</w:t>
-      </w:r>
-      <w:r>
-        <w:t xml:space="preserve"> </w:t>
-      </w:r>
-      <w:r>
-        <w:rPr>
-          <w:rStyle w:val="VerbatimChar"/>
-        </w:rPr>
-        <w:t xml:space="preserve">v002</w:t>
-      </w:r>
-      <w:r>
-        <w:t xml:space="preserve"> </w:t>
-      </w:r>
-      <w:r>
-        <w:t xml:space="preserve">dapat dibuat tanpa menimpa versi utama sebelumnya.</w:t>
-      </w:r>
-    </w:p>
-    <w:p>
-      <w:pPr>
-        <w:pStyle w:val="Compact"/>
-        <w:numPr>
-          <w:ilvl w:val="0"/>
-          <w:numId w:val="1049"/>
-        </w:numPr>
-      </w:pPr>
-      <w:r>
-        <w:t xml:space="preserve">PDF baru diperiksa secara visual, bukan hanya dipastikan filenya ada.</w:t>
-      </w:r>
-    </w:p>
-    <w:p>
-      <w:pPr>
-        <w:pStyle w:val="Compact"/>
-        <w:numPr>
-          <w:ilvl w:val="0"/>
-          <w:numId w:val="1050"/>
-        </w:numPr>
-      </w:pPr>
-      <w:r>
-        <w:t xml:space="preserve">Klaim selesai terkunci dan hanya ADMIN yang dapat membukanya kembali.</w:t>
-      </w:r>
-    </w:p>
-    <w:bookmarkEnd w:id="59"/>
-    <w:bookmarkStart w:id="60" w:name="X36f5ba595d9410db4e355f48218bc8ec7e14a57"/>
-    <w:p>
-      <w:pPr>
-        <w:pStyle w:val="Heading3"/>
-      </w:pPr>
-      <w:r>
-        <w:t xml:space="preserve">13.3 Orthanc dan backup</w:t>
-      </w:r>
-    </w:p>
-    <w:p>
-      <w:pPr>
-        <w:pStyle w:val="Compact"/>
-        <w:numPr>
-          <w:ilvl w:val="0"/>
-          <w:numId w:val="1051"/>
-        </w:numPr>
-      </w:pPr>
-      <w:r>
-        <w:t xml:space="preserve">C-ECHO/Verify dari alat USG berhasil.</w:t>
-      </w:r>
-    </w:p>
-    <w:p>
-      <w:pPr>
-        <w:pStyle w:val="Compact"/>
-        <w:numPr>
-          <w:ilvl w:val="0"/>
-          <w:numId w:val="1052"/>
-        </w:numPr>
-      </w:pPr>
-      <w:r>
-        <w:t xml:space="preserve">Studi fiktif tampil di Orthanc.</w:t>
-      </w:r>
-    </w:p>
-    <w:p>
-      <w:pPr>
-        <w:pStyle w:val="Compact"/>
-        <w:numPr>
-          <w:ilvl w:val="0"/>
-          <w:numId w:val="1053"/>
-        </w:numPr>
-      </w:pPr>
-      <w:r>
-        <w:rPr>
-          <w:rStyle w:val="VerbatimChar"/>
-        </w:rPr>
-        <w:t xml:space="preserve">run-once.ps1</w:t>
-      </w:r>
-      <w:r>
-        <w:t xml:space="preserve"> </w:t>
-      </w:r>
-      <w:r>
-        <w:t xml:space="preserve">berhasil.</w:t>
-      </w:r>
-    </w:p>
-    <w:p>
-      <w:pPr>
-        <w:pStyle w:val="Compact"/>
-        <w:numPr>
-          <w:ilvl w:val="0"/>
-          <w:numId w:val="1054"/>
-        </w:numPr>
-      </w:pPr>
-      <w:r>
-        <w:t xml:space="preserve">Studi tampil di inbox web app tanpa membuat klaim otomatis.</w:t>
-      </w:r>
-    </w:p>
-    <w:p>
-      <w:pPr>
-        <w:pStyle w:val="Compact"/>
-        <w:numPr>
-          <w:ilvl w:val="0"/>
-          <w:numId w:val="1055"/>
-        </w:numPr>
-      </w:pPr>
-      <w:r>
-        <w:t xml:space="preserve">DICOM mentah tampil di</w:t>
-      </w:r>
-      <w:r>
-        <w:t xml:space="preserve"> </w:t>
-      </w:r>
-      <w:r>
-        <w:rPr>
-          <w:rStyle w:val="VerbatimChar"/>
-        </w:rPr>
-        <w:t xml:space="preserve">DICOM RAW</w:t>
-      </w:r>
-      <w:r>
-        <w:t xml:space="preserve"> </w:t>
-      </w:r>
-      <w:r>
-        <w:t xml:space="preserve">akun backup.</w:t>
-      </w:r>
-    </w:p>
-    <w:p>
-      <w:pPr>
-        <w:pStyle w:val="Compact"/>
-        <w:numPr>
-          <w:ilvl w:val="0"/>
-          <w:numId w:val="1056"/>
-        </w:numPr>
-      </w:pPr>
-      <w:r>
-        <w:t xml:space="preserve">DICOM klaim tampil di</w:t>
-      </w:r>
-      <w:r>
-        <w:t xml:space="preserve"> </w:t>
-      </w:r>
-      <w:r>
-        <w:rPr>
-          <w:rStyle w:val="VerbatimChar"/>
-        </w:rPr>
-        <w:t xml:space="preserve">DICOM</w:t>
-      </w:r>
-      <w:r>
-        <w:t xml:space="preserve"> </w:t>
-      </w:r>
-      <w:r>
-        <w:t xml:space="preserve">akun backup.</w:t>
-      </w:r>
-    </w:p>
-    <w:p>
-      <w:pPr>
-        <w:pStyle w:val="Compact"/>
-        <w:numPr>
-          <w:ilvl w:val="0"/>
-          <w:numId w:val="1057"/>
-        </w:numPr>
-      </w:pPr>
-      <w:r>
-        <w:t xml:space="preserve">PDF terbaru tampil di</w:t>
-      </w:r>
-      <w:r>
-        <w:t xml:space="preserve"> </w:t>
-      </w:r>
-      <w:r>
-        <w:rPr>
-          <w:rStyle w:val="VerbatimChar"/>
-        </w:rPr>
-        <w:t xml:space="preserve">KLAIM</w:t>
-      </w:r>
-      <w:r>
-        <w:t xml:space="preserve"> </w:t>
-      </w:r>
-      <w:r>
-        <w:t xml:space="preserve">akun backup.</w:t>
-      </w:r>
-    </w:p>
-    <w:p>
-      <w:pPr>
-        <w:pStyle w:val="Compact"/>
-        <w:numPr>
-          <w:ilvl w:val="0"/>
-          <w:numId w:val="1058"/>
-        </w:numPr>
-      </w:pPr>
-      <w:r>
-        <w:t xml:space="preserve">Regenerasi PDF mengganti backup bernama sama, bukan membuat duplikat tak terkendali.</w:t>
-      </w:r>
-    </w:p>
-    <w:p>
-      <w:pPr>
-        <w:pStyle w:val="Compact"/>
-        <w:numPr>
-          <w:ilvl w:val="0"/>
-          <w:numId w:val="1059"/>
-        </w:numPr>
-      </w:pPr>
-      <w:r>
-        <w:t xml:space="preserve">Menu</w:t>
+        <w:t xml:space="preserve">Tinjau nama pasien, calon NIK, tanggal lahir, tanggal pemeriksaan, dan gambar.</w:t>
+      </w:r>
+    </w:p>
+    <w:p>
+      <w:pPr>
+        <w:pStyle w:val="Compact"/>
+        <w:numPr>
+          <w:ilvl w:val="0"/>
+          <w:numId w:val="1035"/>
+        </w:numPr>
+      </w:pPr>
+      <w:r>
+        <w:t xml:space="preserve">Isi No. HP secara manual.</w:t>
+      </w:r>
+    </w:p>
+    <w:p>
+      <w:pPr>
+        <w:pStyle w:val="Compact"/>
+        <w:numPr>
+          <w:ilvl w:val="0"/>
+          <w:numId w:val="1035"/>
+        </w:numPr>
+      </w:pPr>
+      <w:r>
+        <w:t xml:space="preserve">Pastikan</w:t>
+      </w:r>
+      <w:r>
+        <w:t xml:space="preserve"> </w:t>
+      </w:r>
+      <w:r>
+        <w:rPr>
+          <w:rStyle w:val="VerbatimChar"/>
+        </w:rPr>
+        <w:t xml:space="preserve">PatientID</w:t>
+      </w:r>
+      <w:r>
+        <w:t xml:space="preserve"> </w:t>
+      </w:r>
+      <w:r>
+        <w:t xml:space="preserve">hanya dipakai sebagai calon NIK jika tepat 16 digit.</w:t>
+      </w:r>
+    </w:p>
+    <w:p>
+      <w:pPr>
+        <w:pStyle w:val="Compact"/>
+        <w:numPr>
+          <w:ilvl w:val="0"/>
+          <w:numId w:val="1035"/>
+        </w:numPr>
+      </w:pPr>
+      <w:r>
+        <w:t xml:space="preserve">Pilih gambar yang benar.</w:t>
+      </w:r>
+    </w:p>
+    <w:p>
+      <w:pPr>
+        <w:pStyle w:val="Compact"/>
+        <w:numPr>
+          <w:ilvl w:val="0"/>
+          <w:numId w:val="1035"/>
+        </w:numPr>
+      </w:pPr>
+      <w:r>
+        <w:t xml:space="preserve">Konfirmasi bahwa data dan gambar berasal dari pasien yang sama.</w:t>
+      </w:r>
+    </w:p>
+    <w:p>
+      <w:pPr>
+        <w:pStyle w:val="Compact"/>
+        <w:numPr>
+          <w:ilvl w:val="0"/>
+          <w:numId w:val="1035"/>
+        </w:numPr>
+      </w:pPr>
+      <w:r>
+        <w:t xml:space="preserve">Buat klaim.</w:t>
+      </w:r>
+    </w:p>
+    <w:p>
+      <w:pPr>
+        <w:pStyle w:val="Compact"/>
+        <w:numPr>
+          <w:ilvl w:val="0"/>
+          <w:numId w:val="1035"/>
+        </w:numPr>
+      </w:pPr>
+      <w:r>
+        <w:t xml:space="preserve">Pastikan status klaim adalah</w:t>
       </w:r>
       <w:r>
         <w:t xml:space="preserve"> </w:t>
@@ -7061,6 +6722,845 @@
           <w:b/>
           <w:bCs/>
         </w:rPr>
+        <w:t xml:space="preserve">Mengumpulkan berkas</w:t>
+      </w:r>
+      <w:r>
+        <w:t xml:space="preserve">.</w:t>
+      </w:r>
+    </w:p>
+    <w:p>
+      <w:pPr>
+        <w:pStyle w:val="Compact"/>
+        <w:numPr>
+          <w:ilvl w:val="0"/>
+          <w:numId w:val="1035"/>
+        </w:numPr>
+      </w:pPr>
+      <w:r>
+        <w:t xml:space="preserve">Pastikan DICOM terkait klaim muncul pada folder utama klaim dan pada backup</w:t>
+      </w:r>
+      <w:r>
+        <w:t xml:space="preserve"> </w:t>
+      </w:r>
+      <w:r>
+        <w:rPr>
+          <w:rStyle w:val="VerbatimChar"/>
+        </w:rPr>
+        <w:t xml:space="preserve">DICOM</w:t>
+      </w:r>
+      <w:r>
+        <w:t xml:space="preserve">.</w:t>
+      </w:r>
+    </w:p>
+    <w:p>
+      <w:pPr>
+        <w:pStyle w:val="Compact"/>
+        <w:numPr>
+          <w:ilvl w:val="0"/>
+          <w:numId w:val="1035"/>
+        </w:numPr>
+      </w:pPr>
+      <w:r>
+        <w:t xml:space="preserve">Buat PDF uji dan pastikan muncul pada backup</w:t>
+      </w:r>
+      <w:r>
+        <w:t xml:space="preserve"> </w:t>
+      </w:r>
+      <w:r>
+        <w:rPr>
+          <w:rStyle w:val="VerbatimChar"/>
+        </w:rPr>
+        <w:t xml:space="preserve">KLAIM</w:t>
+      </w:r>
+      <w:r>
+        <w:t xml:space="preserve">.</w:t>
+      </w:r>
+    </w:p>
+    <w:p>
+      <w:pPr>
+        <w:pStyle w:val="Compact"/>
+        <w:numPr>
+          <w:ilvl w:val="0"/>
+          <w:numId w:val="1035"/>
+        </w:numPr>
+      </w:pPr>
+      <w:r>
+        <w:t xml:space="preserve">Jalankan bridge lagi dan pastikan studi yang sama tidak diduplikasi.</w:t>
+      </w:r>
+    </w:p>
+    <w:bookmarkEnd w:id="57"/>
+    <w:bookmarkStart w:id="58" w:name="langkah-g7--jalankan-otomatis"/>
+    <w:p>
+      <w:pPr>
+        <w:pStyle w:val="Heading3"/>
+      </w:pPr>
+      <w:r>
+        <w:t xml:space="preserve">Langkah G7 — Jalankan otomatis</w:t>
+      </w:r>
+    </w:p>
+    <w:p>
+      <w:pPr>
+        <w:pStyle w:val="FirstParagraph"/>
+      </w:pPr>
+      <w:r>
+        <w:t xml:space="preserve">Setelah uji satu kali lulus:</w:t>
+      </w:r>
+    </w:p>
+    <w:p>
+      <w:pPr>
+        <w:pStyle w:val="SourceCode"/>
+      </w:pPr>
+      <w:r>
+        <w:rPr>
+          <w:rStyle w:val="FunctionTok"/>
+        </w:rPr>
+        <w:t xml:space="preserve">Set-Location</w:t>
+      </w:r>
+      <w:r>
+        <w:rPr>
+          <w:rStyle w:val="NormalTok"/>
+        </w:rPr>
+        <w:t xml:space="preserve"> </w:t>
+      </w:r>
+      <w:r>
+        <w:rPr>
+          <w:rStyle w:val="OperatorTok"/>
+        </w:rPr>
+        <w:t xml:space="preserve">-</w:t>
+      </w:r>
+      <w:r>
+        <w:rPr>
+          <w:rStyle w:val="NormalTok"/>
+        </w:rPr>
+        <w:t xml:space="preserve">LiteralPath </w:t>
+      </w:r>
+      <w:r>
+        <w:rPr>
+          <w:rStyle w:val="StringTok"/>
+        </w:rPr>
+        <w:t xml:space="preserve">'C:\BPJS-USG-OrthancBridge'</w:t>
+      </w:r>
+      <w:r>
+        <w:br/>
+      </w:r>
+      <w:r>
+        <w:rPr>
+          <w:rStyle w:val="NormalTok"/>
+        </w:rPr>
+        <w:t xml:space="preserve">powershell </w:t>
+      </w:r>
+      <w:r>
+        <w:rPr>
+          <w:rStyle w:val="OperatorTok"/>
+        </w:rPr>
+        <w:t xml:space="preserve">-</w:t>
+      </w:r>
+      <w:r>
+        <w:rPr>
+          <w:rStyle w:val="NormalTok"/>
+        </w:rPr>
+        <w:t xml:space="preserve">ExecutionPolicy Bypass </w:t>
+      </w:r>
+      <w:r>
+        <w:rPr>
+          <w:rStyle w:val="OperatorTok"/>
+        </w:rPr>
+        <w:t xml:space="preserve">-</w:t>
+      </w:r>
+      <w:r>
+        <w:rPr>
+          <w:rStyle w:val="NormalTok"/>
+        </w:rPr>
+        <w:t xml:space="preserve">File </w:t>
+      </w:r>
+      <w:r>
+        <w:rPr>
+          <w:rStyle w:val="OperatorTok"/>
+        </w:rPr>
+        <w:t xml:space="preserve">.</w:t>
+      </w:r>
+      <w:r>
+        <w:rPr>
+          <w:rStyle w:val="NormalTok"/>
+        </w:rPr>
+        <w:t xml:space="preserve">\install-startup-task</w:t>
+      </w:r>
+      <w:r>
+        <w:rPr>
+          <w:rStyle w:val="OperatorTok"/>
+        </w:rPr>
+        <w:t xml:space="preserve">.</w:t>
+      </w:r>
+      <w:r>
+        <w:rPr>
+          <w:rStyle w:val="FunctionTok"/>
+        </w:rPr>
+        <w:t xml:space="preserve">ps1</w:t>
+      </w:r>
+      <w:r>
+        <w:br/>
+      </w:r>
+      <w:r>
+        <w:rPr>
+          <w:rStyle w:val="NormalTok"/>
+        </w:rPr>
+        <w:t xml:space="preserve">Get-ScheduledTask </w:t>
+      </w:r>
+      <w:r>
+        <w:rPr>
+          <w:rStyle w:val="OperatorTok"/>
+        </w:rPr>
+        <w:t xml:space="preserve">-</w:t>
+      </w:r>
+      <w:r>
+        <w:rPr>
+          <w:rStyle w:val="NormalTok"/>
+        </w:rPr>
+        <w:t xml:space="preserve">TaskName </w:t>
+      </w:r>
+      <w:r>
+        <w:rPr>
+          <w:rStyle w:val="StringTok"/>
+        </w:rPr>
+        <w:t xml:space="preserve">'BPJS-USG-OrthancBridge'</w:t>
+      </w:r>
+      <w:r>
+        <w:br/>
+      </w:r>
+      <w:r>
+        <w:rPr>
+          <w:rStyle w:val="NormalTok"/>
+        </w:rPr>
+        <w:t xml:space="preserve">Get-ScheduledTaskInfo </w:t>
+      </w:r>
+      <w:r>
+        <w:rPr>
+          <w:rStyle w:val="OperatorTok"/>
+        </w:rPr>
+        <w:t xml:space="preserve">-</w:t>
+      </w:r>
+      <w:r>
+        <w:rPr>
+          <w:rStyle w:val="NormalTok"/>
+        </w:rPr>
+        <w:t xml:space="preserve">TaskName </w:t>
+      </w:r>
+      <w:r>
+        <w:rPr>
+          <w:rStyle w:val="StringTok"/>
+        </w:rPr>
+        <w:t xml:space="preserve">'BPJS-USG-OrthancBridge'</w:t>
+      </w:r>
+    </w:p>
+    <w:p>
+      <w:pPr>
+        <w:pStyle w:val="FirstParagraph"/>
+      </w:pPr>
+      <w:r>
+        <w:t xml:space="preserve">Scheduled Task berjalan saat akun Windows yang memasangnya login. Lakukan sign-out/sign-in atau jalankan task secara manual, lalu periksa log. PC dan akun Windows tersebut harus tetap aktif agar sinkronisasi berjalan.</w:t>
+      </w:r>
+    </w:p>
+    <w:bookmarkEnd w:id="58"/>
+    <w:bookmarkEnd w:id="59"/>
+    <w:bookmarkStart w:id="64" w:name="Xff13c8480059df6f3ec3452e73a908107256e61"/>
+    <w:p>
+      <w:pPr>
+        <w:pStyle w:val="Heading2"/>
+      </w:pPr>
+      <w:r>
+        <w:t xml:space="preserve">13. Fase H — Uji penerimaan sebelum go-live</w:t>
+      </w:r>
+    </w:p>
+    <w:p>
+      <w:pPr>
+        <w:pStyle w:val="FirstParagraph"/>
+      </w:pPr>
+      <w:r>
+        <w:t xml:space="preserve">Gunakan data fiktif. Semua item berikut harus lulus.</w:t>
+      </w:r>
+    </w:p>
+    <w:bookmarkStart w:id="60" w:name="X15a65ba939aedc5d2a7b1bcba6468ea3d543f39"/>
+    <w:p>
+      <w:pPr>
+        <w:pStyle w:val="Heading3"/>
+      </w:pPr>
+      <w:r>
+        <w:t xml:space="preserve">13.1 Aplikasi dan hak akses</w:t>
+      </w:r>
+    </w:p>
+    <w:p>
+      <w:pPr>
+        <w:pStyle w:val="Compact"/>
+        <w:numPr>
+          <w:ilvl w:val="0"/>
+          <w:numId w:val="1036"/>
+        </w:numPr>
+      </w:pPr>
+      <w:r>
+        <w:t xml:space="preserve">Header menampilkan versi</w:t>
+      </w:r>
+      <w:r>
+        <w:t xml:space="preserve"> </w:t>
+      </w:r>
+      <w:r>
+        <w:rPr>
+          <w:rStyle w:val="VerbatimChar"/>
+        </w:rPr>
+        <w:t xml:space="preserve">6.7.0-supporting-pdf-files</w:t>
+      </w:r>
+      <w:r>
+        <w:t xml:space="preserve">.</w:t>
+      </w:r>
+    </w:p>
+    <w:p>
+      <w:pPr>
+        <w:pStyle w:val="Compact"/>
+        <w:numPr>
+          <w:ilvl w:val="0"/>
+          <w:numId w:val="1037"/>
+        </w:numPr>
+      </w:pPr>
+      <w:r>
+        <w:t xml:space="preserve">ADMIN dapat membuka menu Pengguna dan Sistem.</w:t>
+      </w:r>
+    </w:p>
+    <w:p>
+      <w:pPr>
+        <w:pStyle w:val="Compact"/>
+        <w:numPr>
+          <w:ilvl w:val="0"/>
+          <w:numId w:val="1038"/>
+        </w:numPr>
+      </w:pPr>
+      <w:r>
+        <w:t xml:space="preserve">STAFF tidak dapat membuka menu admin.</w:t>
+      </w:r>
+    </w:p>
+    <w:p>
+      <w:pPr>
+        <w:pStyle w:val="Compact"/>
+        <w:numPr>
+          <w:ilvl w:val="0"/>
+          <w:numId w:val="1039"/>
+        </w:numPr>
+      </w:pPr>
+      <w:r>
+        <w:t xml:space="preserve">STAFF dari fasilitas lain tidak dapat melihat klaim tanpa izin eksplisit.</w:t>
+      </w:r>
+    </w:p>
+    <w:p>
+      <w:pPr>
+        <w:pStyle w:val="Compact"/>
+        <w:numPr>
+          <w:ilvl w:val="0"/>
+          <w:numId w:val="1040"/>
+        </w:numPr>
+      </w:pPr>
+      <w:r>
+        <w:t xml:space="preserve">Logout mencabut sesi.</w:t>
+      </w:r>
+    </w:p>
+    <w:p>
+      <w:pPr>
+        <w:pStyle w:val="Compact"/>
+        <w:numPr>
+          <w:ilvl w:val="0"/>
+          <w:numId w:val="1041"/>
+        </w:numPr>
+      </w:pPr>
+      <w:r>
+        <w:t xml:space="preserve">Lima password salah memicu penguncian sementara sesuai konfigurasi.</w:t>
+      </w:r>
+    </w:p>
+    <w:p>
+      <w:pPr>
+        <w:pStyle w:val="Compact"/>
+        <w:numPr>
+          <w:ilvl w:val="0"/>
+          <w:numId w:val="1042"/>
+        </w:numPr>
+      </w:pPr>
+      <w:r>
+        <w:t xml:space="preserve">Staff tidak dapat membuka database atau Drive utama secara langsung.</w:t>
+      </w:r>
+    </w:p>
+    <w:bookmarkEnd w:id="60"/>
+    <w:bookmarkStart w:id="61" w:name="X2f5049f835375aa7bd72cb0a5097b51e78d92b0"/>
+    <w:p>
+      <w:pPr>
+        <w:pStyle w:val="Heading3"/>
+      </w:pPr>
+      <w:r>
+        <w:t xml:space="preserve">13.2 Klaim dan dokumen</w:t>
+      </w:r>
+    </w:p>
+    <w:p>
+      <w:pPr>
+        <w:pStyle w:val="Compact"/>
+        <w:numPr>
+          <w:ilvl w:val="0"/>
+          <w:numId w:val="1043"/>
+        </w:numPr>
+      </w:pPr>
+      <w:r>
+        <w:t xml:space="preserve">Klaim fiktif dapat dibuat dan diedit.</w:t>
+      </w:r>
+    </w:p>
+    <w:p>
+      <w:pPr>
+        <w:pStyle w:val="Compact"/>
+        <w:numPr>
+          <w:ilvl w:val="0"/>
+          <w:numId w:val="1044"/>
+        </w:numPr>
+      </w:pPr>
+      <w:r>
+        <w:t xml:space="preserve">NIK harus 16 digit dan No. HP tervalidasi.</w:t>
+      </w:r>
+    </w:p>
+    <w:p>
+      <w:pPr>
+        <w:pStyle w:val="Compact"/>
+        <w:numPr>
+          <w:ilvl w:val="0"/>
+          <w:numId w:val="1045"/>
+        </w:numPr>
+      </w:pPr>
+      <w:r>
+        <w:t xml:space="preserve">Nama folder klaim tidak berisi nama pasien, NIK, atau No. HP.</w:t>
+      </w:r>
+    </w:p>
+    <w:p>
+      <w:pPr>
+        <w:pStyle w:val="Compact"/>
+        <w:numPr>
+          <w:ilvl w:val="0"/>
+          <w:numId w:val="1046"/>
+        </w:numPr>
+      </w:pPr>
+      <w:r>
+        <w:t xml:space="preserve">Gambar dari PC dapat diunggah.</w:t>
+      </w:r>
+    </w:p>
+    <w:p>
+      <w:pPr>
+        <w:pStyle w:val="Compact"/>
+        <w:numPr>
+          <w:ilvl w:val="0"/>
+          <w:numId w:val="1047"/>
+        </w:numPr>
+      </w:pPr>
+      <w:r>
+        <w:t xml:space="preserve">Pemilih berkas pada PC dan ponsel menerima PDF, JPEG, dan PNG tanpa memaksa kamera terbuka.</w:t>
+      </w:r>
+    </w:p>
+    <w:p>
+      <w:pPr>
+        <w:pStyle w:val="Compact"/>
+        <w:numPr>
+          <w:ilvl w:val="0"/>
+          <w:numId w:val="1048"/>
+        </w:numPr>
+      </w:pPr>
+      <w:r>
+        <w:t xml:space="preserve">PDF pendukung satu halaman dan beberapa halaman dapat diproses serta diunggah per halaman.</w:t>
+      </w:r>
+    </w:p>
+    <w:p>
+      <w:pPr>
+        <w:pStyle w:val="Compact"/>
+        <w:numPr>
+          <w:ilvl w:val="0"/>
+          <w:numId w:val="1049"/>
+        </w:numPr>
+      </w:pPr>
+      <w:r>
+        <w:t xml:space="preserve">PDF lebih dari 25 MB atau lebih dari 20 halaman ditolak dengan pesan yang jelas.</w:t>
+      </w:r>
+    </w:p>
+    <w:p>
+      <w:pPr>
+        <w:pStyle w:val="Compact"/>
+        <w:numPr>
+          <w:ilvl w:val="0"/>
+          <w:numId w:val="1050"/>
+        </w:numPr>
+      </w:pPr>
+      <w:r>
+        <w:t xml:space="preserve">Setiap halaman PDF menjadi gambar JPEG dan tetap berada dalam batas HD tanpa terpotong atau terdistorsi.</w:t>
+      </w:r>
+    </w:p>
+    <w:p>
+      <w:pPr>
+        <w:pStyle w:val="Compact"/>
+        <w:numPr>
+          <w:ilvl w:val="0"/>
+          <w:numId w:val="1051"/>
+        </w:numPr>
+      </w:pPr>
+      <w:r>
+        <w:t xml:space="preserve">Duplikat gambar ditolak.</w:t>
+      </w:r>
+    </w:p>
+    <w:p>
+      <w:pPr>
+        <w:pStyle w:val="Compact"/>
+        <w:numPr>
+          <w:ilvl w:val="0"/>
+          <w:numId w:val="1052"/>
+        </w:numPr>
+      </w:pPr>
+      <w:r>
+        <w:t xml:space="preserve">Rotasi, urutan, dan pilihan gambar tetap benar setelah halaman dimuat ulang.</w:t>
+      </w:r>
+    </w:p>
+    <w:p>
+      <w:pPr>
+        <w:pStyle w:val="Compact"/>
+        <w:numPr>
+          <w:ilvl w:val="0"/>
+          <w:numId w:val="1053"/>
+        </w:numPr>
+      </w:pPr>
+      <w:r>
+        <w:t xml:space="preserve">PDF</w:t>
+      </w:r>
+      <w:r>
+        <w:t xml:space="preserve"> </w:t>
+      </w:r>
+      <w:r>
+        <w:rPr>
+          <w:rStyle w:val="VerbatimChar"/>
+        </w:rPr>
+        <w:t xml:space="preserve">v001</w:t>
+      </w:r>
+      <w:r>
+        <w:t xml:space="preserve"> </w:t>
+      </w:r>
+      <w:r>
+        <w:t xml:space="preserve">dan</w:t>
+      </w:r>
+      <w:r>
+        <w:t xml:space="preserve"> </w:t>
+      </w:r>
+      <w:r>
+        <w:rPr>
+          <w:rStyle w:val="VerbatimChar"/>
+        </w:rPr>
+        <w:t xml:space="preserve">v002</w:t>
+      </w:r>
+      <w:r>
+        <w:t xml:space="preserve"> </w:t>
+      </w:r>
+      <w:r>
+        <w:t xml:space="preserve">dapat dibuat tanpa menimpa versi utama sebelumnya.</w:t>
+      </w:r>
+    </w:p>
+    <w:p>
+      <w:pPr>
+        <w:pStyle w:val="Compact"/>
+        <w:numPr>
+          <w:ilvl w:val="0"/>
+          <w:numId w:val="1054"/>
+        </w:numPr>
+      </w:pPr>
+      <w:r>
+        <w:t xml:space="preserve">PDF baru diperiksa secara visual, bukan hanya dipastikan filenya ada.</w:t>
+      </w:r>
+    </w:p>
+    <w:p>
+      <w:pPr>
+        <w:pStyle w:val="Compact"/>
+        <w:numPr>
+          <w:ilvl w:val="0"/>
+          <w:numId w:val="1055"/>
+        </w:numPr>
+      </w:pPr>
+      <w:r>
+        <w:t xml:space="preserve">Klaim selesai terkunci dan hanya ADMIN yang dapat membukanya kembali.</w:t>
+      </w:r>
+    </w:p>
+    <w:bookmarkEnd w:id="61"/>
+    <w:bookmarkStart w:id="62" w:name="X36f5ba595d9410db4e355f48218bc8ec7e14a57"/>
+    <w:p>
+      <w:pPr>
+        <w:pStyle w:val="Heading3"/>
+      </w:pPr>
+      <w:r>
+        <w:t xml:space="preserve">13.3 Orthanc dan backup</w:t>
+      </w:r>
+    </w:p>
+    <w:p>
+      <w:pPr>
+        <w:pStyle w:val="Compact"/>
+        <w:numPr>
+          <w:ilvl w:val="0"/>
+          <w:numId w:val="1056"/>
+        </w:numPr>
+      </w:pPr>
+      <w:r>
+        <w:t xml:space="preserve">C-ECHO/Verify dari alat USG berhasil.</w:t>
+      </w:r>
+    </w:p>
+    <w:p>
+      <w:pPr>
+        <w:pStyle w:val="Compact"/>
+        <w:numPr>
+          <w:ilvl w:val="0"/>
+          <w:numId w:val="1057"/>
+        </w:numPr>
+      </w:pPr>
+      <w:r>
+        <w:t xml:space="preserve">Studi fiktif tampil di Orthanc.</w:t>
+      </w:r>
+    </w:p>
+    <w:p>
+      <w:pPr>
+        <w:pStyle w:val="Compact"/>
+        <w:numPr>
+          <w:ilvl w:val="0"/>
+          <w:numId w:val="1058"/>
+        </w:numPr>
+      </w:pPr>
+      <w:r>
+        <w:rPr>
+          <w:rStyle w:val="VerbatimChar"/>
+        </w:rPr>
+        <w:t xml:space="preserve">run-once.ps1</w:t>
+      </w:r>
+      <w:r>
+        <w:t xml:space="preserve"> </w:t>
+      </w:r>
+      <w:r>
+        <w:t xml:space="preserve">berhasil.</w:t>
+      </w:r>
+    </w:p>
+    <w:p>
+      <w:pPr>
+        <w:pStyle w:val="Compact"/>
+        <w:numPr>
+          <w:ilvl w:val="0"/>
+          <w:numId w:val="1059"/>
+        </w:numPr>
+      </w:pPr>
+      <w:r>
+        <w:t xml:space="preserve">Studi tampil di inbox web app tanpa membuat klaim otomatis.</w:t>
+      </w:r>
+    </w:p>
+    <w:p>
+      <w:pPr>
+        <w:pStyle w:val="Compact"/>
+        <w:numPr>
+          <w:ilvl w:val="0"/>
+          <w:numId w:val="1060"/>
+        </w:numPr>
+      </w:pPr>
+      <w:r>
+        <w:t xml:space="preserve">DICOM mentah tampil di</w:t>
+      </w:r>
+      <w:r>
+        <w:t xml:space="preserve"> </w:t>
+      </w:r>
+      <w:r>
+        <w:rPr>
+          <w:rStyle w:val="VerbatimChar"/>
+        </w:rPr>
+        <w:t xml:space="preserve">DICOM RAW</w:t>
+      </w:r>
+      <w:r>
+        <w:t xml:space="preserve"> </w:t>
+      </w:r>
+      <w:r>
+        <w:t xml:space="preserve">akun backup.</w:t>
+      </w:r>
+    </w:p>
+    <w:p>
+      <w:pPr>
+        <w:pStyle w:val="Compact"/>
+        <w:numPr>
+          <w:ilvl w:val="0"/>
+          <w:numId w:val="1061"/>
+        </w:numPr>
+      </w:pPr>
+      <w:r>
+        <w:t xml:space="preserve">DICOM klaim tampil di</w:t>
+      </w:r>
+      <w:r>
+        <w:t xml:space="preserve"> </w:t>
+      </w:r>
+      <w:r>
+        <w:rPr>
+          <w:rStyle w:val="VerbatimChar"/>
+        </w:rPr>
+        <w:t xml:space="preserve">DICOM</w:t>
+      </w:r>
+      <w:r>
+        <w:t xml:space="preserve"> </w:t>
+      </w:r>
+      <w:r>
+        <w:t xml:space="preserve">akun backup.</w:t>
+      </w:r>
+    </w:p>
+    <w:p>
+      <w:pPr>
+        <w:pStyle w:val="Compact"/>
+        <w:numPr>
+          <w:ilvl w:val="0"/>
+          <w:numId w:val="1062"/>
+        </w:numPr>
+      </w:pPr>
+      <w:r>
+        <w:t xml:space="preserve">PDF terbaru tampil di</w:t>
+      </w:r>
+      <w:r>
+        <w:t xml:space="preserve"> </w:t>
+      </w:r>
+      <w:r>
+        <w:rPr>
+          <w:rStyle w:val="VerbatimChar"/>
+        </w:rPr>
+        <w:t xml:space="preserve">KLAIM</w:t>
+      </w:r>
+      <w:r>
+        <w:t xml:space="preserve"> </w:t>
+      </w:r>
+      <w:r>
+        <w:t xml:space="preserve">akun backup.</w:t>
+      </w:r>
+    </w:p>
+    <w:p>
+      <w:pPr>
+        <w:pStyle w:val="Compact"/>
+        <w:numPr>
+          <w:ilvl w:val="0"/>
+          <w:numId w:val="1063"/>
+        </w:numPr>
+      </w:pPr>
+      <w:r>
+        <w:t xml:space="preserve">Regenerasi PDF mengganti backup bernama sama, bukan membuat duplikat tak terkendali.</w:t>
+      </w:r>
+    </w:p>
+    <w:p>
+      <w:pPr>
+        <w:pStyle w:val="Compact"/>
+        <w:numPr>
+          <w:ilvl w:val="0"/>
+          <w:numId w:val="1064"/>
+        </w:numPr>
+      </w:pPr>
+      <w:r>
+        <w:t xml:space="preserve">Filename fisik memakai kode anonim</w:t>
+      </w:r>
+      <w:r>
+        <w:t xml:space="preserve"> </w:t>
+      </w:r>
+      <w:r>
+        <w:rPr>
+          <w:rStyle w:val="VerbatimChar"/>
+        </w:rPr>
+        <w:t xml:space="preserve">F1</w:t>
+      </w:r>
+      <w:r>
+        <w:t xml:space="preserve"> </w:t>
+      </w:r>
+      <w:r>
+        <w:t xml:space="preserve">dan tidak menampilkan Puskesmas, NIK, atau No. HP.</w:t>
+      </w:r>
+    </w:p>
+    <w:p>
+      <w:pPr>
+        <w:pStyle w:val="Compact"/>
+        <w:numPr>
+          <w:ilvl w:val="0"/>
+          <w:numId w:val="1065"/>
+        </w:numPr>
+      </w:pPr>
+      <w:r>
+        <w:t xml:space="preserve">Nama asli dapat direkonstruksi dari pasangan nama logis dan nama penyimpanan pada database privat.</w:t>
+      </w:r>
+    </w:p>
+    <w:p>
+      <w:pPr>
+        <w:pStyle w:val="Compact"/>
+        <w:numPr>
+          <w:ilvl w:val="0"/>
+          <w:numId w:val="1066"/>
+        </w:numPr>
+      </w:pPr>
+      <w:r>
+        <w:t xml:space="preserve">Snapshot database menyimpan mapping nama logis, nama</w:t>
+      </w:r>
+      <w:r>
+        <w:t xml:space="preserve"> </w:t>
+      </w:r>
+      <w:r>
+        <w:rPr>
+          <w:rStyle w:val="VerbatimChar"/>
+        </w:rPr>
+        <w:t xml:space="preserve">F1</w:t>
+      </w:r>
+      <w:r>
+        <w:t xml:space="preserve">, file ID, dan URL Drive yang diperlukan untuk pemulihan.</w:t>
+      </w:r>
+    </w:p>
+    <w:p>
+      <w:pPr>
+        <w:pStyle w:val="Compact"/>
+        <w:numPr>
+          <w:ilvl w:val="0"/>
+          <w:numId w:val="1067"/>
+        </w:numPr>
+      </w:pPr>
+      <w:r>
+        <w:t xml:space="preserve">Pemeriksaan</w:t>
+      </w:r>
+      <w:r>
+        <w:t xml:space="preserve"> </w:t>
+      </w:r>
+      <w:r>
+        <w:rPr>
+          <w:rStyle w:val="VerbatimChar"/>
+        </w:rPr>
+        <w:t xml:space="preserve">Rahasia kode nama file</w:t>
+      </w:r>
+      <w:r>
+        <w:t xml:space="preserve"> </w:t>
+      </w:r>
+      <w:r>
+        <w:t xml:space="preserve">menunjukkan</w:t>
+      </w:r>
+      <w:r>
+        <w:t xml:space="preserve"> </w:t>
+      </w:r>
+      <w:r>
+        <w:rPr>
+          <w:rStyle w:val="VerbatimChar"/>
+        </w:rPr>
+        <w:t xml:space="preserve">OK</w:t>
+      </w:r>
+      <w:r>
+        <w:t xml:space="preserve">.</w:t>
+      </w:r>
+    </w:p>
+    <w:p>
+      <w:pPr>
+        <w:pStyle w:val="Compact"/>
+        <w:numPr>
+          <w:ilvl w:val="0"/>
+          <w:numId w:val="1068"/>
+        </w:numPr>
+      </w:pPr>
+      <w:r>
+        <w:t xml:space="preserve">Menu</w:t>
+      </w:r>
+      <w:r>
+        <w:t xml:space="preserve"> </w:t>
+      </w:r>
+      <w:r>
+        <w:rPr>
+          <w:b/>
+          <w:bCs/>
+        </w:rPr>
         <w:t xml:space="preserve">Sistem → Jalankan Diagnostik</w:t>
       </w:r>
       <w:r>
@@ -7087,15 +7587,15 @@
         <w:pStyle w:val="Compact"/>
         <w:numPr>
           <w:ilvl w:val="0"/>
-          <w:numId w:val="1060"/>
+          <w:numId w:val="1069"/>
         </w:numPr>
       </w:pPr>
       <w:r>
         <w:t xml:space="preserve">Studi yang sama tidak diduplikasi ketika bridge dijalankan kembali.</w:t>
       </w:r>
     </w:p>
-    <w:bookmarkEnd w:id="60"/>
-    <w:bookmarkStart w:id="61" w:name="X9b5c83f6b7472d2c818864039909b0a91be4dea"/>
+    <w:bookmarkEnd w:id="62"/>
+    <w:bookmarkStart w:id="63" w:name="X9b5c83f6b7472d2c818864039909b0a91be4dea"/>
     <w:p>
       <w:pPr>
         <w:pStyle w:val="Heading3"/>
@@ -7109,7 +7609,7 @@
         <w:pStyle w:val="Compact"/>
         <w:numPr>
           <w:ilvl w:val="0"/>
-          <w:numId w:val="1061"/>
+          <w:numId w:val="1070"/>
         </w:numPr>
       </w:pPr>
       <w:r>
@@ -7130,7 +7630,7 @@
         <w:pStyle w:val="Compact"/>
         <w:numPr>
           <w:ilvl w:val="0"/>
-          <w:numId w:val="1062"/>
+          <w:numId w:val="1071"/>
         </w:numPr>
       </w:pPr>
       <w:r>
@@ -7142,19 +7642,31 @@
         <w:pStyle w:val="Compact"/>
         <w:numPr>
           <w:ilvl w:val="0"/>
-          <w:numId w:val="1063"/>
-        </w:numPr>
-      </w:pPr>
-      <w:r>
-        <w:t xml:space="preserve">Login dan kamera diuji pada ponsel nyata.</w:t>
-      </w:r>
-    </w:p>
-    <w:p>
-      <w:pPr>
-        <w:pStyle w:val="Compact"/>
-        <w:numPr>
-          <w:ilvl w:val="0"/>
-          <w:numId w:val="1064"/>
+          <w:numId w:val="1072"/>
+        </w:numPr>
+      </w:pPr>
+      <w:r>
+        <w:t xml:space="preserve">Login serta pemilihan PDF/JPEG/PNG diuji pada ponsel nyata.</w:t>
+      </w:r>
+    </w:p>
+    <w:p>
+      <w:pPr>
+        <w:pStyle w:val="Compact"/>
+        <w:numPr>
+          <w:ilvl w:val="0"/>
+          <w:numId w:val="1073"/>
+        </w:numPr>
+      </w:pPr>
+      <w:r>
+        <w:t xml:space="preserve">Unggah PDF diuji pada jaringan Puskesmas untuk memastikan PDF.js dapat dimuat dari cdnjs.</w:t>
+      </w:r>
+    </w:p>
+    <w:p>
+      <w:pPr>
+        <w:pStyle w:val="Compact"/>
+        <w:numPr>
+          <w:ilvl w:val="0"/>
+          <w:numId w:val="1074"/>
         </w:numPr>
       </w:pPr>
       <w:r>
@@ -7166,7 +7678,7 @@
         <w:pStyle w:val="Compact"/>
         <w:numPr>
           <w:ilvl w:val="0"/>
-          <w:numId w:val="1065"/>
+          <w:numId w:val="1075"/>
         </w:numPr>
       </w:pPr>
       <w:r>
@@ -7193,9 +7705,9 @@
         <w:t xml:space="preserve">Go-live hanya boleh dilakukan setelah daftar di atas ditandatangani administrator teknis dan penanggung jawab Puskesmas.</w:t>
       </w:r>
     </w:p>
-    <w:bookmarkEnd w:id="61"/>
-    <w:bookmarkEnd w:id="62"/>
-    <w:bookmarkStart w:id="63" w:name="Xca2eeb753cd95ecf1ada1c24489ca50b0373e6b"/>
+    <w:bookmarkEnd w:id="63"/>
+    <w:bookmarkEnd w:id="64"/>
+    <w:bookmarkStart w:id="65" w:name="Xca2eeb753cd95ecf1ada1c24489ca50b0373e6b"/>
     <w:p>
       <w:pPr>
         <w:pStyle w:val="Heading2"/>
@@ -7290,7 +7802,22 @@
         <w:pStyle w:val="BodyText"/>
       </w:pPr>
       <w:r>
-        <w:t xml:space="preserve">Backfill juga mengganti nama fisik lama yang masih memuat identitas pasien menjadi kode anonim serta mengisi pasangan nama logis, nama penyimpanan, dan URL Drive pada sheet</w:t>
+        <w:t xml:space="preserve">Backfill juga mengganti nama fisik lama yang masih memuat identitas pasien menjadi kode anonim</w:t>
+      </w:r>
+      <w:r>
+        <w:t xml:space="preserve"> </w:t>
+      </w:r>
+      <w:r>
+        <w:rPr>
+          <w:rStyle w:val="VerbatimChar"/>
+        </w:rPr>
+        <w:t xml:space="preserve">F1</w:t>
+      </w:r>
+      <w:r>
+        <w:t xml:space="preserve"> </w:t>
+      </w:r>
+      <w:r>
+        <w:t xml:space="preserve">serta mengisi pasangan nama logis, nama penyimpanan, dan URL Drive pada sheet</w:t>
       </w:r>
       <w:r>
         <w:t xml:space="preserve"> </w:t>
@@ -7317,36 +7844,75 @@
         <w:t xml:space="preserve">ORTHANC_DICOMS</w:t>
       </w:r>
       <w:r>
+        <w:t xml:space="preserve">. Karena</w:t>
+      </w:r>
+      <w:r>
+        <w:t xml:space="preserve"> </w:t>
+      </w:r>
+      <w:r>
+        <w:rPr>
+          <w:rStyle w:val="VerbatimChar"/>
+        </w:rPr>
+        <w:t xml:space="preserve">F1</w:t>
+      </w:r>
+      <w:r>
+        <w:t xml:space="preserve"> </w:t>
+      </w:r>
+      <w:r>
+        <w:t xml:space="preserve">tidak dapat dibalik, jangan menghapus database atau mapping tersebut setelah backfill.</w:t>
+      </w:r>
+    </w:p>
+    <w:p>
+      <w:pPr>
+        <w:pStyle w:val="BodyText"/>
+      </w:pPr>
+      <w:r>
+        <w:t xml:space="preserve">Periksa backup secara berkala:</w:t>
+      </w:r>
+    </w:p>
+    <w:p>
+      <w:pPr>
+        <w:pStyle w:val="Compact"/>
+        <w:numPr>
+          <w:ilvl w:val="0"/>
+          <w:numId w:val="1076"/>
+        </w:numPr>
+      </w:pPr>
+      <w:r>
+        <w:t xml:space="preserve">Bandingkan studi uji/terbaru dengan</w:t>
+      </w:r>
+      <w:r>
+        <w:t xml:space="preserve"> </w:t>
+      </w:r>
+      <w:r>
+        <w:rPr>
+          <w:rStyle w:val="VerbatimChar"/>
+        </w:rPr>
+        <w:t xml:space="preserve">DICOM RAW</w:t>
+      </w:r>
+      <w:r>
         <w:t xml:space="preserve">.</w:t>
       </w:r>
     </w:p>
     <w:p>
       <w:pPr>
-        <w:pStyle w:val="BodyText"/>
-      </w:pPr>
-      <w:r>
-        <w:t xml:space="preserve">Periksa backup secara berkala:</w:t>
-      </w:r>
-    </w:p>
-    <w:p>
-      <w:pPr>
-        <w:pStyle w:val="Compact"/>
-        <w:numPr>
-          <w:ilvl w:val="0"/>
-          <w:numId w:val="1066"/>
-        </w:numPr>
-      </w:pPr>
-      <w:r>
-        <w:t xml:space="preserve">Bandingkan studi uji/terbaru dengan</w:t>
-      </w:r>
-      <w:r>
-        <w:t xml:space="preserve"> </w:t>
-      </w:r>
-      <w:r>
-        <w:rPr>
-          <w:rStyle w:val="VerbatimChar"/>
-        </w:rPr>
-        <w:t xml:space="preserve">DICOM RAW</w:t>
+        <w:pStyle w:val="Compact"/>
+        <w:numPr>
+          <w:ilvl w:val="0"/>
+          <w:numId w:val="1076"/>
+        </w:numPr>
+      </w:pPr>
+      <w:r>
+        <w:t xml:space="preserve">Bandingkan klaim Orthanc yang sudah dikonfirmasi dengan</w:t>
+      </w:r>
+      <w:r>
+        <w:t xml:space="preserve"> </w:t>
+      </w:r>
+      <w:r>
+        <w:rPr>
+          <w:rStyle w:val="VerbatimChar"/>
+        </w:rPr>
+        <w:t xml:space="preserve">DICOM</w:t>
       </w:r>
       <w:r>
         <w:t xml:space="preserve">.</w:t>
@@ -7357,20 +7923,20 @@
         <w:pStyle w:val="Compact"/>
         <w:numPr>
           <w:ilvl w:val="0"/>
-          <w:numId w:val="1066"/>
-        </w:numPr>
-      </w:pPr>
-      <w:r>
-        <w:t xml:space="preserve">Bandingkan klaim Orthanc yang sudah dikonfirmasi dengan</w:t>
-      </w:r>
-      <w:r>
-        <w:t xml:space="preserve"> </w:t>
-      </w:r>
-      <w:r>
-        <w:rPr>
-          <w:rStyle w:val="VerbatimChar"/>
-        </w:rPr>
-        <w:t xml:space="preserve">DICOM</w:t>
+          <w:numId w:val="1076"/>
+        </w:numPr>
+      </w:pPr>
+      <w:r>
+        <w:t xml:space="preserve">Bandingkan PDF klaim terbaru dengan</w:t>
+      </w:r>
+      <w:r>
+        <w:t xml:space="preserve"> </w:t>
+      </w:r>
+      <w:r>
+        <w:rPr>
+          <w:rStyle w:val="VerbatimChar"/>
+        </w:rPr>
+        <w:t xml:space="preserve">KLAIM</w:t>
       </w:r>
       <w:r>
         <w:t xml:space="preserve">.</w:t>
@@ -7381,20 +7947,262 @@
         <w:pStyle w:val="Compact"/>
         <w:numPr>
           <w:ilvl w:val="0"/>
-          <w:numId w:val="1066"/>
-        </w:numPr>
-      </w:pPr>
-      <w:r>
-        <w:t xml:space="preserve">Bandingkan PDF klaim terbaru dengan</w:t>
-      </w:r>
-      <w:r>
-        <w:t xml:space="preserve"> </w:t>
-      </w:r>
-      <w:r>
-        <w:rPr>
-          <w:rStyle w:val="VerbatimChar"/>
-        </w:rPr>
-        <w:t xml:space="preserve">KLAIM</w:t>
+          <w:numId w:val="1076"/>
+        </w:numPr>
+      </w:pPr>
+      <w:r>
+        <w:t xml:space="preserve">Jalankan diagnostik aplikasi.</w:t>
+      </w:r>
+    </w:p>
+    <w:p>
+      <w:pPr>
+        <w:pStyle w:val="Compact"/>
+        <w:numPr>
+          <w:ilvl w:val="0"/>
+          <w:numId w:val="1076"/>
+        </w:numPr>
+      </w:pPr>
+      <w:r>
+        <w:t xml:space="preserve">Periksa kapasitas Drive akun operasional dan backup.</w:t>
+      </w:r>
+    </w:p>
+    <w:p>
+      <w:pPr>
+        <w:pStyle w:val="Compact"/>
+        <w:numPr>
+          <w:ilvl w:val="0"/>
+          <w:numId w:val="1076"/>
+        </w:numPr>
+      </w:pPr>
+      <w:r>
+        <w:t xml:space="preserve">Catat tanggal, petugas, hasil, dan tindak lanjut.</w:t>
+      </w:r>
+    </w:p>
+    <w:bookmarkEnd w:id="65"/>
+    <w:bookmarkStart w:id="68" w:name="X03733bdc09b6c4f9335abe15a2157b0d71b66d5"/>
+    <w:p>
+      <w:pPr>
+        <w:pStyle w:val="Heading2"/>
+      </w:pPr>
+      <w:r>
+        <w:t xml:space="preserve">15. Operasi harian</w:t>
+      </w:r>
+    </w:p>
+    <w:bookmarkStart w:id="66" w:name="petugas"/>
+    <w:p>
+      <w:pPr>
+        <w:pStyle w:val="Heading3"/>
+      </w:pPr>
+      <w:r>
+        <w:t xml:space="preserve">Petugas</w:t>
+      </w:r>
+    </w:p>
+    <w:p>
+      <w:pPr>
+        <w:pStyle w:val="Compact"/>
+        <w:numPr>
+          <w:ilvl w:val="0"/>
+          <w:numId w:val="1077"/>
+        </w:numPr>
+      </w:pPr>
+      <w:r>
+        <w:t xml:space="preserve">Pastikan alat USG mengirim studi ke Orthanc.</w:t>
+      </w:r>
+    </w:p>
+    <w:p>
+      <w:pPr>
+        <w:pStyle w:val="Compact"/>
+        <w:numPr>
+          <w:ilvl w:val="0"/>
+          <w:numId w:val="1077"/>
+        </w:numPr>
+      </w:pPr>
+      <w:r>
+        <w:t xml:space="preserve">Buka</w:t>
+      </w:r>
+      <w:r>
+        <w:t xml:space="preserve"> </w:t>
+      </w:r>
+      <w:r>
+        <w:rPr>
+          <w:rStyle w:val="VerbatimChar"/>
+        </w:rPr>
+        <w:t xml:space="preserve">/exec</w:t>
+      </w:r>
+      <w:r>
+        <w:t xml:space="preserve"> </w:t>
+      </w:r>
+      <w:r>
+        <w:t xml:space="preserve">dan login memakai akun aplikasi sendiri.</w:t>
+      </w:r>
+    </w:p>
+    <w:p>
+      <w:pPr>
+        <w:pStyle w:val="Compact"/>
+        <w:numPr>
+          <w:ilvl w:val="0"/>
+          <w:numId w:val="1077"/>
+        </w:numPr>
+      </w:pPr>
+      <w:r>
+        <w:t xml:space="preserve">Tinjau inbox Orthanc.</w:t>
+      </w:r>
+    </w:p>
+    <w:p>
+      <w:pPr>
+        <w:pStyle w:val="Compact"/>
+        <w:numPr>
+          <w:ilvl w:val="0"/>
+          <w:numId w:val="1077"/>
+        </w:numPr>
+      </w:pPr>
+      <w:r>
+        <w:t xml:space="preserve">Cocokkan identitas pasien; jangan percaya</w:t>
+      </w:r>
+      <w:r>
+        <w:t xml:space="preserve"> </w:t>
+      </w:r>
+      <w:r>
+        <w:rPr>
+          <w:rStyle w:val="VerbatimChar"/>
+        </w:rPr>
+        <w:t xml:space="preserve">PatientID</w:t>
+      </w:r>
+      <w:r>
+        <w:t xml:space="preserve"> </w:t>
+      </w:r>
+      <w:r>
+        <w:t xml:space="preserve">tanpa pemeriksaan.</w:t>
+      </w:r>
+    </w:p>
+    <w:p>
+      <w:pPr>
+        <w:pStyle w:val="Compact"/>
+        <w:numPr>
+          <w:ilvl w:val="0"/>
+          <w:numId w:val="1077"/>
+        </w:numPr>
+      </w:pPr>
+      <w:r>
+        <w:t xml:space="preserve">Isi No. HP dan data yang belum tersedia.</w:t>
+      </w:r>
+    </w:p>
+    <w:p>
+      <w:pPr>
+        <w:pStyle w:val="Compact"/>
+        <w:numPr>
+          <w:ilvl w:val="0"/>
+          <w:numId w:val="1077"/>
+        </w:numPr>
+      </w:pPr>
+      <w:r>
+        <w:t xml:space="preserve">Pilih gambar dan konfirmasi pasien yang sama.</w:t>
+      </w:r>
+    </w:p>
+    <w:p>
+      <w:pPr>
+        <w:pStyle w:val="Compact"/>
+        <w:numPr>
+          <w:ilvl w:val="0"/>
+          <w:numId w:val="1077"/>
+        </w:numPr>
+      </w:pPr>
+      <w:r>
+        <w:t xml:space="preserve">Lengkapi dokumen pendukung.</w:t>
+      </w:r>
+    </w:p>
+    <w:p>
+      <w:pPr>
+        <w:pStyle w:val="Compact"/>
+        <w:numPr>
+          <w:ilvl w:val="0"/>
+          <w:numId w:val="1077"/>
+        </w:numPr>
+      </w:pPr>
+      <w:r>
+        <w:t xml:space="preserve">Periksa tampilan PDF secara visual.</w:t>
+      </w:r>
+    </w:p>
+    <w:p>
+      <w:pPr>
+        <w:pStyle w:val="Compact"/>
+        <w:numPr>
+          <w:ilvl w:val="0"/>
+          <w:numId w:val="1077"/>
+        </w:numPr>
+      </w:pPr>
+      <w:r>
+        <w:t xml:space="preserve">Selesaikan klaim.</w:t>
+      </w:r>
+    </w:p>
+    <w:bookmarkEnd w:id="66"/>
+    <w:bookmarkStart w:id="67" w:name="administrator"/>
+    <w:p>
+      <w:pPr>
+        <w:pStyle w:val="Heading3"/>
+      </w:pPr>
+      <w:r>
+        <w:t xml:space="preserve">Administrator</w:t>
+      </w:r>
+    </w:p>
+    <w:p>
+      <w:pPr>
+        <w:pStyle w:val="Compact"/>
+        <w:numPr>
+          <w:ilvl w:val="0"/>
+          <w:numId w:val="1078"/>
+        </w:numPr>
+      </w:pPr>
+      <w:r>
+        <w:t xml:space="preserve">Periksa log bridge dan Scheduled Task.</w:t>
+      </w:r>
+    </w:p>
+    <w:p>
+      <w:pPr>
+        <w:pStyle w:val="Compact"/>
+        <w:numPr>
+          <w:ilvl w:val="0"/>
+          <w:numId w:val="1078"/>
+        </w:numPr>
+      </w:pPr>
+      <w:r>
+        <w:t xml:space="preserve">Jalankan diagnostik aplikasi.</w:t>
+      </w:r>
+    </w:p>
+    <w:p>
+      <w:pPr>
+        <w:pStyle w:val="Compact"/>
+        <w:numPr>
+          <w:ilvl w:val="0"/>
+          <w:numId w:val="1078"/>
+        </w:numPr>
+      </w:pPr>
+      <w:r>
+        <w:t xml:space="preserve">Periksa error backup pada</w:t>
+      </w:r>
+      <w:r>
+        <w:t xml:space="preserve"> </w:t>
+      </w:r>
+      <w:r>
+        <w:rPr>
+          <w:rStyle w:val="VerbatimChar"/>
+        </w:rPr>
+        <w:t xml:space="preserve">CLAIMS</w:t>
+      </w:r>
+      <w:r>
+        <w:t xml:space="preserve"> </w:t>
+      </w:r>
+      <w:r>
+        <w:t xml:space="preserve">dan</w:t>
+      </w:r>
+      <w:r>
+        <w:t xml:space="preserve"> </w:t>
+      </w:r>
+      <w:r>
+        <w:rPr>
+          <w:rStyle w:val="VerbatimChar"/>
+        </w:rPr>
+        <w:t xml:space="preserve">ORTHANC_DICOMS</w:t>
       </w:r>
       <w:r>
         <w:t xml:space="preserve">.</w:t>
@@ -7405,273 +8213,7 @@
         <w:pStyle w:val="Compact"/>
         <w:numPr>
           <w:ilvl w:val="0"/>
-          <w:numId w:val="1066"/>
-        </w:numPr>
-      </w:pPr>
-      <w:r>
-        <w:t xml:space="preserve">Jalankan diagnostik aplikasi.</w:t>
-      </w:r>
-    </w:p>
-    <w:p>
-      <w:pPr>
-        <w:pStyle w:val="Compact"/>
-        <w:numPr>
-          <w:ilvl w:val="0"/>
-          <w:numId w:val="1066"/>
-        </w:numPr>
-      </w:pPr>
-      <w:r>
-        <w:t xml:space="preserve">Periksa kapasitas Drive akun operasional dan backup.</w:t>
-      </w:r>
-    </w:p>
-    <w:p>
-      <w:pPr>
-        <w:pStyle w:val="Compact"/>
-        <w:numPr>
-          <w:ilvl w:val="0"/>
-          <w:numId w:val="1066"/>
-        </w:numPr>
-      </w:pPr>
-      <w:r>
-        <w:t xml:space="preserve">Catat tanggal, petugas, hasil, dan tindak lanjut.</w:t>
-      </w:r>
-    </w:p>
-    <w:bookmarkEnd w:id="63"/>
-    <w:bookmarkStart w:id="66" w:name="X03733bdc09b6c4f9335abe15a2157b0d71b66d5"/>
-    <w:p>
-      <w:pPr>
-        <w:pStyle w:val="Heading2"/>
-      </w:pPr>
-      <w:r>
-        <w:t xml:space="preserve">15. Operasi harian</w:t>
-      </w:r>
-    </w:p>
-    <w:bookmarkStart w:id="64" w:name="petugas"/>
-    <w:p>
-      <w:pPr>
-        <w:pStyle w:val="Heading3"/>
-      </w:pPr>
-      <w:r>
-        <w:t xml:space="preserve">Petugas</w:t>
-      </w:r>
-    </w:p>
-    <w:p>
-      <w:pPr>
-        <w:pStyle w:val="Compact"/>
-        <w:numPr>
-          <w:ilvl w:val="0"/>
-          <w:numId w:val="1067"/>
-        </w:numPr>
-      </w:pPr>
-      <w:r>
-        <w:t xml:space="preserve">Pastikan alat USG mengirim studi ke Orthanc.</w:t>
-      </w:r>
-    </w:p>
-    <w:p>
-      <w:pPr>
-        <w:pStyle w:val="Compact"/>
-        <w:numPr>
-          <w:ilvl w:val="0"/>
-          <w:numId w:val="1067"/>
-        </w:numPr>
-      </w:pPr>
-      <w:r>
-        <w:t xml:space="preserve">Buka</w:t>
-      </w:r>
-      <w:r>
-        <w:t xml:space="preserve"> </w:t>
-      </w:r>
-      <w:r>
-        <w:rPr>
-          <w:rStyle w:val="VerbatimChar"/>
-        </w:rPr>
-        <w:t xml:space="preserve">/exec</w:t>
-      </w:r>
-      <w:r>
-        <w:t xml:space="preserve"> </w:t>
-      </w:r>
-      <w:r>
-        <w:t xml:space="preserve">dan login memakai akun aplikasi sendiri.</w:t>
-      </w:r>
-    </w:p>
-    <w:p>
-      <w:pPr>
-        <w:pStyle w:val="Compact"/>
-        <w:numPr>
-          <w:ilvl w:val="0"/>
-          <w:numId w:val="1067"/>
-        </w:numPr>
-      </w:pPr>
-      <w:r>
-        <w:t xml:space="preserve">Tinjau inbox Orthanc.</w:t>
-      </w:r>
-    </w:p>
-    <w:p>
-      <w:pPr>
-        <w:pStyle w:val="Compact"/>
-        <w:numPr>
-          <w:ilvl w:val="0"/>
-          <w:numId w:val="1067"/>
-        </w:numPr>
-      </w:pPr>
-      <w:r>
-        <w:t xml:space="preserve">Cocokkan identitas pasien; jangan percaya</w:t>
-      </w:r>
-      <w:r>
-        <w:t xml:space="preserve"> </w:t>
-      </w:r>
-      <w:r>
-        <w:rPr>
-          <w:rStyle w:val="VerbatimChar"/>
-        </w:rPr>
-        <w:t xml:space="preserve">PatientID</w:t>
-      </w:r>
-      <w:r>
-        <w:t xml:space="preserve"> </w:t>
-      </w:r>
-      <w:r>
-        <w:t xml:space="preserve">tanpa pemeriksaan.</w:t>
-      </w:r>
-    </w:p>
-    <w:p>
-      <w:pPr>
-        <w:pStyle w:val="Compact"/>
-        <w:numPr>
-          <w:ilvl w:val="0"/>
-          <w:numId w:val="1067"/>
-        </w:numPr>
-      </w:pPr>
-      <w:r>
-        <w:t xml:space="preserve">Isi No. HP dan data yang belum tersedia.</w:t>
-      </w:r>
-    </w:p>
-    <w:p>
-      <w:pPr>
-        <w:pStyle w:val="Compact"/>
-        <w:numPr>
-          <w:ilvl w:val="0"/>
-          <w:numId w:val="1067"/>
-        </w:numPr>
-      </w:pPr>
-      <w:r>
-        <w:t xml:space="preserve">Pilih gambar dan konfirmasi pasien yang sama.</w:t>
-      </w:r>
-    </w:p>
-    <w:p>
-      <w:pPr>
-        <w:pStyle w:val="Compact"/>
-        <w:numPr>
-          <w:ilvl w:val="0"/>
-          <w:numId w:val="1067"/>
-        </w:numPr>
-      </w:pPr>
-      <w:r>
-        <w:t xml:space="preserve">Lengkapi dokumen pendukung.</w:t>
-      </w:r>
-    </w:p>
-    <w:p>
-      <w:pPr>
-        <w:pStyle w:val="Compact"/>
-        <w:numPr>
-          <w:ilvl w:val="0"/>
-          <w:numId w:val="1067"/>
-        </w:numPr>
-      </w:pPr>
-      <w:r>
-        <w:t xml:space="preserve">Periksa tampilan PDF secara visual.</w:t>
-      </w:r>
-    </w:p>
-    <w:p>
-      <w:pPr>
-        <w:pStyle w:val="Compact"/>
-        <w:numPr>
-          <w:ilvl w:val="0"/>
-          <w:numId w:val="1067"/>
-        </w:numPr>
-      </w:pPr>
-      <w:r>
-        <w:t xml:space="preserve">Selesaikan klaim.</w:t>
-      </w:r>
-    </w:p>
-    <w:bookmarkEnd w:id="64"/>
-    <w:bookmarkStart w:id="65" w:name="administrator"/>
-    <w:p>
-      <w:pPr>
-        <w:pStyle w:val="Heading3"/>
-      </w:pPr>
-      <w:r>
-        <w:t xml:space="preserve">Administrator</w:t>
-      </w:r>
-    </w:p>
-    <w:p>
-      <w:pPr>
-        <w:pStyle w:val="Compact"/>
-        <w:numPr>
-          <w:ilvl w:val="0"/>
-          <w:numId w:val="1068"/>
-        </w:numPr>
-      </w:pPr>
-      <w:r>
-        <w:t xml:space="preserve">Periksa log bridge dan Scheduled Task.</w:t>
-      </w:r>
-    </w:p>
-    <w:p>
-      <w:pPr>
-        <w:pStyle w:val="Compact"/>
-        <w:numPr>
-          <w:ilvl w:val="0"/>
-          <w:numId w:val="1068"/>
-        </w:numPr>
-      </w:pPr>
-      <w:r>
-        <w:t xml:space="preserve">Jalankan diagnostik aplikasi.</w:t>
-      </w:r>
-    </w:p>
-    <w:p>
-      <w:pPr>
-        <w:pStyle w:val="Compact"/>
-        <w:numPr>
-          <w:ilvl w:val="0"/>
-          <w:numId w:val="1068"/>
-        </w:numPr>
-      </w:pPr>
-      <w:r>
-        <w:t xml:space="preserve">Periksa error backup pada</w:t>
-      </w:r>
-      <w:r>
-        <w:t xml:space="preserve"> </w:t>
-      </w:r>
-      <w:r>
-        <w:rPr>
-          <w:rStyle w:val="VerbatimChar"/>
-        </w:rPr>
-        <w:t xml:space="preserve">CLAIMS</w:t>
-      </w:r>
-      <w:r>
-        <w:t xml:space="preserve"> </w:t>
-      </w:r>
-      <w:r>
-        <w:t xml:space="preserve">dan</w:t>
-      </w:r>
-      <w:r>
-        <w:t xml:space="preserve"> </w:t>
-      </w:r>
-      <w:r>
-        <w:rPr>
-          <w:rStyle w:val="VerbatimChar"/>
-        </w:rPr>
-        <w:t xml:space="preserve">ORTHANC_DICOMS</w:t>
-      </w:r>
-      <w:r>
-        <w:t xml:space="preserve">.</w:t>
-      </w:r>
-    </w:p>
-    <w:p>
-      <w:pPr>
-        <w:pStyle w:val="Compact"/>
-        <w:numPr>
-          <w:ilvl w:val="0"/>
-          <w:numId w:val="1068"/>
+          <w:numId w:val="1078"/>
         </w:numPr>
       </w:pPr>
       <w:r>
@@ -7683,7 +8225,7 @@
         <w:pStyle w:val="Compact"/>
         <w:numPr>
           <w:ilvl w:val="0"/>
-          <w:numId w:val="1068"/>
+          <w:numId w:val="1078"/>
         </w:numPr>
       </w:pPr>
       <w:r>
@@ -7695,16 +8237,16 @@
         <w:pStyle w:val="Compact"/>
         <w:numPr>
           <w:ilvl w:val="0"/>
-          <w:numId w:val="1068"/>
+          <w:numId w:val="1078"/>
         </w:numPr>
       </w:pPr>
       <w:r>
         <w:t xml:space="preserve">Jangan menghapus baris database secara manual ketika bridge berjalan.</w:t>
       </w:r>
     </w:p>
-    <w:bookmarkEnd w:id="65"/>
-    <w:bookmarkEnd w:id="66"/>
-    <w:bookmarkStart w:id="67" w:name="X3ef8fcf600a46844f35959e84ba4926a4b8eff6"/>
+    <w:bookmarkEnd w:id="67"/>
+    <w:bookmarkEnd w:id="68"/>
+    <w:bookmarkStart w:id="69" w:name="X3ef8fcf600a46844f35959e84ba4926a4b8eff6"/>
     <w:p>
       <w:pPr>
         <w:pStyle w:val="Heading2"/>
@@ -8168,8 +8710,8 @@
         <w:t xml:space="preserve">sebagai langkah pertama. Penghapusan dapat membuat studi lama diperiksa/dikirim ulang. Jika benar-benar diperlukan, hentikan bridge dan buat salinan aman terlebih dahulu.</w:t>
       </w:r>
     </w:p>
-    <w:bookmarkEnd w:id="67"/>
-    <w:bookmarkStart w:id="71" w:name="Xc6a588545f724860d357c6b6e3431b373ce94b0"/>
+    <w:bookmarkEnd w:id="69"/>
+    <w:bookmarkStart w:id="74" w:name="Xc6a588545f724860d357c6b6e3431b373ce94b0"/>
     <w:p>
       <w:pPr>
         <w:pStyle w:val="Heading2"/>
@@ -8178,7 +8720,7 @@
         <w:t xml:space="preserve">17. Perubahan, pembaruan, dan rotasi rahasia</w:t>
       </w:r>
     </w:p>
-    <w:bookmarkStart w:id="68" w:name="pembaruan-aplikasi"/>
+    <w:bookmarkStart w:id="70" w:name="pembaruan-aplikasi"/>
     <w:p>
       <w:pPr>
         <w:pStyle w:val="Heading3"/>
@@ -8191,7 +8733,7 @@
       <w:pPr>
         <w:numPr>
           <w:ilvl w:val="0"/>
-          <w:numId w:val="1069"/>
+          <w:numId w:val="1079"/>
         </w:numPr>
       </w:pPr>
       <w:r>
@@ -8202,7 +8744,7 @@
       <w:pPr>
         <w:numPr>
           <w:ilvl w:val="0"/>
-          <w:numId w:val="1069"/>
+          <w:numId w:val="1079"/>
         </w:numPr>
       </w:pPr>
       <w:r>
@@ -8213,7 +8755,7 @@
       <w:pPr>
         <w:numPr>
           <w:ilvl w:val="0"/>
-          <w:numId w:val="1069"/>
+          <w:numId w:val="1079"/>
         </w:numPr>
       </w:pPr>
       <w:r>
@@ -8445,6 +8987,39 @@
         <w:rPr>
           <w:rStyle w:val="NormalTok"/>
         </w:rPr>
+        <w:t xml:space="preserve">\tests\browser-supporting-upload-smoke</w:t>
+      </w:r>
+      <w:r>
+        <w:rPr>
+          <w:rStyle w:val="OperatorTok"/>
+        </w:rPr>
+        <w:t xml:space="preserve">.</w:t>
+      </w:r>
+      <w:r>
+        <w:rPr>
+          <w:rStyle w:val="FunctionTok"/>
+        </w:rPr>
+        <w:t xml:space="preserve">js</w:t>
+      </w:r>
+      <w:r>
+        <w:br/>
+      </w:r>
+      <w:r>
+        <w:rPr>
+          <w:rStyle w:val="NormalTok"/>
+        </w:rPr>
+        <w:t xml:space="preserve">node </w:t>
+      </w:r>
+      <w:r>
+        <w:rPr>
+          <w:rStyle w:val="OperatorTok"/>
+        </w:rPr>
+        <w:t xml:space="preserve">.</w:t>
+      </w:r>
+      <w:r>
+        <w:rPr>
+          <w:rStyle w:val="NormalTok"/>
+        </w:rPr>
         <w:t xml:space="preserve">\tests\backup-service-tests</w:t>
       </w:r>
       <w:r>
@@ -8662,7 +9237,7 @@
       <w:pPr>
         <w:numPr>
           <w:ilvl w:val="0"/>
-          <w:numId w:val="1069"/>
+          <w:numId w:val="1079"/>
         </w:numPr>
       </w:pPr>
       <w:r>
@@ -8688,7 +9263,7 @@
       <w:pPr>
         <w:numPr>
           <w:ilvl w:val="0"/>
-          <w:numId w:val="1069"/>
+          <w:numId w:val="1079"/>
         </w:numPr>
       </w:pPr>
       <w:r>
@@ -8715,7 +9290,7 @@
       <w:pPr>
         <w:numPr>
           <w:ilvl w:val="0"/>
-          <w:numId w:val="1069"/>
+          <w:numId w:val="1079"/>
         </w:numPr>
       </w:pPr>
       <w:r>
@@ -8741,15 +9316,15 @@
       <w:pPr>
         <w:numPr>
           <w:ilvl w:val="0"/>
-          <w:numId w:val="1069"/>
+          <w:numId w:val="1079"/>
         </w:numPr>
       </w:pPr>
       <w:r>
         <w:t xml:space="preserve">Uji PDF yang baru dibuat dan alur bridge nyata; hasil tes lokal saja tidak membuktikan deployment live.</w:t>
       </w:r>
     </w:p>
-    <w:bookmarkEnd w:id="68"/>
-    <w:bookmarkStart w:id="69" w:name="rotasi-kunci-bridge"/>
+    <w:bookmarkEnd w:id="70"/>
+    <w:bookmarkStart w:id="71" w:name="rotasi-kunci-bridge"/>
     <w:p>
       <w:pPr>
         <w:pStyle w:val="Heading3"/>
@@ -8763,7 +9338,7 @@
         <w:pStyle w:val="Compact"/>
         <w:numPr>
           <w:ilvl w:val="0"/>
-          <w:numId w:val="1070"/>
+          <w:numId w:val="1080"/>
         </w:numPr>
       </w:pPr>
       <w:r>
@@ -8775,7 +9350,7 @@
         <w:pStyle w:val="Compact"/>
         <w:numPr>
           <w:ilvl w:val="0"/>
-          <w:numId w:val="1070"/>
+          <w:numId w:val="1080"/>
         </w:numPr>
       </w:pPr>
       <w:r>
@@ -8787,7 +9362,7 @@
         <w:pStyle w:val="Compact"/>
         <w:numPr>
           <w:ilvl w:val="0"/>
-          <w:numId w:val="1070"/>
+          <w:numId w:val="1080"/>
         </w:numPr>
       </w:pPr>
       <w:r>
@@ -8826,7 +9401,7 @@
         <w:pStyle w:val="Compact"/>
         <w:numPr>
           <w:ilvl w:val="0"/>
-          <w:numId w:val="1070"/>
+          <w:numId w:val="1080"/>
         </w:numPr>
       </w:pPr>
       <w:r>
@@ -8850,7 +9425,7 @@
         <w:pStyle w:val="Compact"/>
         <w:numPr>
           <w:ilvl w:val="0"/>
-          <w:numId w:val="1070"/>
+          <w:numId w:val="1080"/>
         </w:numPr>
       </w:pPr>
       <w:r>
@@ -8865,13 +9440,61 @@
         <w:t xml:space="preserve">Saat ini aplikasi memiliki satu kunci bridge aktif. Rotasi kunci langsung membatalkan konfigurasi lama.</w:t>
       </w:r>
     </w:p>
-    <w:bookmarkEnd w:id="69"/>
-    <w:bookmarkStart w:id="70" w:name="password-pepper"/>
+    <w:bookmarkEnd w:id="71"/>
+    <w:bookmarkStart w:id="72" w:name="rahasia-kode-nama-file"/>
     <w:p>
       <w:pPr>
         <w:pStyle w:val="Heading3"/>
       </w:pPr>
       <w:r>
+        <w:t xml:space="preserve">Rahasia kode nama file</w:t>
+      </w:r>
+    </w:p>
+    <w:p>
+      <w:pPr>
+        <w:pStyle w:val="FirstParagraph"/>
+      </w:pPr>
+      <w:r>
+        <w:t xml:space="preserve">Jangan mengubah atau menghapus</w:t>
+      </w:r>
+      <w:r>
+        <w:t xml:space="preserve"> </w:t>
+      </w:r>
+      <w:r>
+        <w:rPr>
+          <w:rStyle w:val="VerbatimChar"/>
+        </w:rPr>
+        <w:t xml:space="preserve">FILENAME_CODE_SECRET</w:t>
+      </w:r>
+      <w:r>
+        <w:t xml:space="preserve"> </w:t>
+      </w:r>
+      <w:r>
+        <w:t xml:space="preserve">setelah file produksi dibuat. Kode anonim</w:t>
+      </w:r>
+      <w:r>
+        <w:t xml:space="preserve"> </w:t>
+      </w:r>
+      <w:r>
+        <w:rPr>
+          <w:rStyle w:val="VerbatimChar"/>
+        </w:rPr>
+        <w:t xml:space="preserve">F1</w:t>
+      </w:r>
+      <w:r>
+        <w:t xml:space="preserve"> </w:t>
+      </w:r>
+      <w:r>
+        <w:t xml:space="preserve">adalah HMAC satu arah; nama asli direkonstruksi menggunakan mapping pada database privat. Karena itu, database dan URL/file ID Drive harus selalu dicadangkan bersama.</w:t>
+      </w:r>
+    </w:p>
+    <w:bookmarkEnd w:id="72"/>
+    <w:bookmarkStart w:id="73" w:name="password-pepper"/>
+    <w:p>
+      <w:pPr>
+        <w:pStyle w:val="Heading3"/>
+      </w:pPr>
+      <w:r>
         <w:t xml:space="preserve">Password pepper</w:t>
       </w:r>
     </w:p>
@@ -8898,9 +9521,9 @@
         <w:t xml:space="preserve">setelah akun pengguna dibuat. Perubahan pepper membuat semua hash password lama tidak dapat diverifikasi.</w:t>
       </w:r>
     </w:p>
-    <w:bookmarkEnd w:id="70"/>
-    <w:bookmarkEnd w:id="71"/>
-    <w:bookmarkStart w:id="72" w:name="Xfacea8b3e207c0b6841ba84002fb54113a860fd"/>
+    <w:bookmarkEnd w:id="73"/>
+    <w:bookmarkEnd w:id="74"/>
+    <w:bookmarkStart w:id="75" w:name="Xfacea8b3e207c0b6841ba84002fb54113a860fd"/>
     <w:p>
       <w:pPr>
         <w:pStyle w:val="Heading2"/>
@@ -8930,7 +9553,7 @@
         <w:pStyle w:val="Compact"/>
         <w:numPr>
           <w:ilvl w:val="0"/>
-          <w:numId w:val="1071"/>
+          <w:numId w:val="1081"/>
         </w:numPr>
       </w:pPr>
       <w:r>
@@ -8942,7 +9565,7 @@
         <w:pStyle w:val="Compact"/>
         <w:numPr>
           <w:ilvl w:val="0"/>
-          <w:numId w:val="1071"/>
+          <w:numId w:val="1081"/>
         </w:numPr>
       </w:pPr>
       <w:r>
@@ -8954,7 +9577,7 @@
         <w:pStyle w:val="Compact"/>
         <w:numPr>
           <w:ilvl w:val="0"/>
-          <w:numId w:val="1071"/>
+          <w:numId w:val="1081"/>
         </w:numPr>
       </w:pPr>
       <w:r>
@@ -8966,7 +9589,7 @@
         <w:pStyle w:val="Compact"/>
         <w:numPr>
           <w:ilvl w:val="0"/>
-          <w:numId w:val="1071"/>
+          <w:numId w:val="1081"/>
         </w:numPr>
       </w:pPr>
       <w:r>
@@ -8978,7 +9601,31 @@
         <w:pStyle w:val="Compact"/>
         <w:numPr>
           <w:ilvl w:val="0"/>
-          <w:numId w:val="1071"/>
+          <w:numId w:val="1081"/>
+        </w:numPr>
+      </w:pPr>
+      <w:r>
+        <w:t xml:space="preserve">cara memulihkan pasangan nama logis, nama</w:t>
+      </w:r>
+      <w:r>
+        <w:t xml:space="preserve"> </w:t>
+      </w:r>
+      <w:r>
+        <w:rPr>
+          <w:rStyle w:val="VerbatimChar"/>
+        </w:rPr>
+        <w:t xml:space="preserve">F1</w:t>
+      </w:r>
+      <w:r>
+        <w:t xml:space="preserve">, file ID, dan URL Drive dari snapshot database;</w:t>
+      </w:r>
+    </w:p>
+    <w:p>
+      <w:pPr>
+        <w:pStyle w:val="Compact"/>
+        <w:numPr>
+          <w:ilvl w:val="0"/>
+          <w:numId w:val="1081"/>
         </w:numPr>
       </w:pPr>
       <w:r>
@@ -8990,7 +9637,7 @@
         <w:pStyle w:val="Compact"/>
         <w:numPr>
           <w:ilvl w:val="0"/>
-          <w:numId w:val="1071"/>
+          <w:numId w:val="1081"/>
         </w:numPr>
       </w:pPr>
       <w:r>
@@ -9002,7 +9649,7 @@
         <w:pStyle w:val="Compact"/>
         <w:numPr>
           <w:ilvl w:val="0"/>
-          <w:numId w:val="1071"/>
+          <w:numId w:val="1081"/>
         </w:numPr>
       </w:pPr>
       <w:r>
@@ -9014,7 +9661,7 @@
         <w:pStyle w:val="Compact"/>
         <w:numPr>
           <w:ilvl w:val="0"/>
-          <w:numId w:val="1071"/>
+          <w:numId w:val="1081"/>
         </w:numPr>
       </w:pPr>
       <w:r>
@@ -9056,8 +9703,8 @@
         <w:t xml:space="preserve">. Jangan mengubah ID dan rahasia secara coba-coba pada instalasi produksi.</w:t>
       </w:r>
     </w:p>
-    <w:bookmarkEnd w:id="72"/>
-    <w:bookmarkStart w:id="73" w:name="Xf0eed26b6cf28145cb1227ff618524be4f9a28c"/>
+    <w:bookmarkEnd w:id="75"/>
+    <w:bookmarkStart w:id="76" w:name="Xf0eed26b6cf28145cb1227ff618524be4f9a28c"/>
     <w:p>
       <w:pPr>
         <w:pStyle w:val="Heading2"/>
@@ -9217,7 +9864,7 @@
               <w:rPr>
                 <w:rStyle w:val="VerbatimChar"/>
               </w:rPr>
-              <w:t xml:space="preserve">6.5.0-anonymous-filenames</w:t>
+              <w:t xml:space="preserve">6.7.0-supporting-pdf-files</w:t>
             </w:r>
           </w:p>
         </w:tc>
@@ -9419,6 +10066,30 @@
               <w:pStyle w:val="Compact"/>
             </w:pPr>
             <w:r>
+              <w:t xml:space="preserve">Hasil uji PDF pendukung</w:t>
+            </w:r>
+          </w:p>
+        </w:tc>
+        <w:tc>
+          <w:tcPr/>
+          <w:p>
+            <w:pPr>
+              <w:pStyle w:val="Compact"/>
+            </w:pPr>
+            <w:r>
+              <w:t xml:space="preserve">Lulus / Tidak lulus</w:t>
+            </w:r>
+          </w:p>
+        </w:tc>
+      </w:tr>
+      <w:tr>
+        <w:tc>
+          <w:tcPr/>
+          <w:p>
+            <w:pPr>
+              <w:pStyle w:val="Compact"/>
+            </w:pPr>
+            <w:r>
               <w:t xml:space="preserve">Hasil uji browser/ponsel</w:t>
             </w:r>
           </w:p>
@@ -9512,7 +10183,7 @@
         <w:pStyle w:val="Compact"/>
         <w:numPr>
           <w:ilvl w:val="0"/>
-          <w:numId w:val="1072"/>
+          <w:numId w:val="1082"/>
         </w:numPr>
       </w:pPr>
       <w:r>
@@ -9524,7 +10195,7 @@
         <w:pStyle w:val="Compact"/>
         <w:numPr>
           <w:ilvl w:val="0"/>
-          <w:numId w:val="1072"/>
+          <w:numId w:val="1082"/>
         </w:numPr>
       </w:pPr>
       <w:r>
@@ -9536,7 +10207,7 @@
         <w:pStyle w:val="Compact"/>
         <w:numPr>
           <w:ilvl w:val="0"/>
-          <w:numId w:val="1072"/>
+          <w:numId w:val="1082"/>
         </w:numPr>
       </w:pPr>
       <w:r>
@@ -9548,7 +10219,7 @@
         <w:pStyle w:val="Compact"/>
         <w:numPr>
           <w:ilvl w:val="0"/>
-          <w:numId w:val="1072"/>
+          <w:numId w:val="1082"/>
         </w:numPr>
       </w:pPr>
       <w:r>
@@ -9560,7 +10231,7 @@
         <w:pStyle w:val="Compact"/>
         <w:numPr>
           <w:ilvl w:val="0"/>
-          <w:numId w:val="1072"/>
+          <w:numId w:val="1082"/>
         </w:numPr>
       </w:pPr>
       <w:r>
@@ -9572,15 +10243,15 @@
         <w:pStyle w:val="Compact"/>
         <w:numPr>
           <w:ilvl w:val="0"/>
-          <w:numId w:val="1072"/>
+          <w:numId w:val="1082"/>
         </w:numPr>
       </w:pPr>
       <w:r>
         <w:t xml:space="preserve">PDF uji yang sudah diperiksa secara visual.</w:t>
       </w:r>
     </w:p>
-    <w:bookmarkEnd w:id="73"/>
-    <w:bookmarkStart w:id="74" w:name="Xa28eab1c1682af3db4e66d8afb5bdfc225292e6"/>
+    <w:bookmarkEnd w:id="76"/>
+    <w:bookmarkStart w:id="77" w:name="Xa28eab1c1682af3db4e66d8afb5bdfc225292e6"/>
     <w:p>
       <w:pPr>
         <w:pStyle w:val="Heading2"/>
@@ -9602,7 +10273,7 @@
         <w:pStyle w:val="Compact"/>
         <w:numPr>
           <w:ilvl w:val="0"/>
-          <w:numId w:val="1073"/>
+          <w:numId w:val="1083"/>
         </w:numPr>
       </w:pPr>
       <w:r>
@@ -9614,7 +10285,7 @@
         <w:pStyle w:val="Compact"/>
         <w:numPr>
           <w:ilvl w:val="0"/>
-          <w:numId w:val="1073"/>
+          <w:numId w:val="1083"/>
         </w:numPr>
       </w:pPr>
       <w:r>
@@ -9626,7 +10297,7 @@
         <w:pStyle w:val="Compact"/>
         <w:numPr>
           <w:ilvl w:val="0"/>
-          <w:numId w:val="1073"/>
+          <w:numId w:val="1083"/>
         </w:numPr>
       </w:pPr>
       <w:r>
@@ -9638,7 +10309,7 @@
         <w:pStyle w:val="Compact"/>
         <w:numPr>
           <w:ilvl w:val="0"/>
-          <w:numId w:val="1073"/>
+          <w:numId w:val="1083"/>
         </w:numPr>
       </w:pPr>
       <w:r>
@@ -9659,7 +10330,7 @@
         <w:pStyle w:val="Compact"/>
         <w:numPr>
           <w:ilvl w:val="0"/>
-          <w:numId w:val="1073"/>
+          <w:numId w:val="1083"/>
         </w:numPr>
       </w:pPr>
       <w:r>
@@ -9686,7 +10357,19 @@
         <w:pStyle w:val="Compact"/>
         <w:numPr>
           <w:ilvl w:val="0"/>
-          <w:numId w:val="1073"/>
+          <w:numId w:val="1083"/>
+        </w:numPr>
+      </w:pPr>
+      <w:r>
+        <w:t xml:space="preserve">PDF/JPEG/PNG pendukung berhasil dipilih dan diproses pada PC serta ponsel nyata;</w:t>
+      </w:r>
+    </w:p>
+    <w:p>
+      <w:pPr>
+        <w:pStyle w:val="Compact"/>
+        <w:numPr>
+          <w:ilvl w:val="0"/>
+          <w:numId w:val="1083"/>
         </w:numPr>
       </w:pPr>
       <w:r>
@@ -9698,7 +10381,7 @@
         <w:pStyle w:val="Compact"/>
         <w:numPr>
           <w:ilvl w:val="0"/>
-          <w:numId w:val="1073"/>
+          <w:numId w:val="1083"/>
         </w:numPr>
       </w:pPr>
       <w:r>
@@ -9710,7 +10393,7 @@
         <w:pStyle w:val="Compact"/>
         <w:numPr>
           <w:ilvl w:val="0"/>
-          <w:numId w:val="1073"/>
+          <w:numId w:val="1083"/>
         </w:numPr>
       </w:pPr>
       <w:r>
@@ -9722,7 +10405,7 @@
         <w:pStyle w:val="Compact"/>
         <w:numPr>
           <w:ilvl w:val="0"/>
-          <w:numId w:val="1073"/>
+          <w:numId w:val="1083"/>
         </w:numPr>
       </w:pPr>
       <w:r>
@@ -9734,7 +10417,7 @@
         <w:pStyle w:val="Compact"/>
         <w:numPr>
           <w:ilvl w:val="0"/>
-          <w:numId w:val="1073"/>
+          <w:numId w:val="1083"/>
         </w:numPr>
       </w:pPr>
       <w:r>
@@ -9746,7 +10429,7 @@
         <w:pStyle w:val="Compact"/>
         <w:numPr>
           <w:ilvl w:val="0"/>
-          <w:numId w:val="1073"/>
+          <w:numId w:val="1083"/>
         </w:numPr>
       </w:pPr>
       <w:r>
@@ -9758,15 +10441,15 @@
         <w:pStyle w:val="Compact"/>
         <w:numPr>
           <w:ilvl w:val="0"/>
-          <w:numId w:val="1073"/>
+          <w:numId w:val="1083"/>
         </w:numPr>
       </w:pPr>
       <w:r>
         <w:t xml:space="preserve">hasil lokal, deployment live, dan operasi klinik nyata tetap dicatat sebagai tiga tingkat verifikasi yang berbeda.</w:t>
       </w:r>
     </w:p>
-    <w:bookmarkEnd w:id="74"/>
-    <w:bookmarkEnd w:id="75"/>
+    <w:bookmarkEnd w:id="77"/>
+    <w:bookmarkEnd w:id="78"/>
     <w:sectPr>
       <w:footnotePr>
         <w:numRestart w:val="eachSect"/>
@@ -10217,34 +10900,7 @@
     <w:abstractNumId w:val="992"/>
   </w:num>
   <w:num w:numId="1016">
-    <w:abstractNumId w:val="99411"/>
-    <w:lvlOverride w:ilvl="0">
-      <w:startOverride w:val="1"/>
-    </w:lvlOverride>
-    <w:lvlOverride w:ilvl="1">
-      <w:startOverride w:val="1"/>
-    </w:lvlOverride>
-    <w:lvlOverride w:ilvl="2">
-      <w:startOverride w:val="1"/>
-    </w:lvlOverride>
-    <w:lvlOverride w:ilvl="3">
-      <w:startOverride w:val="1"/>
-    </w:lvlOverride>
-    <w:lvlOverride w:ilvl="4">
-      <w:startOverride w:val="1"/>
-    </w:lvlOverride>
-    <w:lvlOverride w:ilvl="5">
-      <w:startOverride w:val="1"/>
-    </w:lvlOverride>
-    <w:lvlOverride w:ilvl="6">
-      <w:startOverride w:val="1"/>
-    </w:lvlOverride>
-    <w:lvlOverride w:ilvl="7">
-      <w:startOverride w:val="1"/>
-    </w:lvlOverride>
-    <w:lvlOverride w:ilvl="8">
-      <w:startOverride w:val="1"/>
-    </w:lvlOverride>
+    <w:abstractNumId w:val="992"/>
   </w:num>
   <w:num w:numId="1017">
     <w:abstractNumId w:val="99411"/>
@@ -10397,37 +11053,37 @@
     </w:lvlOverride>
   </w:num>
   <w:num w:numId="1022">
-    <w:abstractNumId w:val="991"/>
+    <w:abstractNumId w:val="99411"/>
+    <w:lvlOverride w:ilvl="0">
+      <w:startOverride w:val="1"/>
+    </w:lvlOverride>
+    <w:lvlOverride w:ilvl="1">
+      <w:startOverride w:val="1"/>
+    </w:lvlOverride>
+    <w:lvlOverride w:ilvl="2">
+      <w:startOverride w:val="1"/>
+    </w:lvlOverride>
+    <w:lvlOverride w:ilvl="3">
+      <w:startOverride w:val="1"/>
+    </w:lvlOverride>
+    <w:lvlOverride w:ilvl="4">
+      <w:startOverride w:val="1"/>
+    </w:lvlOverride>
+    <w:lvlOverride w:ilvl="5">
+      <w:startOverride w:val="1"/>
+    </w:lvlOverride>
+    <w:lvlOverride w:ilvl="6">
+      <w:startOverride w:val="1"/>
+    </w:lvlOverride>
+    <w:lvlOverride w:ilvl="7">
+      <w:startOverride w:val="1"/>
+    </w:lvlOverride>
+    <w:lvlOverride w:ilvl="8">
+      <w:startOverride w:val="1"/>
+    </w:lvlOverride>
   </w:num>
   <w:num w:numId="1023">
-    <w:abstractNumId w:val="99411"/>
-    <w:lvlOverride w:ilvl="0">
-      <w:startOverride w:val="1"/>
-    </w:lvlOverride>
-    <w:lvlOverride w:ilvl="1">
-      <w:startOverride w:val="1"/>
-    </w:lvlOverride>
-    <w:lvlOverride w:ilvl="2">
-      <w:startOverride w:val="1"/>
-    </w:lvlOverride>
-    <w:lvlOverride w:ilvl="3">
-      <w:startOverride w:val="1"/>
-    </w:lvlOverride>
-    <w:lvlOverride w:ilvl="4">
-      <w:startOverride w:val="1"/>
-    </w:lvlOverride>
-    <w:lvlOverride w:ilvl="5">
-      <w:startOverride w:val="1"/>
-    </w:lvlOverride>
-    <w:lvlOverride w:ilvl="6">
-      <w:startOverride w:val="1"/>
-    </w:lvlOverride>
-    <w:lvlOverride w:ilvl="7">
-      <w:startOverride w:val="1"/>
-    </w:lvlOverride>
-    <w:lvlOverride w:ilvl="8">
-      <w:startOverride w:val="1"/>
-    </w:lvlOverride>
+    <w:abstractNumId w:val="991"/>
   </w:num>
   <w:num w:numId="1024">
     <w:abstractNumId w:val="99411"/>
@@ -10550,34 +11206,7 @@
     </w:lvlOverride>
   </w:num>
   <w:num w:numId="1028">
-    <w:abstractNumId w:val="99411"/>
-    <w:lvlOverride w:ilvl="0">
-      <w:startOverride w:val="1"/>
-    </w:lvlOverride>
-    <w:lvlOverride w:ilvl="1">
-      <w:startOverride w:val="1"/>
-    </w:lvlOverride>
-    <w:lvlOverride w:ilvl="2">
-      <w:startOverride w:val="1"/>
-    </w:lvlOverride>
-    <w:lvlOverride w:ilvl="3">
-      <w:startOverride w:val="1"/>
-    </w:lvlOverride>
-    <w:lvlOverride w:ilvl="4">
-      <w:startOverride w:val="1"/>
-    </w:lvlOverride>
-    <w:lvlOverride w:ilvl="5">
-      <w:startOverride w:val="1"/>
-    </w:lvlOverride>
-    <w:lvlOverride w:ilvl="6">
-      <w:startOverride w:val="1"/>
-    </w:lvlOverride>
-    <w:lvlOverride w:ilvl="7">
-      <w:startOverride w:val="1"/>
-    </w:lvlOverride>
-    <w:lvlOverride w:ilvl="8">
-      <w:startOverride w:val="1"/>
-    </w:lvlOverride>
+    <w:abstractNumId w:val="991"/>
   </w:num>
   <w:num w:numId="1029">
     <w:abstractNumId w:val="99411"/>
@@ -10640,12 +11269,72 @@
     </w:lvlOverride>
   </w:num>
   <w:num w:numId="1031">
+    <w:abstractNumId w:val="99411"/>
+    <w:lvlOverride w:ilvl="0">
+      <w:startOverride w:val="1"/>
+    </w:lvlOverride>
+    <w:lvlOverride w:ilvl="1">
+      <w:startOverride w:val="1"/>
+    </w:lvlOverride>
+    <w:lvlOverride w:ilvl="2">
+      <w:startOverride w:val="1"/>
+    </w:lvlOverride>
+    <w:lvlOverride w:ilvl="3">
+      <w:startOverride w:val="1"/>
+    </w:lvlOverride>
+    <w:lvlOverride w:ilvl="4">
+      <w:startOverride w:val="1"/>
+    </w:lvlOverride>
+    <w:lvlOverride w:ilvl="5">
+      <w:startOverride w:val="1"/>
+    </w:lvlOverride>
+    <w:lvlOverride w:ilvl="6">
+      <w:startOverride w:val="1"/>
+    </w:lvlOverride>
+    <w:lvlOverride w:ilvl="7">
+      <w:startOverride w:val="1"/>
+    </w:lvlOverride>
+    <w:lvlOverride w:ilvl="8">
+      <w:startOverride w:val="1"/>
+    </w:lvlOverride>
+  </w:num>
+  <w:num w:numId="1032">
+    <w:abstractNumId w:val="99411"/>
+    <w:lvlOverride w:ilvl="0">
+      <w:startOverride w:val="1"/>
+    </w:lvlOverride>
+    <w:lvlOverride w:ilvl="1">
+      <w:startOverride w:val="1"/>
+    </w:lvlOverride>
+    <w:lvlOverride w:ilvl="2">
+      <w:startOverride w:val="1"/>
+    </w:lvlOverride>
+    <w:lvlOverride w:ilvl="3">
+      <w:startOverride w:val="1"/>
+    </w:lvlOverride>
+    <w:lvlOverride w:ilvl="4">
+      <w:startOverride w:val="1"/>
+    </w:lvlOverride>
+    <w:lvlOverride w:ilvl="5">
+      <w:startOverride w:val="1"/>
+    </w:lvlOverride>
+    <w:lvlOverride w:ilvl="6">
+      <w:startOverride w:val="1"/>
+    </w:lvlOverride>
+    <w:lvlOverride w:ilvl="7">
+      <w:startOverride w:val="1"/>
+    </w:lvlOverride>
+    <w:lvlOverride w:ilvl="8">
+      <w:startOverride w:val="1"/>
+    </w:lvlOverride>
+  </w:num>
+  <w:num w:numId="1033">
     <w:abstractNumId w:val="991"/>
   </w:num>
-  <w:num w:numId="1032">
+  <w:num w:numId="1034">
     <w:abstractNumId w:val="991"/>
   </w:num>
-  <w:num w:numId="1033">
+  <w:num w:numId="1035">
     <w:abstractNumId w:val="99411"/>
     <w:lvlOverride w:ilvl="0">
       <w:startOverride w:val="1"/>
@@ -10674,12 +11363,6 @@
     <w:lvlOverride w:ilvl="8">
       <w:startOverride w:val="1"/>
     </w:lvlOverride>
-  </w:num>
-  <w:num w:numId="1034">
-    <w:abstractNumId w:val="992"/>
-  </w:num>
-  <w:num w:numId="1035">
-    <w:abstractNumId w:val="992"/>
   </w:num>
   <w:num w:numId="1036">
     <w:abstractNumId w:val="992"/>
@@ -10772,6 +11455,36 @@
     <w:abstractNumId w:val="992"/>
   </w:num>
   <w:num w:numId="1066">
+    <w:abstractNumId w:val="992"/>
+  </w:num>
+  <w:num w:numId="1067">
+    <w:abstractNumId w:val="992"/>
+  </w:num>
+  <w:num w:numId="1068">
+    <w:abstractNumId w:val="992"/>
+  </w:num>
+  <w:num w:numId="1069">
+    <w:abstractNumId w:val="992"/>
+  </w:num>
+  <w:num w:numId="1070">
+    <w:abstractNumId w:val="992"/>
+  </w:num>
+  <w:num w:numId="1071">
+    <w:abstractNumId w:val="992"/>
+  </w:num>
+  <w:num w:numId="1072">
+    <w:abstractNumId w:val="992"/>
+  </w:num>
+  <w:num w:numId="1073">
+    <w:abstractNumId w:val="992"/>
+  </w:num>
+  <w:num w:numId="1074">
+    <w:abstractNumId w:val="992"/>
+  </w:num>
+  <w:num w:numId="1075">
+    <w:abstractNumId w:val="992"/>
+  </w:num>
+  <w:num w:numId="1076">
     <w:abstractNumId w:val="99411"/>
     <w:lvlOverride w:ilvl="0">
       <w:startOverride w:val="1"/>
@@ -10801,7 +11514,7 @@
       <w:startOverride w:val="1"/>
     </w:lvlOverride>
   </w:num>
-  <w:num w:numId="1067">
+  <w:num w:numId="1077">
     <w:abstractNumId w:val="99411"/>
     <w:lvlOverride w:ilvl="0">
       <w:startOverride w:val="1"/>
@@ -10831,7 +11544,7 @@
       <w:startOverride w:val="1"/>
     </w:lvlOverride>
   </w:num>
-  <w:num w:numId="1068">
+  <w:num w:numId="1078">
     <w:abstractNumId w:val="99411"/>
     <w:lvlOverride w:ilvl="0">
       <w:startOverride w:val="1"/>
@@ -10861,7 +11574,7 @@
       <w:startOverride w:val="1"/>
     </w:lvlOverride>
   </w:num>
-  <w:num w:numId="1069">
+  <w:num w:numId="1079">
     <w:abstractNumId w:val="99411"/>
     <w:lvlOverride w:ilvl="0">
       <w:startOverride w:val="1"/>
@@ -10891,7 +11604,7 @@
       <w:startOverride w:val="1"/>
     </w:lvlOverride>
   </w:num>
-  <w:num w:numId="1070">
+  <w:num w:numId="1080">
     <w:abstractNumId w:val="99411"/>
     <w:lvlOverride w:ilvl="0">
       <w:startOverride w:val="1"/>
@@ -10921,13 +11634,13 @@
       <w:startOverride w:val="1"/>
     </w:lvlOverride>
   </w:num>
-  <w:num w:numId="1071">
+  <w:num w:numId="1081">
     <w:abstractNumId w:val="991"/>
   </w:num>
-  <w:num w:numId="1072">
+  <w:num w:numId="1082">
     <w:abstractNumId w:val="991"/>
   </w:num>
-  <w:num w:numId="1073">
+  <w:num w:numId="1083">
     <w:abstractNumId w:val="99411"/>
     <w:lvlOverride w:ilvl="0">
       <w:startOverride w:val="1"/>
